--- a/Science Books/QED Course/Lesson 83 Feynman Rules from the Path Integral.docx
+++ b/Science Books/QED Course/Lesson 83 Feynman Rules from the Path Integral.docx
@@ -58,7 +58,7 @@
     </w:p>
     <w:p>
       <w:pPr>
-        <w:pStyle w:val="Heading1"/>
+        <w:pStyle w:val="Heading2"/>
       </w:pPr>
       <w:r>
         <w:t>How to use this lesson</w:t>
@@ -66,12 +66,12 @@
     </w:p>
     <w:p>
       <w:r>
-        <w:t>Lesson 49 derived Feynman rules from the Dyson series. This lesson derives the same rules from Z=∫Dφ e^{iS_0} e^{iS_int}. Expect four to six hours. The point is the match, not a new process. Each power of S_int brings vertices. Each Gaussian contraction brings a propagator. Uncontracted fields at infinity become external spinors and polarizations, Lesson 48. The combinatorics of 1/n! versus the number of ways to assign vertices reproduces Lesson 49's cancellation of 1/2! against two equivalent assignments. Nothing in Compton scattering's amplitude changes.</w:t>
+        <w:t>Lesson 49 derived Feynman rules from the Dyson series. This lesson derives the same rules from Z=∫Dφ e^{iS_0} e^{iS_int}. The point is the match, not a new process. Expect four to six hours.</w:t>
       </w:r>
     </w:p>
     <w:p>
       <w:pPr>
-        <w:pStyle w:val="Heading2"/>
+        <w:pStyle w:val="Heading3"/>
       </w:pPr>
       <w:r>
         <w:t>Learning objectives</w:t>
@@ -90,7 +90,7 @@
         <w:pStyle w:val="ListBullet"/>
       </w:pPr>
       <w:r>
-        <w:t>Contract fields in pairs using the free propagator (Wick / Gaussian).</w:t>
+        <w:t>Contract fields in pairs using the free Gaussian (Wick).</w:t>
       </w:r>
     </w:p>
     <w:p>
@@ -98,7 +98,7 @@
         <w:pStyle w:val="ListBullet"/>
       </w:pPr>
       <w:r>
-        <w:t>Read ieγ^μ off S_int=e ψ̄γ^μψ A_μ.</w:t>
+        <w:t>Read +ieγ^μ off S_int=e ψ̄γ^μψ A_μ, matching Lesson 44.</w:t>
       </w:r>
     </w:p>
     <w:p>
@@ -111,7 +111,7 @@
     </w:p>
     <w:p>
       <w:pPr>
-        <w:pStyle w:val="Heading2"/>
+        <w:pStyle w:val="Heading3"/>
       </w:pPr>
       <w:r>
         <w:t>Notation and conventions</w:t>
@@ -190,7 +190,7 @@
           </w:tcPr>
           <w:p>
             <w:r>
-              <w:t>e^{iS_int}</w:t>
+              <w:t>S_0</w:t>
             </w:r>
           </w:p>
         </w:tc>
@@ -207,7 +207,7 @@
           </w:tcPr>
           <w:p>
             <w:r>
-              <w:t>e^{iS_int} expansion</w:t>
+              <w:t>Free action, quadratic in the fields</w:t>
             </w:r>
           </w:p>
         </w:tc>
@@ -227,7 +227,7 @@
           </w:tcPr>
           <w:p>
             <w:r>
-              <w:t>Wick</w:t>
+              <w:t>S_int</w:t>
             </w:r>
           </w:p>
         </w:tc>
@@ -245,7 +245,7 @@
           </w:tcPr>
           <w:p>
             <w:r>
-              <w:t>Wick contractions</w:t>
+              <w:t>∫ e ψ̄γ^μ ψ A_μ, the interaction of Lesson 41</w:t>
             </w:r>
           </w:p>
         </w:tc>
@@ -264,7 +264,7 @@
           </w:tcPr>
           <w:p>
             <w:r>
-              <w:t>same</w:t>
+              <w:t>Wick</w:t>
             </w:r>
           </w:p>
         </w:tc>
@@ -281,7 +281,7 @@
           </w:tcPr>
           <w:p>
             <w:r>
-              <w:t>same rules as Lesson 49</w:t>
+              <w:t>Pairwise contraction against the free Gaussian</w:t>
             </w:r>
           </w:p>
         </w:tc>
@@ -289,72 +289,346 @@
     </w:tbl>
     <w:p>
       <w:pPr>
-        <w:pStyle w:val="Heading1"/>
+        <w:pStyle w:val="Heading2"/>
       </w:pPr>
       <w:r>
-        <w:t>1 The physical point</w:t>
+        <w:t>1 Expansion</w:t>
+      </w:r>
+    </w:p>
+    <w:p>
+      <w:pPr>
+        <w:spacing w:before="100" w:after="160"/>
+        <w:jc w:val="center"/>
+      </w:pPr>
+      <m:oMathPara>
+        <m:oMath>
+          <m:r>
+            <m:t xml:space="preserve">Z</m:t>
+          </m:r>
+          <m:r>
+            <m:t xml:space="preserve">=</m:t>
+          </m:r>
+          <m:r>
+            <m:t xml:space="preserve">∫</m:t>
+          </m:r>
+          <m:r>
+            <m:t xml:space="preserve">Dψ</m:t>
+          </m:r>
+          <m:r>
+            <m:t xml:space="preserve">Dψ̄</m:t>
+          </m:r>
+          <m:r>
+            <m:t xml:space="preserve">DA</m:t>
+          </m:r>
+          <m:sSup>
+            <m:e>
+              <m:r>
+                <m:t xml:space="preserve">e</m:t>
+              </m:r>
+            </m:e>
+            <m:sup>
+              <m:r>
+                <m:t xml:space="preserve">i</m:t>
+              </m:r>
+              <m:sSub>
+                <m:e>
+                  <m:r>
+                    <m:t xml:space="preserve">S</m:t>
+                  </m:r>
+                </m:e>
+                <m:sub>
+                  <m:r>
+                    <m:t xml:space="preserve">0</m:t>
+                  </m:r>
+                </m:sub>
+              </m:sSub>
+            </m:sup>
+          </m:sSup>
+          <m:sSup>
+            <m:e>
+              <m:r>
+                <m:t xml:space="preserve">e</m:t>
+              </m:r>
+            </m:e>
+            <m:sup>
+              <m:r>
+                <m:t xml:space="preserve">i</m:t>
+              </m:r>
+              <m:sSub>
+                <m:e>
+                  <m:r>
+                    <m:t xml:space="preserve">S</m:t>
+                  </m:r>
+                </m:e>
+                <m:sub>
+                  <m:r>
+                    <m:t xml:space="preserve">int</m:t>
+                  </m:r>
+                </m:sub>
+              </m:sSub>
+            </m:sup>
+          </m:sSup>
+          <m:r>
+            <m:t xml:space="preserve">=</m:t>
+          </m:r>
+          <m:sSub>
+            <m:e>
+              <m:r>
+                <m:t xml:space="preserve">Z</m:t>
+              </m:r>
+            </m:e>
+            <m:sub>
+              <m:r>
+                <m:t xml:space="preserve">0</m:t>
+              </m:r>
+            </m:sub>
+          </m:sSub>
+          <m:r>
+            <m:t xml:space="preserve">⟨</m:t>
+          </m:r>
+          <m:sSup>
+            <m:e>
+              <m:r>
+                <m:t xml:space="preserve">e</m:t>
+              </m:r>
+            </m:e>
+            <m:sup>
+              <m:r>
+                <m:t xml:space="preserve">i</m:t>
+              </m:r>
+              <m:sSub>
+                <m:e>
+                  <m:r>
+                    <m:t xml:space="preserve">S</m:t>
+                  </m:r>
+                </m:e>
+                <m:sub>
+                  <m:r>
+                    <m:t xml:space="preserve">int</m:t>
+                  </m:r>
+                </m:sub>
+              </m:sSub>
+            </m:sup>
+          </m:sSup>
+          <m:sSub>
+            <m:e>
+              <m:r>
+                <m:t xml:space="preserve">⟩</m:t>
+              </m:r>
+            </m:e>
+            <m:sub>
+              <m:r>
+                <m:t xml:space="preserve">0</m:t>
+              </m:r>
+            </m:sub>
+          </m:sSub>
+        </m:oMath>
+      </m:oMathPara>
+    </w:p>
+    <w:p>
+      <w:pPr>
+        <w:spacing w:before="100" w:after="160"/>
+        <w:jc w:val="center"/>
+      </w:pPr>
+      <m:oMathPara>
+        <m:oMath>
+          <m:sSup>
+            <m:e>
+              <m:r>
+                <m:t xml:space="preserve">e</m:t>
+              </m:r>
+            </m:e>
+            <m:sup>
+              <m:r>
+                <m:t xml:space="preserve">i</m:t>
+              </m:r>
+              <m:sSub>
+                <m:e>
+                  <m:r>
+                    <m:t xml:space="preserve">S</m:t>
+                  </m:r>
+                </m:e>
+                <m:sub>
+                  <m:r>
+                    <m:t xml:space="preserve">int</m:t>
+                  </m:r>
+                </m:sub>
+              </m:sSub>
+            </m:sup>
+          </m:sSup>
+          <m:r>
+            <m:t xml:space="preserve">=</m:t>
+          </m:r>
+          <m:r>
+            <m:t xml:space="preserve">1</m:t>
+          </m:r>
+          <m:r>
+            <m:t xml:space="preserve">+</m:t>
+          </m:r>
+          <m:r>
+            <m:t xml:space="preserve">i</m:t>
+          </m:r>
+          <m:sSub>
+            <m:e>
+              <m:r>
+                <m:t xml:space="preserve">S</m:t>
+              </m:r>
+            </m:e>
+            <m:sub>
+              <m:r>
+                <m:t xml:space="preserve">int</m:t>
+              </m:r>
+            </m:sub>
+          </m:sSub>
+          <m:r>
+            <m:t xml:space="preserve">+</m:t>
+          </m:r>
+          <m:f>
+            <m:num>
+              <m:sSup>
+                <m:e>
+                  <m:r>
+                    <m:t xml:space="preserve">i</m:t>
+                  </m:r>
+                  <m:sSub>
+                    <m:e>
+                      <m:r>
+                        <m:t xml:space="preserve">S</m:t>
+                      </m:r>
+                    </m:e>
+                    <m:sub>
+                      <m:r>
+                        <m:t xml:space="preserve">int</m:t>
+                      </m:r>
+                    </m:sub>
+                  </m:sSub>
+                </m:e>
+                <m:sup>
+                  <m:r>
+                    <m:t xml:space="preserve">2</m:t>
+                  </m:r>
+                </m:sup>
+              </m:sSup>
+            </m:num>
+            <m:den>
+              <m:r>
+                <m:t xml:space="preserve">2!</m:t>
+              </m:r>
+            </m:den>
+          </m:f>
+          <m:r>
+            <m:t xml:space="preserve">+</m:t>
+          </m:r>
+          <m:r>
+            <m:t xml:space="preserve">⋯</m:t>
+          </m:r>
+        </m:oMath>
+      </m:oMathPara>
+    </w:p>
+    <w:p>
+      <w:r>
+        <w:t>Each S_int inserts one vertex e ψ̄γ^μψ A_μ at a spacetime point. n vertices come with 1/n!, which will cancel against the n! ways of assigning the n identical vertex factors to n points, exactly as in Lesson 49.</w:t>
+      </w:r>
+    </w:p>
+    <w:p>
+      <w:pPr>
+        <w:pStyle w:val="Heading2"/>
+      </w:pPr>
+      <w:r>
+        <w:t>2 Contractions</w:t>
       </w:r>
     </w:p>
     <w:p>
       <w:r>
-        <w:t>Lesson 49 derived Feynman rules from the Dyson series. This lesson derives the same rules from Z=∫Dφ e^{iS_0} e^{iS_int}. Expect four to six hours. The point is the match, not a new process. Each power of S_int brings vertices. Each Gaussian contraction brings a propagator. Uncontracted fields at infinity become external spinors and polarizations, Lesson 48. The combinatorics of 1/n! versus the number of ways to assign vertices reproduces Lesson 49's cancellation of 1/2! against two equivalent assignments. Nothing in Compton scattering's amplitude changes.</w:t>
+        <w:t>The free expectation ⟨…⟩_0 is Gaussian. Wick's theorem pairs every ψ with a ψ̄ into S_F and every A with an A into D_μν. Unpaired fields at infinity, after Fourier transform and amputation, become the external spinors and polarizations of Lesson 51.</w:t>
       </w:r>
     </w:p>
     <w:p>
       <w:pPr>
-        <w:pStyle w:val="Heading3"/>
+        <w:spacing w:before="160" w:after="160"/>
+        <w:jc w:val="center"/>
       </w:pPr>
       <w:r>
+        <w:rPr>
+          <w:rFonts w:ascii="Consolas" w:hAnsi="Consolas" w:cs="Consolas" w:eastAsia="Consolas"/>
+          <w:sz w:val="20"/>
+        </w:rPr>
+        <w:t xml:space="preserve"> e⁻ ----*---- e⁻         vertex from one S_int</w:t>
+      </w:r>
+      <w:r>
+        <w:rPr>
+          <w:rFonts w:ascii="Consolas" w:hAnsi="Consolas" w:cs="Consolas" w:eastAsia="Consolas"/>
+          <w:sz w:val="20"/>
+        </w:rPr>
+        <w:br/>
+        <w:t xml:space="preserve">        |</w:t>
+      </w:r>
+      <w:r>
+        <w:rPr>
+          <w:rFonts w:ascii="Consolas" w:hAnsi="Consolas" w:cs="Consolas" w:eastAsia="Consolas"/>
+          <w:sz w:val="20"/>
+        </w:rPr>
+        <w:br/>
+        <w:t xml:space="preserve">        γ                 A_μ contracted with an external photon</w:t>
+      </w:r>
+    </w:p>
+    <w:p>
+      <w:r>
+        <w:rPr>
+          <w:b/>
+          <w:i/>
+        </w:rPr>
         <w:t>Worked example 1</w:t>
       </w:r>
     </w:p>
     <w:p>
       <w:r>
-        <w:t>State the central relation of this lesson in one sentence and name the earlier lesson it uses. Each power of S_int brings vertices.</w:t>
+        <w:t>Where is the vertex +ieγ^μ? From iS_int=i∫e ψ̄γ^μψ A_μ. Fourier transform converts the spacetime integral into a vertex factor, and the i from iS_int together with the i-counting of the three propagators attached in a typical diagram reproduces Lesson 44's +ieγ^μ, including the sign that Lesson 44 checked.</w:t>
       </w:r>
     </w:p>
     <w:p>
       <w:pPr>
-        <w:pStyle w:val="Heading1"/>
+        <w:pStyle w:val="Heading2"/>
       </w:pPr>
       <w:r>
-        <w:t>2 Development</w:t>
+        <w:t>3 The fermion minus sign</w:t>
       </w:r>
     </w:p>
     <w:p>
       <w:r>
-        <w:t>Start from the objects already in hand. Separate a definition from a derived consequence. Evaluate a limit (low energy, on-shell, or μ→μ₀) as a check. Then name what is still incomplete.</w:t>
+        <w:t>A closed chain of ψ–ψ̄ contractions is a trace over a product of S_F's. Because ψ is Grassmann, swapping the last ψ̄ back next to the first ψ to close the trace produces a minus sign. The same minus multiplies Lesson 62's vacuum-polarization loop. Boson loops have no such minus.</w:t>
       </w:r>
     </w:p>
     <w:p>
       <w:pPr>
-        <w:pStyle w:val="Heading3"/>
+        <w:pStyle w:val="Heading2"/>
       </w:pPr>
       <w:r>
+        <w:t>4 Combinatorics, unchanged</w:t>
+      </w:r>
+    </w:p>
+    <w:p>
+      <w:r>
+        <w:t>Two vertices, two photons, two electrons: Compton scattering. The 1/2! in the expansion is cancelled by the two ways of assigning the two vertices, leaving the two diagrams of Lesson 56 with a plus sign between them. Nothing in (1/4)Σ|ℳ|²=−2e⁴(s/u+u/s) changes.</w:t>
+      </w:r>
+    </w:p>
+    <w:p>
+      <w:r>
+        <w:rPr>
+          <w:b/>
+          <w:i/>
+        </w:rPr>
         <w:t>Worked example 2</w:t>
       </w:r>
     </w:p>
     <w:p>
       <w:r>
-        <w:t>Identify which step is a definition, which is a physical assumption, and which is algebra, using this lesson's core relation.</w:t>
+        <w:t>Does the path integral decide the relative sign of Møller's two diagrams? Yes: exchanging two identical external electrons is a Grassmann swap, producing the minus of Lesson 54. The path integral and the operator Dyson series agree because they compute the same Z.</w:t>
       </w:r>
     </w:p>
     <w:p>
       <w:pPr>
-        <w:pStyle w:val="Heading1"/>
-      </w:pPr>
-      <w:r>
-        <w:t>3 What is not being claimed</w:t>
-      </w:r>
-    </w:p>
-    <w:p>
-      <w:r>
-        <w:t>This lesson does not replace a numerical computer algebra evaluation of every integral it names. It does state a checkable relation, a limit, and the connection to a previous derivation in this course.</w:t>
-      </w:r>
-    </w:p>
-    <w:p>
-      <w:pPr>
-        <w:pStyle w:val="Heading1"/>
+        <w:pStyle w:val="Heading2"/>
       </w:pPr>
       <w:r>
         <w:t>Connections to QED</w:t>
@@ -450,7 +724,7 @@
           </w:tcPr>
           <w:p>
             <w:r>
-              <w:t>Used in later precision or formal chapters</w:t>
+              <w:t>Vertices of Lesson 49</w:t>
             </w:r>
           </w:p>
         </w:tc>
@@ -470,7 +744,7 @@
           </w:tcPr>
           <w:p>
             <w:r>
-              <w:t>Wick contractions</w:t>
+              <w:t>Wick pairings</w:t>
             </w:r>
           </w:p>
         </w:tc>
@@ -488,7 +762,43 @@
           </w:tcPr>
           <w:p>
             <w:r>
-              <w:t>Organizes the present calculation</w:t>
+              <w:t>Propagators of Lessons 45–47</w:t>
+            </w:r>
+          </w:p>
+        </w:tc>
+      </w:tr>
+      <w:tr>
+        <w:tc>
+          <w:tcPr>
+            <w:tcW w:type="dxa" w:w="3264"/>
+            <w:vAlign w:val="center"/>
+            <w:tcMar>
+              <w:top w:w="100" w:type="dxa"/>
+              <w:start w:w="100" w:type="dxa"/>
+              <w:bottom w:w="100" w:type="dxa"/>
+              <w:end w:w="100" w:type="dxa"/>
+            </w:tcMar>
+          </w:tcPr>
+          <w:p>
+            <w:r>
+              <w:t>Grassmann minus</w:t>
+            </w:r>
+          </w:p>
+        </w:tc>
+        <w:tc>
+          <w:tcPr>
+            <w:tcW w:type="dxa" w:w="6528"/>
+            <w:vAlign w:val="center"/>
+            <w:tcMar>
+              <w:top w:w="100" w:type="dxa"/>
+              <w:start w:w="100" w:type="dxa"/>
+              <w:bottom w:w="100" w:type="dxa"/>
+              <w:end w:w="100" w:type="dxa"/>
+            </w:tcMar>
+          </w:tcPr>
+          <w:p>
+            <w:r>
+              <w:t>Closed fermion loops, Lesson 62</w:t>
             </w:r>
           </w:p>
         </w:tc>
@@ -496,7 +806,7 @@
     </w:tbl>
     <w:p>
       <w:pPr>
-        <w:pStyle w:val="Heading1"/>
+        <w:pStyle w:val="Heading2"/>
       </w:pPr>
       <w:r>
         <w:t>Summary</w:t>
@@ -511,7 +821,7 @@
         </w:numPr>
       </w:pPr>
       <w:r>
-        <w:t>Lesson 49 derived Feynman rules from the Dyson series.</w:t>
+        <w:t>Z=Z_0 ⟨e^{iS_int}⟩_0 expands in the coupling.</w:t>
       </w:r>
     </w:p>
     <w:p>
@@ -523,7 +833,7 @@
         </w:numPr>
       </w:pPr>
       <w:r>
-        <w:t>The core relation is stated and checked in a limit.</w:t>
+        <w:t>Gaussian contractions supply propagators.</w:t>
       </w:r>
     </w:p>
     <w:p>
@@ -535,12 +845,36 @@
         </w:numPr>
       </w:pPr>
       <w:r>
-        <w:t>Earlier lessons supply the ingredients; this lesson supplies the interpretation.</w:t>
+        <w:t>Each S_int supplies +ieγ^μ.</w:t>
       </w:r>
     </w:p>
     <w:p>
       <w:pPr>
-        <w:pStyle w:val="Heading1"/>
+        <w:pStyle w:val="ListNumber"/>
+        <w:numPr>
+          <w:ilvl w:val="0"/>
+          <w:numId w:val="10"/>
+        </w:numPr>
+      </w:pPr>
+      <w:r>
+        <w:t>Closed fermion loops supply a minus.</w:t>
+      </w:r>
+    </w:p>
+    <w:p>
+      <w:pPr>
+        <w:pStyle w:val="ListNumber"/>
+        <w:numPr>
+          <w:ilvl w:val="0"/>
+          <w:numId w:val="10"/>
+        </w:numPr>
+      </w:pPr>
+      <w:r>
+        <w:t>The Feynman rules, and every Part VIII amplitude, are unchanged.</w:t>
+      </w:r>
+    </w:p>
+    <w:p>
+      <w:pPr>
+        <w:pStyle w:val="Heading2"/>
       </w:pPr>
       <w:r>
         <w:t>Exercises</w:t>
@@ -636,7 +970,7 @@
           </w:tcPr>
           <w:p>
             <w:r>
-              <w:t>State the core relation without looking.</w:t>
+              <w:t>Write Z as a free expectation of e^{iS_int}.</w:t>
             </w:r>
           </w:p>
         </w:tc>
@@ -674,7 +1008,7 @@
           </w:tcPr>
           <w:p>
             <w:r>
-              <w:t>Name the earlier lesson that supplies the main ingredient.</w:t>
+              <w:t>Expand to first order and identify the vertex.</w:t>
             </w:r>
           </w:p>
         </w:tc>
@@ -710,7 +1044,7 @@
           </w:tcPr>
           <w:p>
             <w:r>
-              <w:t>Check a special case or limit of the relation.</w:t>
+              <w:t>Why does 1/n! cancel?</w:t>
             </w:r>
           </w:p>
         </w:tc>
@@ -748,7 +1082,7 @@
           </w:tcPr>
           <w:p>
             <w:r>
-              <w:t>Identify one convention that would change intermediate signs but not the observable.</w:t>
+              <w:t>Wick-contract two A's in ⟨A_μ(x)A_ν(y)⟩_0.</w:t>
             </w:r>
           </w:p>
         </w:tc>
@@ -784,7 +1118,7 @@
           </w:tcPr>
           <w:p>
             <w:r>
-              <w:t>Write the mass dimension of each new symbol.</w:t>
+              <w:t>Origin of the closed-loop minus sign.</w:t>
             </w:r>
           </w:p>
         </w:tc>
@@ -822,7 +1156,7 @@
           </w:tcPr>
           <w:p>
             <w:r>
-              <w:t>Explain, in one sentence, what would go wrong if the main assumption were dropped.</w:t>
+              <w:t>Relative sign of Compton's two diagrams in this language.</w:t>
             </w:r>
           </w:p>
         </w:tc>
@@ -858,7 +1192,7 @@
           </w:tcPr>
           <w:p>
             <w:r>
-              <w:t>Connect this result to a tree-level process in Part VIII.</w:t>
+              <w:t>Relative sign of Møller's two diagrams.</w:t>
             </w:r>
           </w:p>
         </w:tc>
@@ -896,7 +1230,7 @@
           </w:tcPr>
           <w:p>
             <w:r>
-              <w:t>Connect this result to a loop in Part IX.</w:t>
+              <w:t>Does this derivation need gauge fixing?</w:t>
             </w:r>
           </w:p>
         </w:tc>
@@ -932,7 +1266,7 @@
           </w:tcPr>
           <w:p>
             <w:r>
-              <w:t>Is the result ultraviolet, infrared, or finite? Justify.</w:t>
+              <w:t>Recover the Feynman-gauge photon propagator from the photon Gaussian.</w:t>
             </w:r>
           </w:p>
         </w:tc>
@@ -970,229 +1304,7 @@
           </w:tcPr>
           <w:p>
             <w:r>
-              <w:t>Quote a number, a sign, or a functional form from the lesson.</w:t>
-            </w:r>
-          </w:p>
-        </w:tc>
-      </w:tr>
-      <w:tr>
-        <w:tc>
-          <w:tcPr>
-            <w:tcW w:type="dxa" w:w="720"/>
-            <w:vAlign w:val="center"/>
-            <w:tcMar>
-              <w:top w:w="100" w:type="dxa"/>
-              <w:start w:w="100" w:type="dxa"/>
-              <w:bottom w:w="100" w:type="dxa"/>
-              <w:end w:w="100" w:type="dxa"/>
-            </w:tcMar>
-          </w:tcPr>
-          <w:p>
-            <w:r>
-              <w:t>11</w:t>
-            </w:r>
-          </w:p>
-        </w:tc>
-        <w:tc>
-          <w:tcPr>
-            <w:tcW w:type="dxa" w:w="9072"/>
-            <w:vAlign w:val="center"/>
-            <w:tcMar>
-              <w:top w:w="100" w:type="dxa"/>
-              <w:start w:w="100" w:type="dxa"/>
-              <w:bottom w:w="100" w:type="dxa"/>
-              <w:end w:w="100" w:type="dxa"/>
-            </w:tcMar>
-          </w:tcPr>
-          <w:p>
-            <w:r>
-              <w:t>What measurement would test this?</w:t>
-            </w:r>
-          </w:p>
-        </w:tc>
-      </w:tr>
-      <w:tr>
-        <w:tc>
-          <w:tcPr>
-            <w:tcW w:type="dxa" w:w="720"/>
-            <w:vAlign w:val="center"/>
-            <w:shd w:fill="EAF2F8"/>
-            <w:tcMar>
-              <w:top w:w="100" w:type="dxa"/>
-              <w:start w:w="100" w:type="dxa"/>
-              <w:bottom w:w="100" w:type="dxa"/>
-              <w:end w:w="100" w:type="dxa"/>
-            </w:tcMar>
-          </w:tcPr>
-          <w:p>
-            <w:r>
-              <w:t>12</w:t>
-            </w:r>
-          </w:p>
-        </w:tc>
-        <w:tc>
-          <w:tcPr>
-            <w:tcW w:type="dxa" w:w="9072"/>
-            <w:vAlign w:val="center"/>
-            <w:shd w:fill="EAF2F8"/>
-            <w:tcMar>
-              <w:top w:w="100" w:type="dxa"/>
-              <w:start w:w="100" w:type="dxa"/>
-              <w:bottom w:w="100" w:type="dxa"/>
-              <w:end w:w="100" w:type="dxa"/>
-            </w:tcMar>
-          </w:tcPr>
-          <w:p>
-            <w:r>
-              <w:t>What does this lesson explicitly not compute?</w:t>
-            </w:r>
-          </w:p>
-        </w:tc>
-      </w:tr>
-      <w:tr>
-        <w:tc>
-          <w:tcPr>
-            <w:tcW w:type="dxa" w:w="720"/>
-            <w:vAlign w:val="center"/>
-            <w:tcMar>
-              <w:top w:w="100" w:type="dxa"/>
-              <w:start w:w="100" w:type="dxa"/>
-              <w:bottom w:w="100" w:type="dxa"/>
-              <w:end w:w="100" w:type="dxa"/>
-            </w:tcMar>
-          </w:tcPr>
-          <w:p>
-            <w:r>
-              <w:t>13</w:t>
-            </w:r>
-          </w:p>
-        </w:tc>
-        <w:tc>
-          <w:tcPr>
-            <w:tcW w:type="dxa" w:w="9072"/>
-            <w:vAlign w:val="center"/>
-            <w:tcMar>
-              <w:top w:w="100" w:type="dxa"/>
-              <w:start w:w="100" w:type="dxa"/>
-              <w:bottom w:w="100" w:type="dxa"/>
-              <w:end w:w="100" w:type="dxa"/>
-            </w:tcMar>
-          </w:tcPr>
-          <w:p>
-            <w:r>
-              <w:t>Write a one-line Feynman-diagram description of the effect.</w:t>
-            </w:r>
-          </w:p>
-        </w:tc>
-      </w:tr>
-      <w:tr>
-        <w:tc>
-          <w:tcPr>
-            <w:tcW w:type="dxa" w:w="720"/>
-            <w:vAlign w:val="center"/>
-            <w:shd w:fill="EAF2F8"/>
-            <w:tcMar>
-              <w:top w:w="100" w:type="dxa"/>
-              <w:start w:w="100" w:type="dxa"/>
-              <w:bottom w:w="100" w:type="dxa"/>
-              <w:end w:w="100" w:type="dxa"/>
-            </w:tcMar>
-          </w:tcPr>
-          <w:p>
-            <w:r>
-              <w:t>14</w:t>
-            </w:r>
-          </w:p>
-        </w:tc>
-        <w:tc>
-          <w:tcPr>
-            <w:tcW w:type="dxa" w:w="9072"/>
-            <w:vAlign w:val="center"/>
-            <w:shd w:fill="EAF2F8"/>
-            <w:tcMar>
-              <w:top w:w="100" w:type="dxa"/>
-              <w:start w:w="100" w:type="dxa"/>
-              <w:bottom w:w="100" w:type="dxa"/>
-              <w:end w:w="100" w:type="dxa"/>
-            </w:tcMar>
-          </w:tcPr>
-          <w:p>
-            <w:r>
-              <w:t>Restate the result in the notation of Lesson 41's Lagrangian if possible.</w:t>
-            </w:r>
-          </w:p>
-        </w:tc>
-      </w:tr>
-      <w:tr>
-        <w:tc>
-          <w:tcPr>
-            <w:tcW w:type="dxa" w:w="720"/>
-            <w:vAlign w:val="center"/>
-            <w:tcMar>
-              <w:top w:w="100" w:type="dxa"/>
-              <w:start w:w="100" w:type="dxa"/>
-              <w:bottom w:w="100" w:type="dxa"/>
-              <w:end w:w="100" w:type="dxa"/>
-            </w:tcMar>
-          </w:tcPr>
-          <w:p>
-            <w:r>
-              <w:t>15</w:t>
-            </w:r>
-          </w:p>
-        </w:tc>
-        <w:tc>
-          <w:tcPr>
-            <w:tcW w:type="dxa" w:w="9072"/>
-            <w:vAlign w:val="center"/>
-            <w:tcMar>
-              <w:top w:w="100" w:type="dxa"/>
-              <w:start w:w="100" w:type="dxa"/>
-              <w:bottom w:w="100" w:type="dxa"/>
-              <w:end w:w="100" w:type="dxa"/>
-            </w:tcMar>
-          </w:tcPr>
-          <w:p>
-            <w:r>
-              <w:t>Give a wrong statement a reader might walk away with, and correct it.</w:t>
-            </w:r>
-          </w:p>
-        </w:tc>
-      </w:tr>
-      <w:tr>
-        <w:tc>
-          <w:tcPr>
-            <w:tcW w:type="dxa" w:w="720"/>
-            <w:vAlign w:val="center"/>
-            <w:shd w:fill="EAF2F8"/>
-            <w:tcMar>
-              <w:top w:w="100" w:type="dxa"/>
-              <w:start w:w="100" w:type="dxa"/>
-              <w:bottom w:w="100" w:type="dxa"/>
-              <w:end w:w="100" w:type="dxa"/>
-            </w:tcMar>
-          </w:tcPr>
-          <w:p>
-            <w:r>
-              <w:t>16</w:t>
-            </w:r>
-          </w:p>
-        </w:tc>
-        <w:tc>
-          <w:tcPr>
-            <w:tcW w:type="dxa" w:w="9072"/>
-            <w:vAlign w:val="center"/>
-            <w:shd w:fill="EAF2F8"/>
-            <w:tcMar>
-              <w:top w:w="100" w:type="dxa"/>
-              <w:start w:w="100" w:type="dxa"/>
-              <w:bottom w:w="100" w:type="dxa"/>
-              <w:end w:w="100" w:type="dxa"/>
-            </w:tcMar>
-          </w:tcPr>
-          <w:p>
-            <w:r>
-              <w:t>Challenge: sketch the next correction beyond this lesson's order.</w:t>
+              <w:t>Challenge: show that the 1/2! for two identical vertices in vacuum polarization is cancelled by one factor of 2, leaving the 1/2 that is sometimes written in front of a photon loop, while the fermion loop of Lesson 62 has no 1/2 because the two vertices are distinguished by the directed fermion line.</w:t>
             </w:r>
           </w:p>
         </w:tc>
@@ -1200,7 +1312,7 @@
     </w:tbl>
     <w:p>
       <w:pPr>
-        <w:pStyle w:val="Heading1"/>
+        <w:pStyle w:val="Heading2"/>
       </w:pPr>
       <w:r>
         <w:t>Solutions</w:t>
@@ -1217,7 +1329,7 @@
         <w:t xml:space="preserve"> </w:t>
       </w:r>
       <w:r>
-        <w:t>See the displayed relation in Section 1.</w:t>
+        <w:t>Z=Z_0 ⟨e^{iS_int}⟩_0.</w:t>
       </w:r>
     </w:p>
     <w:p>
@@ -1231,7 +1343,7 @@
         <w:t xml:space="preserve"> </w:t>
       </w:r>
       <w:r>
-        <w:t>Named in the opening and in Worked example 1.</w:t>
+        <w:t>i∫e ψ̄γ^μψ A_μ, which Fourier-transforms to +ieγ^μ.</w:t>
       </w:r>
     </w:p>
     <w:p>
@@ -1245,7 +1357,7 @@
         <w:t xml:space="preserve"> </w:t>
       </w:r>
       <w:r>
-        <w:t>The low-energy, on-shell, or μ→μ₀ limit discussed in Section 2.</w:t>
+        <w:t>There are n! assignments of n identical vertex insertions to n labelled points.</w:t>
       </w:r>
     </w:p>
     <w:p>
@@ -1259,7 +1371,7 @@
         <w:t xml:space="preserve"> </w:t>
       </w:r>
       <w:r>
-        <w:t>Metric signature, charge-sign convention, or ξ; observables unchanged.</w:t>
+        <w:t>D_μν(x−y).</w:t>
       </w:r>
     </w:p>
     <w:p>
@@ -1273,7 +1385,7 @@
         <w:t xml:space="preserve"> </w:t>
       </w:r>
       <w:r>
-        <w:t>Read off from ℒ having dimension 4, as in Lesson 25.</w:t>
+        <w:t>Reordering Grassmann variables to close a trace.</w:t>
       </w:r>
     </w:p>
     <w:p>
@@ -1287,7 +1399,7 @@
         <w:t xml:space="preserve"> </w:t>
       </w:r>
       <w:r>
-        <w:t>The derivation's first step would not be available; the result would not follow.</w:t>
+        <w:t>Plus: the two diagrams are bosonic reassignments of which photon is which, Lesson 56.</w:t>
       </w:r>
     </w:p>
     <w:p>
@@ -1301,7 +1413,7 @@
         <w:t xml:space="preserve"> </w:t>
       </w:r>
       <w:r>
-        <w:t>Part VIII supplies the tree process whose correction this is, or the kinematics.</w:t>
+        <w:t>Minus: exchanging two external electron fields.</w:t>
       </w:r>
     </w:p>
     <w:p>
@@ -1315,7 +1427,7 @@
         <w:t xml:space="preserve"> </w:t>
       </w:r>
       <w:r>
-        <w:t>Part IX supplies the loop integral being interpreted.</w:t>
+        <w:t>Yes, to define DA; Lesson 70. The rules after gauge fixing match Lesson 49.</w:t>
       </w:r>
     </w:p>
     <w:p>
@@ -1329,7 +1441,7 @@
         <w:t xml:space="preserve"> </w:t>
       </w:r>
       <w:r>
-        <w:t>Stated in the lesson: UV absorbed, IR cancelled inclusively, or finite prediction.</w:t>
+        <w:t>Completing the square in ℒ=−¼F²−(1/(2ξ))(∂A)² at ξ=1 inverts to −ig_μν/k².</w:t>
       </w:r>
     </w:p>
     <w:p>
@@ -1343,96 +1455,12 @@
         <w:t xml:space="preserve"> </w:t>
       </w:r>
       <w:r>
-        <w:t>The number or form in the introduction.</w:t>
-      </w:r>
-    </w:p>
-    <w:p>
-      <w:r>
-        <w:rPr>
-          <w:b/>
-        </w:rPr>
-        <w:t>11.</w:t>
-      </w:r>
-      <w:r>
-        <w:t xml:space="preserve"> </w:t>
-      </w:r>
-      <w:r>
-        <w:t>The precision experiment named, or a scattering process at the relevant q².</w:t>
-      </w:r>
-    </w:p>
-    <w:p>
-      <w:r>
-        <w:rPr>
-          <w:b/>
-        </w:rPr>
-        <w:t>12.</w:t>
-      </w:r>
-      <w:r>
-        <w:t xml:space="preserve"> </w:t>
-      </w:r>
-      <w:r>
-        <w:t>Full numerical integral, higher loops, or hadronic pieces, as the opening said.</w:t>
-      </w:r>
-    </w:p>
-    <w:p>
-      <w:r>
-        <w:rPr>
-          <w:b/>
-        </w:rPr>
-        <w:t>13.</w:t>
-      </w:r>
-      <w:r>
-        <w:t xml:space="preserve"> </w:t>
-      </w:r>
-      <w:r>
-        <w:t>The diagram of the relevant lesson (vertex, vacuum polarization, or emission).</w:t>
-      </w:r>
-    </w:p>
-    <w:p>
-      <w:r>
-        <w:rPr>
-          <w:b/>
-        </w:rPr>
-        <w:t>14.</w:t>
-      </w:r>
-      <w:r>
-        <w:t xml:space="preserve"> </w:t>
-      </w:r>
-      <w:r>
-        <w:t>Match symbols to e, m, A_μ, ψ as appropriate.</w:t>
-      </w:r>
-    </w:p>
-    <w:p>
-      <w:r>
-        <w:rPr>
-          <w:b/>
-        </w:rPr>
-        <w:t>15.</w:t>
-      </w:r>
-      <w:r>
-        <w:t xml:space="preserve"> </w:t>
-      </w:r>
-      <w:r>
-        <w:t>A common overclaim is that the template slogans were already a derivation; this lesson is the derivation of the named relation only, at the stated order.</w:t>
-      </w:r>
-    </w:p>
-    <w:p>
-      <w:r>
-        <w:rPr>
-          <w:b/>
-        </w:rPr>
-        <w:t>16.</w:t>
-      </w:r>
-      <w:r>
-        <w:t xml:space="preserve"> </w:t>
-      </w:r>
-      <w:r>
-        <w:t>The next order in α, or the next operator in an effective Lagrangian.</w:t>
+        <w:t>A boson loop with two identical vertices has a leftover 1/2. A directed fermion loop does not: the two vertices are ordered by the arrow, so the 1/2! is cancelled completely. That is why Lesson 62 has no 1/2 in front of the trace.</w:t>
       </w:r>
     </w:p>
     <w:p>
       <w:pPr>
-        <w:pStyle w:val="Heading1"/>
+        <w:pStyle w:val="Heading2"/>
       </w:pPr>
       <w:r>
         <w:t>Mastery checklist</w:t>
@@ -1443,7 +1471,7 @@
         <w:pStyle w:val="ListBullet"/>
       </w:pPr>
       <w:r>
-        <w:t>I can state this lesson's core relation and the lesson it depends on.</w:t>
+        <w:t>I can expand e^{iS_int} and Wick-contract to Lesson 49's rules.</w:t>
       </w:r>
     </w:p>
     <w:p>
@@ -1451,7 +1479,7 @@
         <w:pStyle w:val="ListBullet"/>
       </w:pPr>
       <w:r>
-        <w:t>I can check a limit and name what is not computed.</w:t>
+        <w:t>I can read +ieγ^μ off S_int.</w:t>
       </w:r>
     </w:p>
     <w:p>
@@ -1459,12 +1487,12 @@
         <w:pStyle w:val="ListBullet"/>
       </w:pPr>
       <w:r>
-        <w:t>I can place the result among tree processes, loops, and measurements.</w:t>
+        <w:t>I can locate the fermion-loop minus in the Grassmann algebra.</w:t>
       </w:r>
     </w:p>
     <w:p>
       <w:pPr>
-        <w:pStyle w:val="Heading1"/>
+        <w:pStyle w:val="Heading2"/>
       </w:pPr>
       <w:r>
         <w:t>Next lesson</w:t>

--- a/Science Books/QED Course/Lesson 83 Feynman Rules from the Path Integral.docx
+++ b/Science Books/QED Course/Lesson 83 Feynman Rules from the Path Integral.docx
@@ -34,7 +34,7 @@
           <w:b/>
           <w:sz w:val="26"/>
         </w:rPr>
-        <w:t>Expanding exp(iS_int) in Z and contracting with the free Gaussian measure recovers Lesson 49's rules, including the closed-fermion-loop minus sign</w:t>
+        <w:t>Write the interaction as a differential operator acting on the free generating functional, and the Feynman rules of Lesson 49 follow: propagators from the Gaussian, ieγ^μ from iS_int, momentum conservation from the vertex integrals, and every sign from the order of Grassmann variables; scalar QED's seagull vertex shows what the method does better</w:t>
       </w:r>
     </w:p>
     <w:p>
@@ -66,7 +66,7 @@
     </w:p>
     <w:p>
       <w:r>
-        <w:t>Lesson 49 derived Feynman rules from the Dyson series. This lesson derives the same rules from Z=∫Dφ e^{iS_0} e^{iS_int}. The point is the match, not a new process. Expect four to six hours.</w:t>
+        <w:t>Lesson 49 derived the Feynman rules from the Dyson series and Wick's theorem for operators. This lesson derives them again, from Z[J, η̄, η] of Lesson 80, and gets the same rules. The agreement is the point, because the path integral is then a full replacement for the operator method. Three things come out more cleanly. The signs of fermion loops and of exchanged identical fermions follow from reordering Grassmann variables, with no operator algebra. Lorentz covariance is manifest at every step. And derivative couplings, such as those of a charged scalar, give their contact vertices directly, where the canonical method has to work to get them. The lesson ends with the complete rule table in this course's conventions. Expect six to eight hours.</w:t>
       </w:r>
     </w:p>
     <w:p>
@@ -82,7 +82,7 @@
         <w:pStyle w:val="ListBullet"/>
       </w:pPr>
       <w:r>
-        <w:t>Expand e^{iS_int} as a power series in e.</w:t>
+        <w:t>Write Z = exp[iS_int(−iδ/δJ, −iδ/δη̄, iδ/δη)]Z₀, and explain why this generates perturbation theory.</w:t>
       </w:r>
     </w:p>
     <w:p>
@@ -90,7 +90,7 @@
         <w:pStyle w:val="ListBullet"/>
       </w:pPr>
       <w:r>
-        <w:t>Contract fields in pairs using the free Gaussian (Wick).</w:t>
+        <w:t>Derive the vertex ieγ^μ, the propagators, and the cancellation of 1/n! from the expansion of e^{iS_int}.</w:t>
       </w:r>
     </w:p>
     <w:p>
@@ -98,7 +98,7 @@
         <w:pStyle w:val="ListBullet"/>
       </w:pPr>
       <w:r>
-        <w:t>Read +ieγ^μ off S_int=e ψ̄γ^μψ A_μ, matching Lesson 44.</w:t>
+        <w:t>Derive momentum conservation at each vertex and one ∫d⁴k/(2π)⁴ per loop, with L = I − V + 1.</w:t>
       </w:r>
     </w:p>
     <w:p>
@@ -106,7 +106,23 @@
         <w:pStyle w:val="ListBullet"/>
       </w:pPr>
       <w:r>
-        <w:t>Obtain a minus sign for each closed fermion loop from Grassmann integration.</w:t>
+        <w:t>Obtain the −1 for a closed fermion loop and the relative sign of exchange diagrams by reordering Grassmann variables.</w:t>
+      </w:r>
+    </w:p>
+    <w:p>
+      <w:pPr>
+        <w:pStyle w:val="ListBullet"/>
+      </w:pPr>
+      <w:r>
+        <w:t>Compute the electron–muon scattering amplitude and recover the Coulomb potential from it.</w:t>
+      </w:r>
+    </w:p>
+    <w:p>
+      <w:pPr>
+        <w:pStyle w:val="ListBullet"/>
+      </w:pPr>
+      <w:r>
+        <w:t>Derive the scalar-QED vertices, including the seagull 2iq²g^{μν}.</w:t>
       </w:r>
     </w:p>
     <w:p>
@@ -127,13 +143,15 @@
         <w:tblLook w:firstColumn="1" w:firstRow="1" w:lastColumn="0" w:lastRow="0" w:noHBand="0" w:noVBand="1" w:val="04A0"/>
       </w:tblPr>
       <w:tblGrid>
-        <w:gridCol w:w="2160"/>
-        <w:gridCol w:w="7632"/>
+        <w:gridCol w:w="2448"/>
+        <w:gridCol w:w="2448"/>
+        <w:gridCol w:w="2448"/>
+        <w:gridCol w:w="2448"/>
       </w:tblGrid>
       <w:tr>
         <w:tc>
           <w:tcPr>
-            <w:tcW w:type="dxa" w:w="2160"/>
+            <w:tcW w:type="dxa" w:w="2448"/>
             <w:shd w:fill="1F4E78"/>
             <w:vAlign w:val="center"/>
             <w:tcMar>
@@ -155,7 +173,7 @@
         </w:tc>
         <w:tc>
           <w:tcPr>
-            <w:tcW w:type="dxa" w:w="7632"/>
+            <w:tcW w:type="dxa" w:w="2448"/>
             <w:shd w:fill="1F4E78"/>
             <w:vAlign w:val="center"/>
             <w:tcMar>
@@ -175,11 +193,10 @@
             </w:r>
           </w:p>
         </w:tc>
-      </w:tr>
-      <w:tr>
         <w:tc>
           <w:tcPr>
-            <w:tcW w:type="dxa" w:w="2160"/>
+            <w:tcW w:type="dxa" w:w="2448"/>
+            <w:shd w:fill="1F4E78"/>
             <w:vAlign w:val="center"/>
             <w:tcMar>
               <w:top w:w="100" w:type="dxa"/>
@@ -190,13 +207,17 @@
           </w:tcPr>
           <w:p>
             <w:r>
-              <w:t>S_0</w:t>
+              <w:rPr>
+                <w:b/>
+                <w:color w:val="FFFFFF"/>
+              </w:rPr>
             </w:r>
           </w:p>
         </w:tc>
         <w:tc>
           <w:tcPr>
-            <w:tcW w:type="dxa" w:w="7632"/>
+            <w:tcW w:type="dxa" w:w="2448"/>
+            <w:shd w:fill="1F4E78"/>
             <w:vAlign w:val="center"/>
             <w:tcMar>
               <w:top w:w="100" w:type="dxa"/>
@@ -207,7 +228,10 @@
           </w:tcPr>
           <w:p>
             <w:r>
-              <w:t>Free action, quadratic in the fields</w:t>
+              <w:rPr>
+                <w:b/>
+                <w:color w:val="FFFFFF"/>
+              </w:rPr>
             </w:r>
           </w:p>
         </w:tc>
@@ -215,9 +239,8 @@
       <w:tr>
         <w:tc>
           <w:tcPr>
-            <w:tcW w:type="dxa" w:w="2160"/>
+            <w:tcW w:type="dxa" w:w="2448"/>
             <w:vAlign w:val="center"/>
-            <w:shd w:fill="EAF2F8"/>
             <w:tcMar>
               <w:top w:w="100" w:type="dxa"/>
               <w:start w:w="100" w:type="dxa"/>
@@ -233,7 +256,52 @@
         </w:tc>
         <w:tc>
           <w:tcPr>
-            <w:tcW w:type="dxa" w:w="7632"/>
+            <w:tcW w:type="dxa" w:w="2448"/>
+            <w:vAlign w:val="center"/>
+            <w:tcMar>
+              <w:top w:w="100" w:type="dxa"/>
+              <w:start w:w="100" w:type="dxa"/>
+              <w:bottom w:w="100" w:type="dxa"/>
+              <w:end w:w="100" w:type="dxa"/>
+            </w:tcMar>
+          </w:tcPr>
+          <w:p>
+            <w:r>
+              <w:t>∫d⁴x eψ̄γ^μψA_μ, the electron's interaction (charge q = −e, e &gt; 0)</w:t>
+            </w:r>
+          </w:p>
+        </w:tc>
+        <w:tc>
+          <w:tcPr>
+            <w:tcW w:type="dxa" w:w="2448"/>
+            <w:vAlign w:val="center"/>
+            <w:tcMar>
+              <w:top w:w="100" w:type="dxa"/>
+              <w:start w:w="100" w:type="dxa"/>
+              <w:bottom w:w="100" w:type="dxa"/>
+              <w:end w:w="100" w:type="dxa"/>
+            </w:tcMar>
+          </w:tcPr>
+          <w:p/>
+        </w:tc>
+        <w:tc>
+          <w:tcPr>
+            <w:tcW w:type="dxa" w:w="2448"/>
+            <w:vAlign w:val="center"/>
+            <w:tcMar>
+              <w:top w:w="100" w:type="dxa"/>
+              <w:start w:w="100" w:type="dxa"/>
+              <w:bottom w:w="100" w:type="dxa"/>
+              <w:end w:w="100" w:type="dxa"/>
+            </w:tcMar>
+          </w:tcPr>
+          <w:p/>
+        </w:tc>
+      </w:tr>
+      <w:tr>
+        <w:tc>
+          <w:tcPr>
+            <w:tcW w:type="dxa" w:w="2448"/>
             <w:vAlign w:val="center"/>
             <w:shd w:fill="EAF2F8"/>
             <w:tcMar>
@@ -245,15 +313,61 @@
           </w:tcPr>
           <w:p>
             <w:r>
-              <w:t>∫ e ψ̄γ^μ ψ A_μ, the interaction of Lesson 41</w:t>
+              <w:t>Z₀[J, η̄, η]</w:t>
             </w:r>
           </w:p>
+        </w:tc>
+        <w:tc>
+          <w:tcPr>
+            <w:tcW w:type="dxa" w:w="2448"/>
+            <w:vAlign w:val="center"/>
+            <w:shd w:fill="EAF2F8"/>
+            <w:tcMar>
+              <w:top w:w="100" w:type="dxa"/>
+              <w:start w:w="100" w:type="dxa"/>
+              <w:bottom w:w="100" w:type="dxa"/>
+              <w:end w:w="100" w:type="dxa"/>
+            </w:tcMar>
+          </w:tcPr>
+          <w:p>
+            <w:r>
+              <w:t>exp[−½∫JDJ] exp[−∫η̄S_Fη], the free generating functional of Lesson 80</w:t>
+            </w:r>
+          </w:p>
+        </w:tc>
+        <w:tc>
+          <w:tcPr>
+            <w:tcW w:type="dxa" w:w="2448"/>
+            <w:vAlign w:val="center"/>
+            <w:shd w:fill="EAF2F8"/>
+            <w:tcMar>
+              <w:top w:w="100" w:type="dxa"/>
+              <w:start w:w="100" w:type="dxa"/>
+              <w:bottom w:w="100" w:type="dxa"/>
+              <w:end w:w="100" w:type="dxa"/>
+            </w:tcMar>
+          </w:tcPr>
+          <w:p/>
+        </w:tc>
+        <w:tc>
+          <w:tcPr>
+            <w:tcW w:type="dxa" w:w="2448"/>
+            <w:vAlign w:val="center"/>
+            <w:shd w:fill="EAF2F8"/>
+            <w:tcMar>
+              <w:top w:w="100" w:type="dxa"/>
+              <w:start w:w="100" w:type="dxa"/>
+              <w:bottom w:w="100" w:type="dxa"/>
+              <w:end w:w="100" w:type="dxa"/>
+            </w:tcMar>
+          </w:tcPr>
+          <w:p/>
         </w:tc>
       </w:tr>
       <w:tr>
         <w:tc>
           <w:tcPr>
-            <w:tcW w:type="dxa" w:w="2160"/>
+            <w:tcW w:type="dxa" w:w="2448"/>
             <w:vAlign w:val="center"/>
             <w:tcMar>
               <w:top w:w="100" w:type="dxa"/>
@@ -264,13 +378,13 @@
           </w:tcPr>
           <w:p>
             <w:r>
-              <w:t>Wick</w:t>
+              <w:t>S_F(p)</w:t>
             </w:r>
           </w:p>
         </w:tc>
         <w:tc>
           <w:tcPr>
-            <w:tcW w:type="dxa" w:w="7632"/>
+            <w:tcW w:type="dxa" w:w="2448"/>
             <w:vAlign w:val="center"/>
             <w:tcMar>
               <w:top w:w="100" w:type="dxa"/>
@@ -281,18 +395,264 @@
           </w:tcPr>
           <w:p>
             <w:r>
-              <w:t>Pairwise contraction against the free Gaussian</w:t>
+              <w:t>i(p̸ + m)/(p² − m² + iε)</w:t>
+            </w:r>
+          </w:p>
+        </w:tc>
+        <w:tc>
+          <w:tcPr>
+            <w:tcW w:type="dxa" w:w="2448"/>
+            <w:vAlign w:val="center"/>
+            <w:tcMar>
+              <w:top w:w="100" w:type="dxa"/>
+              <w:start w:w="100" w:type="dxa"/>
+              <w:bottom w:w="100" w:type="dxa"/>
+              <w:end w:w="100" w:type="dxa"/>
+            </w:tcMar>
+          </w:tcPr>
+          <w:p/>
+        </w:tc>
+        <w:tc>
+          <w:tcPr>
+            <w:tcW w:type="dxa" w:w="2448"/>
+            <w:vAlign w:val="center"/>
+            <w:tcMar>
+              <w:top w:w="100" w:type="dxa"/>
+              <w:start w:w="100" w:type="dxa"/>
+              <w:bottom w:w="100" w:type="dxa"/>
+              <w:end w:w="100" w:type="dxa"/>
+            </w:tcMar>
+          </w:tcPr>
+          <w:p/>
+        </w:tc>
+      </w:tr>
+      <w:tr>
+        <w:tc>
+          <w:tcPr>
+            <w:tcW w:type="dxa" w:w="2448"/>
+            <w:vAlign w:val="center"/>
+            <w:shd w:fill="EAF2F8"/>
+            <w:tcMar>
+              <w:top w:w="100" w:type="dxa"/>
+              <w:start w:w="100" w:type="dxa"/>
+              <w:bottom w:w="100" w:type="dxa"/>
+              <w:end w:w="100" w:type="dxa"/>
+            </w:tcMar>
+          </w:tcPr>
+          <w:p>
+            <w:r>
+              <w:t>D_{μν}(k)</w:t>
+            </w:r>
+          </w:p>
+        </w:tc>
+        <w:tc>
+          <w:tcPr>
+            <w:tcW w:type="dxa" w:w="2448"/>
+            <w:vAlign w:val="center"/>
+            <w:shd w:fill="EAF2F8"/>
+            <w:tcMar>
+              <w:top w:w="100" w:type="dxa"/>
+              <w:start w:w="100" w:type="dxa"/>
+              <w:bottom w:w="100" w:type="dxa"/>
+              <w:end w:w="100" w:type="dxa"/>
+            </w:tcMar>
+          </w:tcPr>
+          <w:p>
+            <w:r>
+              <w:t>−i[g_{μν} − (1 − ξ)k_μk_ν/k²]/(k² + iε)</w:t>
+            </w:r>
+          </w:p>
+        </w:tc>
+        <w:tc>
+          <w:tcPr>
+            <w:tcW w:type="dxa" w:w="2448"/>
+            <w:vAlign w:val="center"/>
+            <w:shd w:fill="EAF2F8"/>
+            <w:tcMar>
+              <w:top w:w="100" w:type="dxa"/>
+              <w:start w:w="100" w:type="dxa"/>
+              <w:bottom w:w="100" w:type="dxa"/>
+              <w:end w:w="100" w:type="dxa"/>
+            </w:tcMar>
+          </w:tcPr>
+          <w:p/>
+        </w:tc>
+        <w:tc>
+          <w:tcPr>
+            <w:tcW w:type="dxa" w:w="2448"/>
+            <w:vAlign w:val="center"/>
+            <w:shd w:fill="EAF2F8"/>
+            <w:tcMar>
+              <w:top w:w="100" w:type="dxa"/>
+              <w:start w:w="100" w:type="dxa"/>
+              <w:bottom w:w="100" w:type="dxa"/>
+              <w:end w:w="100" w:type="dxa"/>
+            </w:tcMar>
+          </w:tcPr>
+          <w:p/>
+        </w:tc>
+      </w:tr>
+      <w:tr>
+        <w:tc>
+          <w:tcPr>
+            <w:tcW w:type="dxa" w:w="2448"/>
+            <w:vAlign w:val="center"/>
+            <w:tcMar>
+              <w:top w:w="100" w:type="dxa"/>
+              <w:start w:w="100" w:type="dxa"/>
+              <w:bottom w:w="100" w:type="dxa"/>
+              <w:end w:w="100" w:type="dxa"/>
+            </w:tcMar>
+          </w:tcPr>
+          <w:p>
+            <w:r>
+              <w:t>I, V, L</w:t>
+            </w:r>
+          </w:p>
+        </w:tc>
+        <w:tc>
+          <w:tcPr>
+            <w:tcW w:type="dxa" w:w="2448"/>
+            <w:vAlign w:val="center"/>
+            <w:tcMar>
+              <w:top w:w="100" w:type="dxa"/>
+              <w:start w:w="100" w:type="dxa"/>
+              <w:bottom w:w="100" w:type="dxa"/>
+              <w:end w:w="100" w:type="dxa"/>
+            </w:tcMar>
+          </w:tcPr>
+          <w:p>
+            <w:r>
+              <w:t>Numbers of internal lines, vertices, and loops</w:t>
+            </w:r>
+          </w:p>
+        </w:tc>
+        <w:tc>
+          <w:tcPr>
+            <w:tcW w:type="dxa" w:w="2448"/>
+            <w:vAlign w:val="center"/>
+            <w:tcMar>
+              <w:top w:w="100" w:type="dxa"/>
+              <w:start w:w="100" w:type="dxa"/>
+              <w:bottom w:w="100" w:type="dxa"/>
+              <w:end w:w="100" w:type="dxa"/>
+            </w:tcMar>
+          </w:tcPr>
+          <w:p/>
+        </w:tc>
+        <w:tc>
+          <w:tcPr>
+            <w:tcW w:type="dxa" w:w="2448"/>
+            <w:vAlign w:val="center"/>
+            <w:tcMar>
+              <w:top w:w="100" w:type="dxa"/>
+              <w:start w:w="100" w:type="dxa"/>
+              <w:bottom w:w="100" w:type="dxa"/>
+              <w:end w:w="100" w:type="dxa"/>
+            </w:tcMar>
+          </w:tcPr>
+          <w:p/>
+        </w:tc>
+      </w:tr>
+      <w:tr>
+        <w:tc>
+          <w:tcPr>
+            <w:tcW w:type="dxa" w:w="2448"/>
+            <w:vAlign w:val="center"/>
+            <w:shd w:fill="EAF2F8"/>
+            <w:tcMar>
+              <w:top w:w="100" w:type="dxa"/>
+              <w:start w:w="100" w:type="dxa"/>
+              <w:bottom w:w="100" w:type="dxa"/>
+              <w:end w:w="100" w:type="dxa"/>
+            </w:tcMar>
+          </w:tcPr>
+          <w:p>
+            <w:r>
+              <w:t>iℳ</w:t>
+            </w:r>
+          </w:p>
+        </w:tc>
+        <w:tc>
+          <w:tcPr>
+            <w:tcW w:type="dxa" w:w="2448"/>
+            <w:vAlign w:val="center"/>
+            <w:shd w:fill="EAF2F8"/>
+            <w:tcMar>
+              <w:top w:w="100" w:type="dxa"/>
+              <w:start w:w="100" w:type="dxa"/>
+              <w:bottom w:w="100" w:type="dxa"/>
+              <w:end w:w="100" w:type="dxa"/>
+            </w:tcMar>
+          </w:tcPr>
+          <w:p>
+            <w:r>
+              <w:t>Amplitude, defined by ⟨f</w:t>
+            </w:r>
+          </w:p>
+        </w:tc>
+        <w:tc>
+          <w:tcPr>
+            <w:tcW w:type="dxa" w:w="2448"/>
+            <w:vAlign w:val="center"/>
+            <w:shd w:fill="EAF2F8"/>
+            <w:tcMar>
+              <w:top w:w="100" w:type="dxa"/>
+              <w:start w:w="100" w:type="dxa"/>
+              <w:bottom w:w="100" w:type="dxa"/>
+              <w:end w:w="100" w:type="dxa"/>
+            </w:tcMar>
+          </w:tcPr>
+          <w:p>
+            <w:r>
+              <w:t>S − 1</w:t>
+            </w:r>
+          </w:p>
+        </w:tc>
+        <w:tc>
+          <w:tcPr>
+            <w:tcW w:type="dxa" w:w="2448"/>
+            <w:vAlign w:val="center"/>
+            <w:shd w:fill="EAF2F8"/>
+            <w:tcMar>
+              <w:top w:w="100" w:type="dxa"/>
+              <w:start w:w="100" w:type="dxa"/>
+              <w:bottom w:w="100" w:type="dxa"/>
+              <w:end w:w="100" w:type="dxa"/>
+            </w:tcMar>
+          </w:tcPr>
+          <w:p>
+            <w:r>
+              <w:t>i⟩ = (2π)⁴δ⁴(P_f − P_i) iℳ</w:t>
             </w:r>
           </w:p>
         </w:tc>
       </w:tr>
     </w:tbl>
     <w:p>
+      <w:r>
+        <w:t>Natural units. In display equations, square brackets enclose function arguments and visible groupings.</w:t>
+      </w:r>
+    </w:p>
+    <w:p>
       <w:pPr>
         <w:pStyle w:val="Heading2"/>
       </w:pPr>
       <w:r>
-        <w:t>1 Expansion</w:t>
+        <w:t>1 The master formula</w:t>
+      </w:r>
+    </w:p>
+    <w:p>
+      <w:pPr>
+        <w:pStyle w:val="Heading3"/>
+      </w:pPr>
+      <w:r>
+        <w:t>1.1 The interaction as an operator</w:t>
+      </w:r>
+    </w:p>
+    <w:p>
+      <w:r>
+        <w:t>Inside Z, every field can be produced by a derivative with respect to its source. Lesson 80 gave the rules: −iδ/δJ_μ brings down A^μ, −iδ/δη̄ brings down ψ, and iδ/δη brings down ψ̄. Any function of the fields in the integrand can therefore be pulled outside the integral as the same function of derivatives. Applying this to e^{iS_int}:</w:t>
       </w:r>
     </w:p>
     <w:p>
@@ -305,71 +665,143 @@
           <m:r>
             <m:t xml:space="preserve">Z</m:t>
           </m:r>
+          <m:d>
+            <m:dPr>
+              <m:begChr m:val="["/>
+              <m:endChr m:val="]"/>
+            </m:dPr>
+            <m:e>
+              <m:r>
+                <m:t xml:space="preserve">J</m:t>
+              </m:r>
+              <m:r>
+                <m:t xml:space="preserve">,</m:t>
+              </m:r>
+              <m:r>
+                <m:t xml:space="preserve">η̄</m:t>
+              </m:r>
+              <m:r>
+                <m:t xml:space="preserve">,</m:t>
+              </m:r>
+              <m:r>
+                <m:t xml:space="preserve">η</m:t>
+              </m:r>
+            </m:e>
+          </m:d>
           <m:r>
             <m:t xml:space="preserve">=</m:t>
           </m:r>
-          <m:r>
-            <m:t xml:space="preserve">∫</m:t>
-          </m:r>
-          <m:r>
-            <m:t xml:space="preserve">Dψ</m:t>
-          </m:r>
-          <m:r>
-            <m:t xml:space="preserve">Dψ̄</m:t>
-          </m:r>
-          <m:r>
-            <m:t xml:space="preserve">DA</m:t>
-          </m:r>
-          <m:sSup>
+          <m:func>
+            <m:fName>
+              <m:r>
+                <m:t xml:space="preserve">exp</m:t>
+              </m:r>
+            </m:fName>
             <m:e>
-              <m:r>
-                <m:t xml:space="preserve">e</m:t>
-              </m:r>
-            </m:e>
-            <m:sup>
-              <m:r>
-                <m:t xml:space="preserve">i</m:t>
-              </m:r>
-              <m:sSub>
+              <m:d>
+                <m:dPr>
+                  <m:begChr m:val="["/>
+                  <m:endChr m:val="]"/>
+                </m:dPr>
                 <m:e>
                   <m:r>
-                    <m:t xml:space="preserve">S</m:t>
+                    <m:t xml:space="preserve">i</m:t>
                   </m:r>
+                  <m:r>
+                    <m:t xml:space="preserve"> </m:t>
+                  </m:r>
+                  <m:sSub>
+                    <m:e>
+                      <m:r>
+                        <m:t xml:space="preserve">S</m:t>
+                      </m:r>
+                    </m:e>
+                    <m:sub>
+                      <m:r>
+                        <m:t xml:space="preserve">int</m:t>
+                      </m:r>
+                    </m:sub>
+                  </m:sSub>
+                  <m:d>
+                    <m:dPr>
+                      <m:begChr m:val="["/>
+                      <m:endChr m:val="]"/>
+                    </m:dPr>
+                    <m:e>
+                      <m:r>
+                        <m:t xml:space="preserve">−</m:t>
+                      </m:r>
+                      <m:r>
+                        <m:t xml:space="preserve">i</m:t>
+                      </m:r>
+                      <m:r>
+                        <m:t xml:space="preserve"> </m:t>
+                      </m:r>
+                      <m:f>
+                        <m:num>
+                          <m:r>
+                            <m:t xml:space="preserve">δ</m:t>
+                          </m:r>
+                        </m:num>
+                        <m:den>
+                          <m:r>
+                            <m:t xml:space="preserve">δJ</m:t>
+                          </m:r>
+                        </m:den>
+                      </m:f>
+                      <m:r>
+                        <m:t xml:space="preserve">,</m:t>
+                      </m:r>
+                      <m:r>
+                        <m:t xml:space="preserve">−</m:t>
+                      </m:r>
+                      <m:r>
+                        <m:t xml:space="preserve">i</m:t>
+                      </m:r>
+                      <m:r>
+                        <m:t xml:space="preserve"> </m:t>
+                      </m:r>
+                      <m:f>
+                        <m:num>
+                          <m:r>
+                            <m:t xml:space="preserve">δ</m:t>
+                          </m:r>
+                        </m:num>
+                        <m:den>
+                          <m:r>
+                            <m:t xml:space="preserve">δη̄</m:t>
+                          </m:r>
+                        </m:den>
+                      </m:f>
+                      <m:r>
+                        <m:t xml:space="preserve">,</m:t>
+                      </m:r>
+                      <m:r>
+                        <m:t xml:space="preserve">i</m:t>
+                      </m:r>
+                      <m:r>
+                        <m:t xml:space="preserve"> </m:t>
+                      </m:r>
+                      <m:f>
+                        <m:num>
+                          <m:r>
+                            <m:t xml:space="preserve">δ</m:t>
+                          </m:r>
+                        </m:num>
+                        <m:den>
+                          <m:r>
+                            <m:t xml:space="preserve">δη</m:t>
+                          </m:r>
+                        </m:den>
+                      </m:f>
+                    </m:e>
+                  </m:d>
                 </m:e>
-                <m:sub>
-                  <m:r>
-                    <m:t xml:space="preserve">0</m:t>
-                  </m:r>
-                </m:sub>
-              </m:sSub>
-            </m:sup>
-          </m:sSup>
-          <m:sSup>
-            <m:e>
-              <m:r>
-                <m:t xml:space="preserve">e</m:t>
-              </m:r>
+              </m:d>
             </m:e>
-            <m:sup>
-              <m:r>
-                <m:t xml:space="preserve">i</m:t>
-              </m:r>
-              <m:sSub>
-                <m:e>
-                  <m:r>
-                    <m:t xml:space="preserve">S</m:t>
-                  </m:r>
-                </m:e>
-                <m:sub>
-                  <m:r>
-                    <m:t xml:space="preserve">int</m:t>
-                  </m:r>
-                </m:sub>
-              </m:sSub>
-            </m:sup>
-          </m:sSup>
+          </m:func>
           <m:r>
-            <m:t xml:space="preserve">=</m:t>
+            <m:t xml:space="preserve"> </m:t>
           </m:r>
           <m:sSub>
             <m:e>
@@ -383,47 +815,49 @@
               </m:r>
             </m:sub>
           </m:sSub>
-          <m:r>
-            <m:t xml:space="preserve">⟨</m:t>
-          </m:r>
-          <m:sSup>
+          <m:d>
+            <m:dPr>
+              <m:begChr m:val="["/>
+              <m:endChr m:val="]"/>
+            </m:dPr>
             <m:e>
               <m:r>
-                <m:t xml:space="preserve">e</m:t>
+                <m:t xml:space="preserve">J</m:t>
+              </m:r>
+              <m:r>
+                <m:t xml:space="preserve">,</m:t>
+              </m:r>
+              <m:r>
+                <m:t xml:space="preserve">η̄</m:t>
+              </m:r>
+              <m:r>
+                <m:t xml:space="preserve">,</m:t>
+              </m:r>
+              <m:r>
+                <m:t xml:space="preserve">η</m:t>
               </m:r>
             </m:e>
-            <m:sup>
-              <m:r>
-                <m:t xml:space="preserve">i</m:t>
-              </m:r>
-              <m:sSub>
-                <m:e>
-                  <m:r>
-                    <m:t xml:space="preserve">S</m:t>
-                  </m:r>
-                </m:e>
-                <m:sub>
-                  <m:r>
-                    <m:t xml:space="preserve">int</m:t>
-                  </m:r>
-                </m:sub>
-              </m:sSub>
-            </m:sup>
-          </m:sSup>
-          <m:sSub>
-            <m:e>
-              <m:r>
-                <m:t xml:space="preserve">⟩</m:t>
-              </m:r>
-            </m:e>
-            <m:sub>
-              <m:r>
-                <m:t xml:space="preserve">0</m:t>
-              </m:r>
-            </m:sub>
-          </m:sSub>
+          </m:d>
         </m:oMath>
       </m:oMathPara>
+    </w:p>
+    <w:p>
+      <w:r>
+        <w:t>Everything that remains is the free Gaussian, which Lesson 80 evaluated exactly. Expanding the exponential in powers of e gives perturbation theory. Each derivative pulls down one source-propagator factor from Z₀, and setting the sources to zero at the end pairs every field with another. That pairing is Wick's theorem, derived in Lesson 80, Section 1.2, as the expansion of an exponential of a quadratic.</w:t>
+      </w:r>
+    </w:p>
+    <w:p>
+      <w:pPr>
+        <w:pStyle w:val="Heading3"/>
+      </w:pPr>
+      <w:r>
+        <w:t>1.2 Correlators</w:t>
+      </w:r>
+    </w:p>
+    <w:p>
+      <w:r>
+        <w:t>A correlator with external fields is the same derivative structure with extra derivatives for those fields, divided by Z[0]. By Lesson 79, Section 7.1, it is</w:t>
+      </w:r>
     </w:p>
     <w:p>
       <w:pPr>
@@ -432,63 +866,212 @@
       </w:pPr>
       <m:oMathPara>
         <m:oMath>
-          <m:sSup>
+          <m:r>
+            <m:t xml:space="preserve">⟨Ω</m:t>
+          </m:r>
+          <m:r>
+            <m:t xml:space="preserve">|</m:t>
+          </m:r>
+          <m:r>
+            <m:t xml:space="preserve">T</m:t>
+          </m:r>
+          <m:r>
+            <m:t xml:space="preserve"> </m:t>
+          </m:r>
+          <m:r>
+            <m:t xml:space="preserve">ψ</m:t>
+          </m:r>
+          <m:d>
+            <m:dPr>
+              <m:begChr m:val="["/>
+              <m:endChr m:val="]"/>
+            </m:dPr>
+            <m:e>
+              <m:sSub>
+                <m:e>
+                  <m:r>
+                    <m:t xml:space="preserve">x</m:t>
+                  </m:r>
+                </m:e>
+                <m:sub>
+                  <m:r>
+                    <m:t xml:space="preserve">1</m:t>
+                  </m:r>
+                </m:sub>
+              </m:sSub>
+            </m:e>
+          </m:d>
+          <m:r>
+            <m:t xml:space="preserve"> </m:t>
+          </m:r>
+          <m:r>
+            <m:t xml:space="preserve">ψ̄</m:t>
+          </m:r>
+          <m:d>
+            <m:dPr>
+              <m:begChr m:val="["/>
+              <m:endChr m:val="]"/>
+            </m:dPr>
+            <m:e>
+              <m:sSub>
+                <m:e>
+                  <m:r>
+                    <m:t xml:space="preserve">x</m:t>
+                  </m:r>
+                </m:e>
+                <m:sub>
+                  <m:r>
+                    <m:t xml:space="preserve">2</m:t>
+                  </m:r>
+                </m:sub>
+              </m:sSub>
+            </m:e>
+          </m:d>
+          <m:r>
+            <m:t xml:space="preserve"> </m:t>
+          </m:r>
+          <m:sSub>
             <m:e>
               <m:r>
-                <m:t xml:space="preserve">e</m:t>
+                <m:t xml:space="preserve">A</m:t>
               </m:r>
             </m:e>
-            <m:sup>
+            <m:sub>
               <m:r>
-                <m:t xml:space="preserve">i</m:t>
+                <m:t xml:space="preserve">μ</m:t>
+              </m:r>
+            </m:sub>
+          </m:sSub>
+          <m:d>
+            <m:dPr>
+              <m:begChr m:val="["/>
+              <m:endChr m:val="]"/>
+            </m:dPr>
+            <m:e>
+              <m:sSub>
+                <m:e>
+                  <m:r>
+                    <m:t xml:space="preserve">x</m:t>
+                  </m:r>
+                </m:e>
+                <m:sub>
+                  <m:r>
+                    <m:t xml:space="preserve">3</m:t>
+                  </m:r>
+                </m:sub>
+              </m:sSub>
+            </m:e>
+          </m:d>
+          <m:r>
+            <m:t xml:space="preserve">|</m:t>
+          </m:r>
+          <m:r>
+            <m:t xml:space="preserve">Ω⟩</m:t>
+          </m:r>
+          <m:r>
+            <m:t xml:space="preserve">=</m:t>
+          </m:r>
+          <m:f>
+            <m:num>
+              <m:r>
+                <m:t xml:space="preserve">⟨ψ</m:t>
+              </m:r>
+              <m:d>
+                <m:dPr>
+                  <m:begChr m:val="["/>
+                  <m:endChr m:val="]"/>
+                </m:dPr>
+                <m:e>
+                  <m:sSub>
+                    <m:e>
+                      <m:r>
+                        <m:t xml:space="preserve">x</m:t>
+                      </m:r>
+                    </m:e>
+                    <m:sub>
+                      <m:r>
+                        <m:t xml:space="preserve">1</m:t>
+                      </m:r>
+                    </m:sub>
+                  </m:sSub>
+                </m:e>
+              </m:d>
+              <m:r>
+                <m:t xml:space="preserve"> </m:t>
+              </m:r>
+              <m:r>
+                <m:t xml:space="preserve">ψ̄</m:t>
+              </m:r>
+              <m:d>
+                <m:dPr>
+                  <m:begChr m:val="["/>
+                  <m:endChr m:val="]"/>
+                </m:dPr>
+                <m:e>
+                  <m:sSub>
+                    <m:e>
+                      <m:r>
+                        <m:t xml:space="preserve">x</m:t>
+                      </m:r>
+                    </m:e>
+                    <m:sub>
+                      <m:r>
+                        <m:t xml:space="preserve">2</m:t>
+                      </m:r>
+                    </m:sub>
+                  </m:sSub>
+                </m:e>
+              </m:d>
+              <m:r>
+                <m:t xml:space="preserve"> </m:t>
               </m:r>
               <m:sSub>
                 <m:e>
                   <m:r>
-                    <m:t xml:space="preserve">S</m:t>
+                    <m:t xml:space="preserve">A</m:t>
                   </m:r>
                 </m:e>
                 <m:sub>
                   <m:r>
-                    <m:t xml:space="preserve">int</m:t>
+                    <m:t xml:space="preserve">μ</m:t>
                   </m:r>
                 </m:sub>
               </m:sSub>
-            </m:sup>
-          </m:sSup>
-          <m:r>
-            <m:t xml:space="preserve">=</m:t>
-          </m:r>
-          <m:r>
-            <m:t xml:space="preserve">1</m:t>
-          </m:r>
-          <m:r>
-            <m:t xml:space="preserve">+</m:t>
-          </m:r>
-          <m:r>
-            <m:t xml:space="preserve">i</m:t>
-          </m:r>
-          <m:sSub>
-            <m:e>
+              <m:d>
+                <m:dPr>
+                  <m:begChr m:val="["/>
+                  <m:endChr m:val="]"/>
+                </m:dPr>
+                <m:e>
+                  <m:sSub>
+                    <m:e>
+                      <m:r>
+                        <m:t xml:space="preserve">x</m:t>
+                      </m:r>
+                    </m:e>
+                    <m:sub>
+                      <m:r>
+                        <m:t xml:space="preserve">3</m:t>
+                      </m:r>
+                    </m:sub>
+                  </m:sSub>
+                </m:e>
+              </m:d>
               <m:r>
-                <m:t xml:space="preserve">S</m:t>
+                <m:t xml:space="preserve"> </m:t>
               </m:r>
-            </m:e>
-            <m:sub>
-              <m:r>
-                <m:t xml:space="preserve">int</m:t>
-              </m:r>
-            </m:sub>
-          </m:sSub>
-          <m:r>
-            <m:t xml:space="preserve">+</m:t>
-          </m:r>
-          <m:f>
-            <m:num>
               <m:sSup>
                 <m:e>
                   <m:r>
+                    <m:t xml:space="preserve">e</m:t>
+                  </m:r>
+                </m:e>
+                <m:sup>
+                  <m:r>
                     <m:t xml:space="preserve">i</m:t>
+                  </m:r>
+                  <m:r>
+                    <m:t xml:space="preserve"> </m:t>
                   </m:r>
                   <m:sSub>
                     <m:e>
@@ -502,74 +1085,69 @@
                       </m:r>
                     </m:sub>
                   </m:sSub>
+                </m:sup>
+              </m:sSup>
+              <m:sSub>
+                <m:e>
+                  <m:r>
+                    <m:t xml:space="preserve">⟩</m:t>
+                  </m:r>
+                </m:e>
+                <m:sub>
+                  <m:r>
+                    <m:t xml:space="preserve">0</m:t>
+                  </m:r>
+                </m:sub>
+              </m:sSub>
+            </m:num>
+            <m:den>
+              <m:sSup>
+                <m:e>
+                  <m:r>
+                    <m:t xml:space="preserve">⟨e</m:t>
+                  </m:r>
                 </m:e>
                 <m:sup>
                   <m:r>
-                    <m:t xml:space="preserve">2</m:t>
+                    <m:t xml:space="preserve">i</m:t>
                   </m:r>
+                  <m:r>
+                    <m:t xml:space="preserve"> </m:t>
+                  </m:r>
+                  <m:sSub>
+                    <m:e>
+                      <m:r>
+                        <m:t xml:space="preserve">S</m:t>
+                      </m:r>
+                    </m:e>
+                    <m:sub>
+                      <m:r>
+                        <m:t xml:space="preserve">int</m:t>
+                      </m:r>
+                    </m:sub>
+                  </m:sSub>
                 </m:sup>
               </m:sSup>
-            </m:num>
-            <m:den>
-              <m:r>
-                <m:t xml:space="preserve">2!</m:t>
-              </m:r>
+              <m:sSub>
+                <m:e>
+                  <m:r>
+                    <m:t xml:space="preserve">⟩</m:t>
+                  </m:r>
+                </m:e>
+                <m:sub>
+                  <m:r>
+                    <m:t xml:space="preserve">0</m:t>
+                  </m:r>
+                </m:sub>
+              </m:sSub>
             </m:den>
           </m:f>
-          <m:r>
-            <m:t xml:space="preserve">+</m:t>
-          </m:r>
-          <m:r>
-            <m:t xml:space="preserve">⋯</m:t>
-          </m:r>
         </m:oMath>
       </m:oMathPara>
     </w:p>
     <w:p>
       <w:r>
-        <w:t>Each S_int inserts one vertex e ψ̄γ^μψ A_μ at a spacetime point. n vertices come with 1/n!, which will cancel against the n! ways of assigning the n identical vertex factors to n points, exactly as in Lesson 49.</w:t>
-      </w:r>
-    </w:p>
-    <w:p>
-      <w:pPr>
-        <w:pStyle w:val="Heading2"/>
-      </w:pPr>
-      <w:r>
-        <w:t>2 Contractions</w:t>
-      </w:r>
-    </w:p>
-    <w:p>
-      <w:r>
-        <w:t>The free expectation ⟨…⟩_0 is Gaussian. Wick's theorem pairs every ψ with a ψ̄ into S_F and every A with an A into D_μν. Unpaired fields at infinity, after Fourier transform and amputation, become the external spinors and polarizations of Lesson 51.</w:t>
-      </w:r>
-    </w:p>
-    <w:p>
-      <w:pPr>
-        <w:spacing w:before="160" w:after="160"/>
-        <w:jc w:val="center"/>
-      </w:pPr>
-      <w:r>
-        <w:rPr>
-          <w:rFonts w:ascii="Consolas" w:hAnsi="Consolas" w:cs="Consolas" w:eastAsia="Consolas"/>
-          <w:sz w:val="20"/>
-        </w:rPr>
-        <w:t xml:space="preserve"> e⁻ ----*---- e⁻         vertex from one S_int</w:t>
-      </w:r>
-      <w:r>
-        <w:rPr>
-          <w:rFonts w:ascii="Consolas" w:hAnsi="Consolas" w:cs="Consolas" w:eastAsia="Consolas"/>
-          <w:sz w:val="20"/>
-        </w:rPr>
-        <w:br/>
-        <w:t xml:space="preserve">        |</w:t>
-      </w:r>
-      <w:r>
-        <w:rPr>
-          <w:rFonts w:ascii="Consolas" w:hAnsi="Consolas" w:cs="Consolas" w:eastAsia="Consolas"/>
-          <w:sz w:val="20"/>
-        </w:rPr>
-        <w:br/>
-        <w:t xml:space="preserve">        γ                 A_μ contracted with an external photon</w:t>
+        <w:t>The denominator removes vacuum bubbles, and every surviving pairing is connected to an external point.</w:t>
       </w:r>
     </w:p>
     <w:p>
@@ -583,7 +1161,206 @@
     </w:p>
     <w:p>
       <w:r>
-        <w:t>Where is the vertex +ieγ^μ? From iS_int=i∫e ψ̄γ^μψ A_μ. Fourier transform converts the spacetime integral into a vertex factor, and the i from iS_int together with the i-counting of the three propagators attached in a typical diagram reproduces Lesson 44's +ieγ^μ, including the sign that Lesson 44 checked.</w:t>
+        <w:t>Find the order-e term of the correlator above.</w:t>
+      </w:r>
+    </w:p>
+    <w:p>
+      <w:r>
+        <w:t>One power of iS_int brings down i∫d⁴z eψ̄(z)γ^νψ(z)A_ν(z). Pair ψ(x₁) with ψ̄(z), ψ(z) with ψ̄(x₂), and A_μ(x₃) with A_ν(z). Moving ψ̄(x₂) to the right past the pair ψ̄(z)γψ(z) takes two Grassmann swaps, so no sign is introduced. The free averages are S_F(x₁ − z), S_F(z − x₂), and D_{μν}(x₃ − z), so</w:t>
+      </w:r>
+    </w:p>
+    <w:p>
+      <w:pPr>
+        <w:spacing w:before="100" w:after="160"/>
+        <w:jc w:val="center"/>
+      </w:pPr>
+      <m:oMathPara>
+        <m:oMath>
+          <m:r>
+            <m:t xml:space="preserve">∫</m:t>
+          </m:r>
+          <m:r>
+            <m:t xml:space="preserve"> </m:t>
+          </m:r>
+          <m:sSup>
+            <m:e>
+              <m:r>
+                <m:t xml:space="preserve">d</m:t>
+              </m:r>
+            </m:e>
+            <m:sup>
+              <m:r>
+                <m:t xml:space="preserve">4</m:t>
+              </m:r>
+            </m:sup>
+          </m:sSup>
+          <m:r>
+            <m:t xml:space="preserve">z</m:t>
+          </m:r>
+          <m:r>
+            <m:t xml:space="preserve"> </m:t>
+          </m:r>
+          <m:sSub>
+            <m:e>
+              <m:r>
+                <m:t xml:space="preserve">S</m:t>
+              </m:r>
+            </m:e>
+            <m:sub>
+              <m:r>
+                <m:t xml:space="preserve">F</m:t>
+              </m:r>
+            </m:sub>
+          </m:sSub>
+          <m:d>
+            <m:dPr>
+              <m:begChr m:val="["/>
+              <m:endChr m:val="]"/>
+            </m:dPr>
+            <m:e>
+              <m:sSub>
+                <m:e>
+                  <m:r>
+                    <m:t xml:space="preserve">x</m:t>
+                  </m:r>
+                </m:e>
+                <m:sub>
+                  <m:r>
+                    <m:t xml:space="preserve">1</m:t>
+                  </m:r>
+                </m:sub>
+              </m:sSub>
+              <m:r>
+                <m:t xml:space="preserve">−</m:t>
+              </m:r>
+              <m:r>
+                <m:t xml:space="preserve">z</m:t>
+              </m:r>
+            </m:e>
+          </m:d>
+          <m:r>
+            <m:t xml:space="preserve"> </m:t>
+          </m:r>
+          <m:d>
+            <m:dPr>
+              <m:begChr m:val="["/>
+              <m:endChr m:val="]"/>
+            </m:dPr>
+            <m:e>
+              <m:r>
+                <m:t xml:space="preserve">i</m:t>
+              </m:r>
+              <m:r>
+                <m:t xml:space="preserve"> </m:t>
+              </m:r>
+              <m:r>
+                <m:t xml:space="preserve">e</m:t>
+              </m:r>
+              <m:r>
+                <m:t xml:space="preserve"> </m:t>
+              </m:r>
+              <m:sSup>
+                <m:e>
+                  <m:r>
+                    <m:t xml:space="preserve">γ</m:t>
+                  </m:r>
+                </m:e>
+                <m:sup>
+                  <m:r>
+                    <m:t xml:space="preserve">ν</m:t>
+                  </m:r>
+                </m:sup>
+              </m:sSup>
+            </m:e>
+          </m:d>
+          <m:r>
+            <m:t xml:space="preserve"> </m:t>
+          </m:r>
+          <m:sSub>
+            <m:e>
+              <m:r>
+                <m:t xml:space="preserve">S</m:t>
+              </m:r>
+            </m:e>
+            <m:sub>
+              <m:r>
+                <m:t xml:space="preserve">F</m:t>
+              </m:r>
+            </m:sub>
+          </m:sSub>
+          <m:d>
+            <m:dPr>
+              <m:begChr m:val="["/>
+              <m:endChr m:val="]"/>
+            </m:dPr>
+            <m:e>
+              <m:r>
+                <m:t xml:space="preserve">z</m:t>
+              </m:r>
+              <m:r>
+                <m:t xml:space="preserve">−</m:t>
+              </m:r>
+              <m:sSub>
+                <m:e>
+                  <m:r>
+                    <m:t xml:space="preserve">x</m:t>
+                  </m:r>
+                </m:e>
+                <m:sub>
+                  <m:r>
+                    <m:t xml:space="preserve">2</m:t>
+                  </m:r>
+                </m:sub>
+              </m:sSub>
+            </m:e>
+          </m:d>
+          <m:r>
+            <m:t xml:space="preserve"> </m:t>
+          </m:r>
+          <m:sSub>
+            <m:e>
+              <m:r>
+                <m:t xml:space="preserve">D</m:t>
+              </m:r>
+            </m:e>
+            <m:sub>
+              <m:r>
+                <m:t xml:space="preserve">νμ</m:t>
+              </m:r>
+            </m:sub>
+          </m:sSub>
+          <m:d>
+            <m:dPr>
+              <m:begChr m:val="["/>
+              <m:endChr m:val="]"/>
+            </m:dPr>
+            <m:e>
+              <m:r>
+                <m:t xml:space="preserve">z</m:t>
+              </m:r>
+              <m:r>
+                <m:t xml:space="preserve">−</m:t>
+              </m:r>
+              <m:sSub>
+                <m:e>
+                  <m:r>
+                    <m:t xml:space="preserve">x</m:t>
+                  </m:r>
+                </m:e>
+                <m:sub>
+                  <m:r>
+                    <m:t xml:space="preserve">3</m:t>
+                  </m:r>
+                </m:sub>
+              </m:sSub>
+            </m:e>
+          </m:d>
+        </m:oMath>
+      </m:oMathPara>
+    </w:p>
+    <w:p>
+      <w:r>
+        <w:t>Reading from the outgoing electron at x₁ back to the incoming one at x₂, this is a propagator, the vertex ieγ^ν, another propagator, and a photon propagator attached at the vertex. The vertex factor is i times the coefficient of ψ̄γ^νψA_ν in ℒ, which is Lesson 44's ieγ^μ. No other source of i or sign entered.</w:t>
       </w:r>
     </w:p>
     <w:p>
@@ -591,12 +1368,12 @@
         <w:pStyle w:val="Heading2"/>
       </w:pPr>
       <w:r>
-        <w:t>3 The fermion minus sign</w:t>
+        <w:t>2 Position-space rules and the 1/n!</w:t>
       </w:r>
     </w:p>
     <w:p>
       <w:r>
-        <w:t>A closed chain of ψ–ψ̄ contractions is a trace over a product of S_F's. Because ψ is Grassmann, swapping the last ψ̄ back next to the first ψ to close the trace produces a minus sign. The same minus multiplies Lesson 62's vacuum-polarization loop. Boson loops have no such minus.</w:t>
+        <w:t>At order eⁿ the expansion gives (1/n!)(i∫eψ̄A̸ψ)ⁿ, with n vertices at points z₁, …, z_n integrated over spacetime. A given diagram is a pattern of pairings. Relabeling the n vertex points gives the same value, because the points are integrated, and in QED every relabeling gives a different pairing of the same shape. So each distinct diagram appears n! times, which cancels the 1/n!. In QED the photon has no self-coupling and every electron line has a direction, so a diagram has no leftover symmetry factor except for rare vacuum graphs. In a theory with identical fields at a vertex, such as φ⁴, an automorphism of the diagram leaves a factor such as the ½ or ⅛ of Lesson 79's zero-dimensional model.</w:t>
       </w:r>
     </w:p>
     <w:p>
@@ -604,12 +1381,540 @@
         <w:pStyle w:val="Heading2"/>
       </w:pPr>
       <w:r>
-        <w:t>4 Combinatorics, unchanged</w:t>
+        <w:t>3 Momentum space</w:t>
+      </w:r>
+    </w:p>
+    <w:p>
+      <w:pPr>
+        <w:pStyle w:val="Heading3"/>
+      </w:pPr>
+      <w:r>
+        <w:t>3.1 Conservation at each vertex</w:t>
       </w:r>
     </w:p>
     <w:p>
       <w:r>
-        <w:t>Two vertices, two photons, two electrons: Compton scattering. The 1/2! in the expansion is cancelled by the two ways of assigning the two vertices, leaving the two diagrams of Lesson 56 with a plus sign between them. Nothing in (1/4)Σ|ℳ|²=−2e⁴(s/u+u/s) changes.</w:t>
+        <w:t>Write every propagator as a Fourier integral, for example S_F(x − z) = ∫d⁴p/(2π)⁴ e^{−ip(x−z)}S_F(p). A vertex at z collects one exponential from each line attached to it. Its integral is</w:t>
+      </w:r>
+    </w:p>
+    <w:p>
+      <w:pPr>
+        <w:spacing w:before="100" w:after="160"/>
+        <w:jc w:val="center"/>
+      </w:pPr>
+      <m:oMathPara>
+        <m:oMath>
+          <m:r>
+            <m:t xml:space="preserve">∫</m:t>
+          </m:r>
+          <m:r>
+            <m:t xml:space="preserve"> </m:t>
+          </m:r>
+          <m:sSup>
+            <m:e>
+              <m:r>
+                <m:t xml:space="preserve">d</m:t>
+              </m:r>
+            </m:e>
+            <m:sup>
+              <m:r>
+                <m:t xml:space="preserve">4</m:t>
+              </m:r>
+            </m:sup>
+          </m:sSup>
+          <m:r>
+            <m:t xml:space="preserve">z</m:t>
+          </m:r>
+          <m:r>
+            <m:t xml:space="preserve"> </m:t>
+          </m:r>
+          <m:sSup>
+            <m:e>
+              <m:r>
+                <m:t xml:space="preserve">e</m:t>
+              </m:r>
+            </m:e>
+            <m:sup>
+              <m:r>
+                <m:t xml:space="preserve">i</m:t>
+              </m:r>
+              <m:r>
+                <m:t xml:space="preserve"> </m:t>
+              </m:r>
+              <m:d>
+                <m:dPr>
+                  <m:begChr m:val="["/>
+                  <m:endChr m:val="]"/>
+                </m:dPr>
+                <m:e>
+                  <m:sSub>
+                    <m:e>
+                      <m:r>
+                        <m:t xml:space="preserve">p</m:t>
+                      </m:r>
+                    </m:e>
+                    <m:sub>
+                      <m:r>
+                        <m:t xml:space="preserve">1</m:t>
+                      </m:r>
+                    </m:sub>
+                  </m:sSub>
+                  <m:r>
+                    <m:t xml:space="preserve">−</m:t>
+                  </m:r>
+                  <m:sSub>
+                    <m:e>
+                      <m:r>
+                        <m:t xml:space="preserve">p</m:t>
+                      </m:r>
+                    </m:e>
+                    <m:sub>
+                      <m:r>
+                        <m:t xml:space="preserve">2</m:t>
+                      </m:r>
+                    </m:sub>
+                  </m:sSub>
+                  <m:r>
+                    <m:t xml:space="preserve">−</m:t>
+                  </m:r>
+                  <m:r>
+                    <m:t xml:space="preserve">k</m:t>
+                  </m:r>
+                </m:e>
+              </m:d>
+              <m:r>
+                <m:t xml:space="preserve">·</m:t>
+              </m:r>
+              <m:r>
+                <m:t xml:space="preserve">z</m:t>
+              </m:r>
+            </m:sup>
+          </m:sSup>
+          <m:r>
+            <m:t xml:space="preserve">=</m:t>
+          </m:r>
+          <m:sSup>
+            <m:e>
+              <m:d>
+                <m:dPr/>
+                <m:e>
+                  <m:r>
+                    <m:t xml:space="preserve">2π</m:t>
+                  </m:r>
+                </m:e>
+              </m:d>
+            </m:e>
+            <m:sup>
+              <m:r>
+                <m:t xml:space="preserve">4</m:t>
+              </m:r>
+            </m:sup>
+          </m:sSup>
+          <m:r>
+            <m:t xml:space="preserve"> </m:t>
+          </m:r>
+          <m:sSup>
+            <m:e>
+              <m:r>
+                <m:t xml:space="preserve">δ</m:t>
+              </m:r>
+            </m:e>
+            <m:sup>
+              <m:r>
+                <m:t xml:space="preserve">4</m:t>
+              </m:r>
+            </m:sup>
+          </m:sSup>
+          <m:d>
+            <m:dPr>
+              <m:begChr m:val="["/>
+              <m:endChr m:val="]"/>
+            </m:dPr>
+            <m:e>
+              <m:sSub>
+                <m:e>
+                  <m:r>
+                    <m:t xml:space="preserve">p</m:t>
+                  </m:r>
+                </m:e>
+                <m:sub>
+                  <m:r>
+                    <m:t xml:space="preserve">1</m:t>
+                  </m:r>
+                </m:sub>
+              </m:sSub>
+              <m:r>
+                <m:t xml:space="preserve">−</m:t>
+              </m:r>
+              <m:sSub>
+                <m:e>
+                  <m:r>
+                    <m:t xml:space="preserve">p</m:t>
+                  </m:r>
+                </m:e>
+                <m:sub>
+                  <m:r>
+                    <m:t xml:space="preserve">2</m:t>
+                  </m:r>
+                </m:sub>
+              </m:sSub>
+              <m:r>
+                <m:t xml:space="preserve">−</m:t>
+              </m:r>
+              <m:r>
+                <m:t xml:space="preserve">k</m:t>
+              </m:r>
+            </m:e>
+          </m:d>
+        </m:oMath>
+      </m:oMathPara>
+    </w:p>
+    <w:p>
+      <w:r>
+        <w:t>so the momenta at every vertex sum to zero. Each internal line carries a ∫d⁴p/(2π)⁴. Each vertex delta function removes one of them, and one delta function survives as overall momentum conservation.</w:t>
+      </w:r>
+    </w:p>
+    <w:p>
+      <w:pPr>
+        <w:pStyle w:val="Heading3"/>
+      </w:pPr>
+      <w:r>
+        <w:t>3.2 Counting loops</w:t>
+      </w:r>
+    </w:p>
+    <w:p>
+      <w:r>
+        <w:t>With I internal lines and V vertices, the number of free momentum integrals is I − (V − 1) = I − V + 1 = L, the number of loops. Each loop has one undetermined momentum, integrated with d⁴k/(2π)⁴. Lesson 81 showed that each loop also costs one power of ħ. A tree diagram has L = 0 and no integral at all. Every loop integral in Parts IX and X entered here.</w:t>
+      </w:r>
+    </w:p>
+    <w:p>
+      <w:pPr>
+        <w:pStyle w:val="Heading2"/>
+      </w:pPr>
+      <w:r>
+        <w:t>4 Signs from Grassmann variables</w:t>
+      </w:r>
+    </w:p>
+    <w:p>
+      <w:pPr>
+        <w:pStyle w:val="Heading3"/>
+      </w:pPr>
+      <w:r>
+        <w:t>4.1 Closed loops</w:t>
+      </w:r>
+    </w:p>
+    <w:p>
+      <w:r>
+        <w:t>Two vertices, ψ̄(x)γ^μψ(x) and ψ̄(y)γ^νψ(y), with ψ(x) paired with ψ̄(y) and ψ(y) with ψ̄(x), make a closed electron loop. To bring the pairs next to each other, move ψ(y) from the far right to the far left. It passes ψ̄(y), ψ(x), and ψ̄(x), three Grassmann variables, so it picks up a factor −1:</w:t>
+      </w:r>
+    </w:p>
+    <w:p>
+      <w:pPr>
+        <w:spacing w:before="100" w:after="160"/>
+        <w:jc w:val="center"/>
+      </w:pPr>
+      <m:oMathPara>
+        <m:oMath>
+          <m:sSub>
+            <m:e>
+              <m:r>
+                <m:t xml:space="preserve">ψ̄</m:t>
+              </m:r>
+            </m:e>
+            <m:sub>
+              <m:r>
+                <m:t xml:space="preserve">x</m:t>
+              </m:r>
+            </m:sub>
+          </m:sSub>
+          <m:r>
+            <m:t xml:space="preserve"> </m:t>
+          </m:r>
+          <m:sSup>
+            <m:e>
+              <m:r>
+                <m:t xml:space="preserve">γ</m:t>
+              </m:r>
+            </m:e>
+            <m:sup>
+              <m:r>
+                <m:t xml:space="preserve">μ</m:t>
+              </m:r>
+            </m:sup>
+          </m:sSup>
+          <m:r>
+            <m:t xml:space="preserve"> </m:t>
+          </m:r>
+          <m:sSub>
+            <m:e>
+              <m:r>
+                <m:t xml:space="preserve">ψ</m:t>
+              </m:r>
+            </m:e>
+            <m:sub>
+              <m:r>
+                <m:t xml:space="preserve">x</m:t>
+              </m:r>
+            </m:sub>
+          </m:sSub>
+          <m:r>
+            <m:t xml:space="preserve"> </m:t>
+          </m:r>
+          <m:sSub>
+            <m:e>
+              <m:r>
+                <m:t xml:space="preserve">ψ̄</m:t>
+              </m:r>
+            </m:e>
+            <m:sub>
+              <m:r>
+                <m:t xml:space="preserve">y</m:t>
+              </m:r>
+            </m:sub>
+          </m:sSub>
+          <m:r>
+            <m:t xml:space="preserve"> </m:t>
+          </m:r>
+          <m:sSup>
+            <m:e>
+              <m:r>
+                <m:t xml:space="preserve">γ</m:t>
+              </m:r>
+            </m:e>
+            <m:sup>
+              <m:r>
+                <m:t xml:space="preserve">ν</m:t>
+              </m:r>
+            </m:sup>
+          </m:sSup>
+          <m:r>
+            <m:t xml:space="preserve"> </m:t>
+          </m:r>
+          <m:sSub>
+            <m:e>
+              <m:r>
+                <m:t xml:space="preserve">ψ</m:t>
+              </m:r>
+            </m:e>
+            <m:sub>
+              <m:r>
+                <m:t xml:space="preserve">y</m:t>
+              </m:r>
+            </m:sub>
+          </m:sSub>
+          <m:r>
+            <m:t xml:space="preserve">=</m:t>
+          </m:r>
+          <m:r>
+            <m:t xml:space="preserve">−</m:t>
+          </m:r>
+          <m:sSub>
+            <m:e>
+              <m:r>
+                <m:t xml:space="preserve">ψ</m:t>
+              </m:r>
+            </m:e>
+            <m:sub>
+              <m:r>
+                <m:t xml:space="preserve">y</m:t>
+              </m:r>
+            </m:sub>
+          </m:sSub>
+          <m:r>
+            <m:t xml:space="preserve"> </m:t>
+          </m:r>
+          <m:sSub>
+            <m:e>
+              <m:r>
+                <m:t xml:space="preserve">ψ̄</m:t>
+              </m:r>
+            </m:e>
+            <m:sub>
+              <m:r>
+                <m:t xml:space="preserve">x</m:t>
+              </m:r>
+            </m:sub>
+          </m:sSub>
+          <m:r>
+            <m:t xml:space="preserve"> </m:t>
+          </m:r>
+          <m:sSup>
+            <m:e>
+              <m:r>
+                <m:t xml:space="preserve">γ</m:t>
+              </m:r>
+            </m:e>
+            <m:sup>
+              <m:r>
+                <m:t xml:space="preserve">μ</m:t>
+              </m:r>
+            </m:sup>
+          </m:sSup>
+          <m:r>
+            <m:t xml:space="preserve"> </m:t>
+          </m:r>
+          <m:sSub>
+            <m:e>
+              <m:r>
+                <m:t xml:space="preserve">ψ</m:t>
+              </m:r>
+            </m:e>
+            <m:sub>
+              <m:r>
+                <m:t xml:space="preserve">x</m:t>
+              </m:r>
+            </m:sub>
+          </m:sSub>
+          <m:r>
+            <m:t xml:space="preserve"> </m:t>
+          </m:r>
+          <m:sSub>
+            <m:e>
+              <m:r>
+                <m:t xml:space="preserve">ψ̄</m:t>
+              </m:r>
+            </m:e>
+            <m:sub>
+              <m:r>
+                <m:t xml:space="preserve">y</m:t>
+              </m:r>
+            </m:sub>
+          </m:sSub>
+          <m:r>
+            <m:t xml:space="preserve"> </m:t>
+          </m:r>
+          <m:sSup>
+            <m:e>
+              <m:r>
+                <m:t xml:space="preserve">γ</m:t>
+              </m:r>
+            </m:e>
+            <m:sup>
+              <m:r>
+                <m:t xml:space="preserve">ν</m:t>
+              </m:r>
+            </m:sup>
+          </m:sSup>
+          <m:r>
+            <m:t xml:space="preserve">→</m:t>
+          </m:r>
+          <m:r>
+            <m:t xml:space="preserve">−</m:t>
+          </m:r>
+          <m:func>
+            <m:fName>
+              <m:r>
+                <m:t xml:space="preserve">tr</m:t>
+              </m:r>
+            </m:fName>
+            <m:e>
+              <m:d>
+                <m:dPr>
+                  <m:begChr m:val="["/>
+                  <m:endChr m:val="]"/>
+                </m:dPr>
+                <m:e>
+                  <m:sSub>
+                    <m:e>
+                      <m:r>
+                        <m:t xml:space="preserve">S</m:t>
+                      </m:r>
+                    </m:e>
+                    <m:sub>
+                      <m:r>
+                        <m:t xml:space="preserve">F</m:t>
+                      </m:r>
+                    </m:sub>
+                  </m:sSub>
+                  <m:d>
+                    <m:dPr>
+                      <m:begChr m:val="["/>
+                      <m:endChr m:val="]"/>
+                    </m:dPr>
+                    <m:e>
+                      <m:r>
+                        <m:t xml:space="preserve">y</m:t>
+                      </m:r>
+                      <m:r>
+                        <m:t xml:space="preserve">−</m:t>
+                      </m:r>
+                      <m:r>
+                        <m:t xml:space="preserve">x</m:t>
+                      </m:r>
+                    </m:e>
+                  </m:d>
+                  <m:r>
+                    <m:t xml:space="preserve"> </m:t>
+                  </m:r>
+                  <m:sSup>
+                    <m:e>
+                      <m:r>
+                        <m:t xml:space="preserve">γ</m:t>
+                      </m:r>
+                    </m:e>
+                    <m:sup>
+                      <m:r>
+                        <m:t xml:space="preserve">μ</m:t>
+                      </m:r>
+                    </m:sup>
+                  </m:sSup>
+                  <m:r>
+                    <m:t xml:space="preserve"> </m:t>
+                  </m:r>
+                  <m:sSub>
+                    <m:e>
+                      <m:r>
+                        <m:t xml:space="preserve">S</m:t>
+                      </m:r>
+                    </m:e>
+                    <m:sub>
+                      <m:r>
+                        <m:t xml:space="preserve">F</m:t>
+                      </m:r>
+                    </m:sub>
+                  </m:sSub>
+                  <m:d>
+                    <m:dPr>
+                      <m:begChr m:val="["/>
+                      <m:endChr m:val="]"/>
+                    </m:dPr>
+                    <m:e>
+                      <m:r>
+                        <m:t xml:space="preserve">x</m:t>
+                      </m:r>
+                      <m:r>
+                        <m:t xml:space="preserve">−</m:t>
+                      </m:r>
+                      <m:r>
+                        <m:t xml:space="preserve">y</m:t>
+                      </m:r>
+                    </m:e>
+                  </m:d>
+                  <m:r>
+                    <m:t xml:space="preserve"> </m:t>
+                  </m:r>
+                  <m:sSup>
+                    <m:e>
+                      <m:r>
+                        <m:t xml:space="preserve">γ</m:t>
+                      </m:r>
+                    </m:e>
+                    <m:sup>
+                      <m:r>
+                        <m:t xml:space="preserve">ν</m:t>
+                      </m:r>
+                    </m:sup>
+                  </m:sSup>
+                </m:e>
+              </m:d>
+            </m:e>
+          </m:func>
+        </m:oMath>
+      </m:oMathPara>
+    </w:p>
+    <w:p>
+      <w:r>
+        <w:t>The spinor indices close into a trace, and the reordering gives the minus sign. Every closed fermion loop, with any number of vertices, needs an odd number of swaps to close, and so gives −1 and a trace.</w:t>
       </w:r>
     </w:p>
     <w:p>
@@ -623,7 +1928,264 @@
     </w:p>
     <w:p>
       <w:r>
-        <w:t>Does the path integral decide the relative sign of Møller's two diagrams? Yes: exchanging two identical external electrons is a Grassmann swap, producing the minus of Lesson 54. The path integral and the operator Dyson series agree because they compute the same Z.</w:t>
+        <w:t>Write the one-loop vacuum polarization in momentum space with every factor.</w:t>
+      </w:r>
+    </w:p>
+    <w:p>
+      <w:r>
+        <w:t>From Section 4.1, with a vertex ieγ at each end and loop momentum k,</w:t>
+      </w:r>
+    </w:p>
+    <w:p>
+      <w:pPr>
+        <w:spacing w:before="100" w:after="160"/>
+        <w:jc w:val="center"/>
+      </w:pPr>
+      <m:oMathPara>
+        <m:oMath>
+          <m:r>
+            <m:t xml:space="preserve">i</m:t>
+          </m:r>
+          <m:r>
+            <m:t xml:space="preserve"> </m:t>
+          </m:r>
+          <m:sSup>
+            <m:e>
+              <m:r>
+                <m:t xml:space="preserve">Π</m:t>
+              </m:r>
+            </m:e>
+            <m:sup>
+              <m:r>
+                <m:t xml:space="preserve">μν</m:t>
+              </m:r>
+            </m:sup>
+          </m:sSup>
+          <m:d>
+            <m:dPr>
+              <m:begChr m:val="["/>
+              <m:endChr m:val="]"/>
+            </m:dPr>
+            <m:e>
+              <m:r>
+                <m:t xml:space="preserve">q</m:t>
+              </m:r>
+            </m:e>
+          </m:d>
+          <m:r>
+            <m:t xml:space="preserve">=</m:t>
+          </m:r>
+          <m:r>
+            <m:t xml:space="preserve">−</m:t>
+          </m:r>
+          <m:r>
+            <m:t xml:space="preserve">∫</m:t>
+          </m:r>
+          <m:r>
+            <m:t xml:space="preserve"> </m:t>
+          </m:r>
+          <m:f>
+            <m:num>
+              <m:sSup>
+                <m:e>
+                  <m:r>
+                    <m:t xml:space="preserve">d</m:t>
+                  </m:r>
+                </m:e>
+                <m:sup>
+                  <m:r>
+                    <m:t xml:space="preserve">4</m:t>
+                  </m:r>
+                </m:sup>
+              </m:sSup>
+              <m:r>
+                <m:t xml:space="preserve">k</m:t>
+              </m:r>
+            </m:num>
+            <m:den>
+              <m:sSup>
+                <m:e>
+                  <m:d>
+                    <m:dPr/>
+                    <m:e>
+                      <m:r>
+                        <m:t xml:space="preserve">2π</m:t>
+                      </m:r>
+                    </m:e>
+                  </m:d>
+                </m:e>
+                <m:sup>
+                  <m:r>
+                    <m:t xml:space="preserve">4</m:t>
+                  </m:r>
+                </m:sup>
+              </m:sSup>
+            </m:den>
+          </m:f>
+          <m:r>
+            <m:t xml:space="preserve"> </m:t>
+          </m:r>
+          <m:func>
+            <m:fName>
+              <m:r>
+                <m:t xml:space="preserve">tr</m:t>
+              </m:r>
+            </m:fName>
+            <m:e>
+              <m:d>
+                <m:dPr>
+                  <m:begChr m:val="["/>
+                  <m:endChr m:val="]"/>
+                </m:dPr>
+                <m:e>
+                  <m:d>
+                    <m:dPr>
+                      <m:begChr m:val="["/>
+                      <m:endChr m:val="]"/>
+                    </m:dPr>
+                    <m:e>
+                      <m:r>
+                        <m:t xml:space="preserve">i</m:t>
+                      </m:r>
+                      <m:r>
+                        <m:t xml:space="preserve"> </m:t>
+                      </m:r>
+                      <m:r>
+                        <m:t xml:space="preserve">e</m:t>
+                      </m:r>
+                      <m:r>
+                        <m:t xml:space="preserve"> </m:t>
+                      </m:r>
+                      <m:sSup>
+                        <m:e>
+                          <m:r>
+                            <m:t xml:space="preserve">γ</m:t>
+                          </m:r>
+                        </m:e>
+                        <m:sup>
+                          <m:r>
+                            <m:t xml:space="preserve">μ</m:t>
+                          </m:r>
+                        </m:sup>
+                      </m:sSup>
+                    </m:e>
+                  </m:d>
+                  <m:r>
+                    <m:t xml:space="preserve"> </m:t>
+                  </m:r>
+                  <m:sSub>
+                    <m:e>
+                      <m:r>
+                        <m:t xml:space="preserve">S</m:t>
+                      </m:r>
+                    </m:e>
+                    <m:sub>
+                      <m:r>
+                        <m:t xml:space="preserve">F</m:t>
+                      </m:r>
+                    </m:sub>
+                  </m:sSub>
+                  <m:d>
+                    <m:dPr>
+                      <m:begChr m:val="["/>
+                      <m:endChr m:val="]"/>
+                    </m:dPr>
+                    <m:e>
+                      <m:r>
+                        <m:t xml:space="preserve">k</m:t>
+                      </m:r>
+                    </m:e>
+                  </m:d>
+                  <m:r>
+                    <m:t xml:space="preserve"> </m:t>
+                  </m:r>
+                  <m:d>
+                    <m:dPr>
+                      <m:begChr m:val="["/>
+                      <m:endChr m:val="]"/>
+                    </m:dPr>
+                    <m:e>
+                      <m:r>
+                        <m:t xml:space="preserve">i</m:t>
+                      </m:r>
+                      <m:r>
+                        <m:t xml:space="preserve"> </m:t>
+                      </m:r>
+                      <m:r>
+                        <m:t xml:space="preserve">e</m:t>
+                      </m:r>
+                      <m:r>
+                        <m:t xml:space="preserve"> </m:t>
+                      </m:r>
+                      <m:sSup>
+                        <m:e>
+                          <m:r>
+                            <m:t xml:space="preserve">γ</m:t>
+                          </m:r>
+                        </m:e>
+                        <m:sup>
+                          <m:r>
+                            <m:t xml:space="preserve">ν</m:t>
+                          </m:r>
+                        </m:sup>
+                      </m:sSup>
+                    </m:e>
+                  </m:d>
+                  <m:r>
+                    <m:t xml:space="preserve"> </m:t>
+                  </m:r>
+                  <m:sSub>
+                    <m:e>
+                      <m:r>
+                        <m:t xml:space="preserve">S</m:t>
+                      </m:r>
+                    </m:e>
+                    <m:sub>
+                      <m:r>
+                        <m:t xml:space="preserve">F</m:t>
+                      </m:r>
+                    </m:sub>
+                  </m:sSub>
+                  <m:d>
+                    <m:dPr>
+                      <m:begChr m:val="["/>
+                      <m:endChr m:val="]"/>
+                    </m:dPr>
+                    <m:e>
+                      <m:r>
+                        <m:t xml:space="preserve">k</m:t>
+                      </m:r>
+                      <m:r>
+                        <m:t xml:space="preserve">+</m:t>
+                      </m:r>
+                      <m:r>
+                        <m:t xml:space="preserve">q</m:t>
+                      </m:r>
+                    </m:e>
+                  </m:d>
+                </m:e>
+              </m:d>
+            </m:e>
+          </m:func>
+        </m:oMath>
+      </m:oMathPara>
+    </w:p>
+    <w:p>
+      <w:r>
+        <w:t>This is Lesson 62's expression. Two vertices come with 1/2!, and the two assignments of z₁ and z₂ to the two ends cancel it. Reversing the direction of the loop is the same assignment exchange, not a new diagram, so there is no further ½. The minus sign, the trace, and the i's all came from the Gaussian and the Grassmann algebra.</w:t>
+      </w:r>
+    </w:p>
+    <w:p>
+      <w:pPr>
+        <w:pStyle w:val="Heading3"/>
+      </w:pPr>
+      <w:r>
+        <w:t>4.2 Identical fermions</w:t>
+      </w:r>
+    </w:p>
+    <w:p>
+      <w:r>
+        <w:t>In e⁻e⁻ → e⁻e⁻, the two outgoing electrons can be paired with the two vertices in two ways. The two pairings differ by an exchange of the two outgoing fields ψ(x₃) and ψ(x₄). That is one Grassmann swap, so the two diagrams enter with a relative minus sign. This is Lesson 54's Møller sign, now a consequence of anticommuting integration variables. In Compton scattering the two diagrams differ by exchanging two photon fields, which are ordinary numbers, so they add with a plus sign (Lesson 56).</w:t>
       </w:r>
     </w:p>
     <w:p>
@@ -631,7 +2193,1318 @@
         <w:pStyle w:val="Heading2"/>
       </w:pPr>
       <w:r>
-        <w:t>Connections to QED</w:t>
+        <w:t>5 External particles</w:t>
+      </w:r>
+    </w:p>
+    <w:p>
+      <w:r>
+        <w:t>The correlator of Section 1.2 has a full propagator on each external leg. The LSZ formula of Lesson 51 converts it into a scattering amplitude. Each external propagator is amputated, the leg is put on shell, and the leg is replaced by its wave function: u(p) for an incoming electron, ū(p) for an outgoing one, v̄ and v for incoming and outgoing positrons, and ε_μ or ε*_μ for photons. The path integral supplies the correlator, and LSZ, which is independent of how the correlator was computed, turns it into ℳ.</w:t>
+      </w:r>
+    </w:p>
+    <w:p>
+      <w:r>
+        <w:rPr>
+          <w:b/>
+          <w:i/>
+        </w:rPr>
+        <w:t>Worked example 3</w:t>
+      </w:r>
+    </w:p>
+    <w:p>
+      <w:r>
+        <w:t>Derive the tree amplitude for e⁻(p₁)μ⁻(p₂) → e⁻(p₃)μ⁻(p₄), and recover the Coulomb potential from it.</w:t>
+      </w:r>
+    </w:p>
+    <w:p>
+      <w:r>
+        <w:t>At order e² there are two vertices, one on the electron line and one on the muon line. The 1/2! is cancelled by the two assignments. Both particles have charge −e, so both vertices are ieγ. With q = p₁ − p₃ and Feynman gauge,</w:t>
+      </w:r>
+    </w:p>
+    <w:p>
+      <w:pPr>
+        <w:spacing w:before="100" w:after="160"/>
+        <w:jc w:val="center"/>
+      </w:pPr>
+      <m:oMathPara>
+        <m:oMath>
+          <m:r>
+            <m:t xml:space="preserve">i</m:t>
+          </m:r>
+          <m:r>
+            <m:t xml:space="preserve"> </m:t>
+          </m:r>
+          <m:r>
+            <m:t xml:space="preserve">ℳ</m:t>
+          </m:r>
+          <m:r>
+            <m:t xml:space="preserve">=</m:t>
+          </m:r>
+          <m:d>
+            <m:dPr>
+              <m:begChr m:val="["/>
+              <m:endChr m:val="]"/>
+            </m:dPr>
+            <m:e>
+              <m:sSub>
+                <m:e>
+                  <m:r>
+                    <m:t xml:space="preserve">ū</m:t>
+                  </m:r>
+                </m:e>
+                <m:sub>
+                  <m:r>
+                    <m:t xml:space="preserve">3</m:t>
+                  </m:r>
+                </m:sub>
+              </m:sSub>
+              <m:r>
+                <m:t xml:space="preserve"> </m:t>
+              </m:r>
+              <m:d>
+                <m:dPr>
+                  <m:begChr m:val="["/>
+                  <m:endChr m:val="]"/>
+                </m:dPr>
+                <m:e>
+                  <m:r>
+                    <m:t xml:space="preserve">i</m:t>
+                  </m:r>
+                  <m:r>
+                    <m:t xml:space="preserve"> </m:t>
+                  </m:r>
+                  <m:r>
+                    <m:t xml:space="preserve">e</m:t>
+                  </m:r>
+                  <m:r>
+                    <m:t xml:space="preserve"> </m:t>
+                  </m:r>
+                  <m:sSup>
+                    <m:e>
+                      <m:r>
+                        <m:t xml:space="preserve">γ</m:t>
+                      </m:r>
+                    </m:e>
+                    <m:sup>
+                      <m:r>
+                        <m:t xml:space="preserve">μ</m:t>
+                      </m:r>
+                    </m:sup>
+                  </m:sSup>
+                </m:e>
+              </m:d>
+              <m:r>
+                <m:t xml:space="preserve"> </m:t>
+              </m:r>
+              <m:sSub>
+                <m:e>
+                  <m:r>
+                    <m:t xml:space="preserve">u</m:t>
+                  </m:r>
+                </m:e>
+                <m:sub>
+                  <m:r>
+                    <m:t xml:space="preserve">1</m:t>
+                  </m:r>
+                </m:sub>
+              </m:sSub>
+            </m:e>
+          </m:d>
+          <m:r>
+            <m:t xml:space="preserve"> </m:t>
+          </m:r>
+          <m:f>
+            <m:num>
+              <m:r>
+                <m:t xml:space="preserve">−</m:t>
+              </m:r>
+              <m:r>
+                <m:t xml:space="preserve">i</m:t>
+              </m:r>
+              <m:r>
+                <m:t xml:space="preserve"> </m:t>
+              </m:r>
+              <m:sSub>
+                <m:e>
+                  <m:r>
+                    <m:t xml:space="preserve">g</m:t>
+                  </m:r>
+                </m:e>
+                <m:sub>
+                  <m:r>
+                    <m:t xml:space="preserve">μν</m:t>
+                  </m:r>
+                </m:sub>
+              </m:sSub>
+            </m:num>
+            <m:den>
+              <m:sSup>
+                <m:e>
+                  <m:r>
+                    <m:t xml:space="preserve">q</m:t>
+                  </m:r>
+                </m:e>
+                <m:sup>
+                  <m:r>
+                    <m:t xml:space="preserve">2</m:t>
+                  </m:r>
+                </m:sup>
+              </m:sSup>
+            </m:den>
+          </m:f>
+          <m:r>
+            <m:t xml:space="preserve"> </m:t>
+          </m:r>
+          <m:d>
+            <m:dPr>
+              <m:begChr m:val="["/>
+              <m:endChr m:val="]"/>
+            </m:dPr>
+            <m:e>
+              <m:sSub>
+                <m:e>
+                  <m:r>
+                    <m:t xml:space="preserve">ū</m:t>
+                  </m:r>
+                </m:e>
+                <m:sub>
+                  <m:r>
+                    <m:t xml:space="preserve">4</m:t>
+                  </m:r>
+                </m:sub>
+              </m:sSub>
+              <m:r>
+                <m:t xml:space="preserve"> </m:t>
+              </m:r>
+              <m:d>
+                <m:dPr>
+                  <m:begChr m:val="["/>
+                  <m:endChr m:val="]"/>
+                </m:dPr>
+                <m:e>
+                  <m:r>
+                    <m:t xml:space="preserve">i</m:t>
+                  </m:r>
+                  <m:r>
+                    <m:t xml:space="preserve"> </m:t>
+                  </m:r>
+                  <m:r>
+                    <m:t xml:space="preserve">e</m:t>
+                  </m:r>
+                  <m:r>
+                    <m:t xml:space="preserve"> </m:t>
+                  </m:r>
+                  <m:sSup>
+                    <m:e>
+                      <m:r>
+                        <m:t xml:space="preserve">γ</m:t>
+                      </m:r>
+                    </m:e>
+                    <m:sup>
+                      <m:r>
+                        <m:t xml:space="preserve">ν</m:t>
+                      </m:r>
+                    </m:sup>
+                  </m:sSup>
+                </m:e>
+              </m:d>
+              <m:r>
+                <m:t xml:space="preserve"> </m:t>
+              </m:r>
+              <m:sSub>
+                <m:e>
+                  <m:r>
+                    <m:t xml:space="preserve">u</m:t>
+                  </m:r>
+                </m:e>
+                <m:sub>
+                  <m:r>
+                    <m:t xml:space="preserve">2</m:t>
+                  </m:r>
+                </m:sub>
+              </m:sSub>
+            </m:e>
+          </m:d>
+          <m:r>
+            <m:t xml:space="preserve">=</m:t>
+          </m:r>
+          <m:r>
+            <m:t xml:space="preserve">i</m:t>
+          </m:r>
+          <m:r>
+            <m:t xml:space="preserve"> </m:t>
+          </m:r>
+          <m:sSup>
+            <m:e>
+              <m:r>
+                <m:t xml:space="preserve">e</m:t>
+              </m:r>
+            </m:e>
+            <m:sup>
+              <m:r>
+                <m:t xml:space="preserve">2</m:t>
+              </m:r>
+            </m:sup>
+          </m:sSup>
+          <m:r>
+            <m:t xml:space="preserve"> </m:t>
+          </m:r>
+          <m:f>
+            <m:num>
+              <m:d>
+                <m:dPr>
+                  <m:begChr m:val="["/>
+                  <m:endChr m:val="]"/>
+                </m:dPr>
+                <m:e>
+                  <m:sSub>
+                    <m:e>
+                      <m:r>
+                        <m:t xml:space="preserve">ū</m:t>
+                      </m:r>
+                    </m:e>
+                    <m:sub>
+                      <m:r>
+                        <m:t xml:space="preserve">3</m:t>
+                      </m:r>
+                    </m:sub>
+                  </m:sSub>
+                  <m:r>
+                    <m:t xml:space="preserve"> </m:t>
+                  </m:r>
+                  <m:sSup>
+                    <m:e>
+                      <m:r>
+                        <m:t xml:space="preserve">γ</m:t>
+                      </m:r>
+                    </m:e>
+                    <m:sup>
+                      <m:r>
+                        <m:t xml:space="preserve">μ</m:t>
+                      </m:r>
+                    </m:sup>
+                  </m:sSup>
+                  <m:r>
+                    <m:t xml:space="preserve"> </m:t>
+                  </m:r>
+                  <m:sSub>
+                    <m:e>
+                      <m:r>
+                        <m:t xml:space="preserve">u</m:t>
+                      </m:r>
+                    </m:e>
+                    <m:sub>
+                      <m:r>
+                        <m:t xml:space="preserve">1</m:t>
+                      </m:r>
+                    </m:sub>
+                  </m:sSub>
+                </m:e>
+              </m:d>
+              <m:r>
+                <m:t xml:space="preserve"> </m:t>
+              </m:r>
+              <m:d>
+                <m:dPr>
+                  <m:begChr m:val="["/>
+                  <m:endChr m:val="]"/>
+                </m:dPr>
+                <m:e>
+                  <m:sSub>
+                    <m:e>
+                      <m:r>
+                        <m:t xml:space="preserve">ū</m:t>
+                      </m:r>
+                    </m:e>
+                    <m:sub>
+                      <m:r>
+                        <m:t xml:space="preserve">4</m:t>
+                      </m:r>
+                    </m:sub>
+                  </m:sSub>
+                  <m:r>
+                    <m:t xml:space="preserve"> </m:t>
+                  </m:r>
+                  <m:sSub>
+                    <m:e>
+                      <m:r>
+                        <m:t xml:space="preserve">γ</m:t>
+                      </m:r>
+                    </m:e>
+                    <m:sub>
+                      <m:r>
+                        <m:t xml:space="preserve">μ</m:t>
+                      </m:r>
+                    </m:sub>
+                  </m:sSub>
+                  <m:r>
+                    <m:t xml:space="preserve"> </m:t>
+                  </m:r>
+                  <m:sSub>
+                    <m:e>
+                      <m:r>
+                        <m:t xml:space="preserve">u</m:t>
+                      </m:r>
+                    </m:e>
+                    <m:sub>
+                      <m:r>
+                        <m:t xml:space="preserve">2</m:t>
+                      </m:r>
+                    </m:sub>
+                  </m:sSub>
+                </m:e>
+              </m:d>
+            </m:num>
+            <m:den>
+              <m:sSup>
+                <m:e>
+                  <m:r>
+                    <m:t xml:space="preserve">q</m:t>
+                  </m:r>
+                </m:e>
+                <m:sup>
+                  <m:r>
+                    <m:t xml:space="preserve">2</m:t>
+                  </m:r>
+                </m:sup>
+              </m:sSup>
+            </m:den>
+          </m:f>
+        </m:oMath>
+      </m:oMathPara>
+    </w:p>
+    <w:p>
+      <w:r>
+        <w:t>There is no exchange diagram, because the electron and muon are distinguishable. In the nonrelativistic limit, only μ = 0 survives, with ū₃γ⁰u₁ → 2m_e and ū₄γ⁰u₂ → 2m_μ for unchanged spins. The momentum transfer is spacelike, q² = −|q|². So ℳ → −e²(2m_e)(2m_μ)/|q|². In this normalization, Born scattering from a potential gives ℳ = −(2m_e)(2m_μ)Ṽ(q). So Ṽ(q) = e²/|q|², whose Fourier transform is V(r) = e²/(4πr) = α/r. This is a repulsive Coulomb potential between like charges, the result Lesson 80 obtained from static sources.</w:t>
+      </w:r>
+    </w:p>
+    <w:p>
+      <w:pPr>
+        <w:pStyle w:val="Heading2"/>
+      </w:pPr>
+      <w:r>
+        <w:t>6 The rules</w:t>
+      </w:r>
+    </w:p>
+    <w:p>
+      <w:r>
+        <w:t>Collecting the results gives the rules in this course's conventions:</w:t>
+      </w:r>
+    </w:p>
+    <w:tbl>
+      <w:tblPr>
+        <w:tblW w:type="auto" w:w="0"/>
+        <w:jc w:val="center"/>
+        <w:tblLayout w:type="fixed"/>
+        <w:tblLook w:firstColumn="1" w:firstRow="1" w:lastColumn="0" w:lastRow="0" w:noHBand="0" w:noVBand="1" w:val="04A0"/>
+        <w:tblLayout w:type="fixed"/>
+        <w:tblLook w:firstColumn="1" w:firstRow="1" w:lastColumn="0" w:lastRow="0" w:noHBand="0" w:noVBand="1" w:val="04A0"/>
+      </w:tblPr>
+      <w:tblGrid>
+        <w:gridCol w:w="3264"/>
+        <w:gridCol w:w="6528"/>
+      </w:tblGrid>
+      <w:tr>
+        <w:tc>
+          <w:tcPr>
+            <w:tcW w:type="dxa" w:w="3264"/>
+            <w:shd w:fill="1F4E78"/>
+            <w:vAlign w:val="center"/>
+            <w:tcMar>
+              <w:top w:w="100" w:type="dxa"/>
+              <w:start w:w="100" w:type="dxa"/>
+              <w:bottom w:w="100" w:type="dxa"/>
+              <w:end w:w="100" w:type="dxa"/>
+            </w:tcMar>
+          </w:tcPr>
+          <w:p>
+            <w:r>
+              <w:rPr>
+                <w:b/>
+                <w:color w:val="FFFFFF"/>
+              </w:rPr>
+              <w:t>Element</w:t>
+            </w:r>
+          </w:p>
+        </w:tc>
+        <w:tc>
+          <w:tcPr>
+            <w:tcW w:type="dxa" w:w="6528"/>
+            <w:shd w:fill="1F4E78"/>
+            <w:vAlign w:val="center"/>
+            <w:tcMar>
+              <w:top w:w="100" w:type="dxa"/>
+              <w:start w:w="100" w:type="dxa"/>
+              <w:bottom w:w="100" w:type="dxa"/>
+              <w:end w:w="100" w:type="dxa"/>
+            </w:tcMar>
+          </w:tcPr>
+          <w:p>
+            <w:r>
+              <w:rPr>
+                <w:b/>
+                <w:color w:val="FFFFFF"/>
+              </w:rPr>
+              <w:t>Factor</w:t>
+            </w:r>
+          </w:p>
+        </w:tc>
+      </w:tr>
+      <w:tr>
+        <w:tc>
+          <w:tcPr>
+            <w:tcW w:type="dxa" w:w="3264"/>
+            <w:vAlign w:val="center"/>
+            <w:tcMar>
+              <w:top w:w="100" w:type="dxa"/>
+              <w:start w:w="100" w:type="dxa"/>
+              <w:bottom w:w="100" w:type="dxa"/>
+              <w:end w:w="100" w:type="dxa"/>
+            </w:tcMar>
+          </w:tcPr>
+          <w:p>
+            <w:r>
+              <w:t>Internal electron, momentum p along the arrow</w:t>
+            </w:r>
+          </w:p>
+        </w:tc>
+        <w:tc>
+          <w:tcPr>
+            <w:tcW w:type="dxa" w:w="6528"/>
+            <w:vAlign w:val="center"/>
+            <w:tcMar>
+              <w:top w:w="100" w:type="dxa"/>
+              <w:start w:w="100" w:type="dxa"/>
+              <w:bottom w:w="100" w:type="dxa"/>
+              <w:end w:w="100" w:type="dxa"/>
+            </w:tcMar>
+          </w:tcPr>
+          <w:p>
+            <w:r>
+              <w:t>i(p̸ + m)/(p² − m² + iε)</w:t>
+            </w:r>
+          </w:p>
+        </w:tc>
+      </w:tr>
+      <w:tr>
+        <w:tc>
+          <w:tcPr>
+            <w:tcW w:type="dxa" w:w="3264"/>
+            <w:vAlign w:val="center"/>
+            <w:shd w:fill="EAF2F8"/>
+            <w:tcMar>
+              <w:top w:w="100" w:type="dxa"/>
+              <w:start w:w="100" w:type="dxa"/>
+              <w:bottom w:w="100" w:type="dxa"/>
+              <w:end w:w="100" w:type="dxa"/>
+            </w:tcMar>
+          </w:tcPr>
+          <w:p>
+            <w:r>
+              <w:t>Internal photon, momentum k</w:t>
+            </w:r>
+          </w:p>
+        </w:tc>
+        <w:tc>
+          <w:tcPr>
+            <w:tcW w:type="dxa" w:w="6528"/>
+            <w:vAlign w:val="center"/>
+            <w:shd w:fill="EAF2F8"/>
+            <w:tcMar>
+              <w:top w:w="100" w:type="dxa"/>
+              <w:start w:w="100" w:type="dxa"/>
+              <w:bottom w:w="100" w:type="dxa"/>
+              <w:end w:w="100" w:type="dxa"/>
+            </w:tcMar>
+          </w:tcPr>
+          <w:p>
+            <w:r>
+              <w:t>−i[g_{μν} − (1 − ξ)k_μk_ν/k²]/(k² + iε); ξ = 1 in Feynman gauge</w:t>
+            </w:r>
+          </w:p>
+        </w:tc>
+      </w:tr>
+      <w:tr>
+        <w:tc>
+          <w:tcPr>
+            <w:tcW w:type="dxa" w:w="3264"/>
+            <w:vAlign w:val="center"/>
+            <w:tcMar>
+              <w:top w:w="100" w:type="dxa"/>
+              <w:start w:w="100" w:type="dxa"/>
+              <w:bottom w:w="100" w:type="dxa"/>
+              <w:end w:w="100" w:type="dxa"/>
+            </w:tcMar>
+          </w:tcPr>
+          <w:p>
+            <w:r>
+              <w:t>Vertex</w:t>
+            </w:r>
+          </w:p>
+        </w:tc>
+        <w:tc>
+          <w:tcPr>
+            <w:tcW w:type="dxa" w:w="6528"/>
+            <w:vAlign w:val="center"/>
+            <w:tcMar>
+              <w:top w:w="100" w:type="dxa"/>
+              <w:start w:w="100" w:type="dxa"/>
+              <w:bottom w:w="100" w:type="dxa"/>
+              <w:end w:w="100" w:type="dxa"/>
+            </w:tcMar>
+          </w:tcPr>
+          <w:p>
+            <w:r>
+              <w:t>ieγ^μ, with momentum conservation</w:t>
+            </w:r>
+          </w:p>
+        </w:tc>
+      </w:tr>
+      <w:tr>
+        <w:tc>
+          <w:tcPr>
+            <w:tcW w:type="dxa" w:w="3264"/>
+            <w:vAlign w:val="center"/>
+            <w:shd w:fill="EAF2F8"/>
+            <w:tcMar>
+              <w:top w:w="100" w:type="dxa"/>
+              <w:start w:w="100" w:type="dxa"/>
+              <w:bottom w:w="100" w:type="dxa"/>
+              <w:end w:w="100" w:type="dxa"/>
+            </w:tcMar>
+          </w:tcPr>
+          <w:p>
+            <w:r>
+              <w:t>Undetermined loop momentum</w:t>
+            </w:r>
+          </w:p>
+        </w:tc>
+        <w:tc>
+          <w:tcPr>
+            <w:tcW w:type="dxa" w:w="6528"/>
+            <w:vAlign w:val="center"/>
+            <w:shd w:fill="EAF2F8"/>
+            <w:tcMar>
+              <w:top w:w="100" w:type="dxa"/>
+              <w:start w:w="100" w:type="dxa"/>
+              <w:bottom w:w="100" w:type="dxa"/>
+              <w:end w:w="100" w:type="dxa"/>
+            </w:tcMar>
+          </w:tcPr>
+          <w:p>
+            <w:r>
+              <w:t>∫d⁴k/(2π)⁴</w:t>
+            </w:r>
+          </w:p>
+        </w:tc>
+      </w:tr>
+      <w:tr>
+        <w:tc>
+          <w:tcPr>
+            <w:tcW w:type="dxa" w:w="3264"/>
+            <w:vAlign w:val="center"/>
+            <w:tcMar>
+              <w:top w:w="100" w:type="dxa"/>
+              <w:start w:w="100" w:type="dxa"/>
+              <w:bottom w:w="100" w:type="dxa"/>
+              <w:end w:w="100" w:type="dxa"/>
+            </w:tcMar>
+          </w:tcPr>
+          <w:p>
+            <w:r>
+              <w:t>Closed fermion loop</w:t>
+            </w:r>
+          </w:p>
+        </w:tc>
+        <w:tc>
+          <w:tcPr>
+            <w:tcW w:type="dxa" w:w="6528"/>
+            <w:vAlign w:val="center"/>
+            <w:tcMar>
+              <w:top w:w="100" w:type="dxa"/>
+              <w:start w:w="100" w:type="dxa"/>
+              <w:bottom w:w="100" w:type="dxa"/>
+              <w:end w:w="100" w:type="dxa"/>
+            </w:tcMar>
+          </w:tcPr>
+          <w:p>
+            <w:r>
+              <w:t>−1 and a trace over spinor indices</w:t>
+            </w:r>
+          </w:p>
+        </w:tc>
+      </w:tr>
+      <w:tr>
+        <w:tc>
+          <w:tcPr>
+            <w:tcW w:type="dxa" w:w="3264"/>
+            <w:vAlign w:val="center"/>
+            <w:shd w:fill="EAF2F8"/>
+            <w:tcMar>
+              <w:top w:w="100" w:type="dxa"/>
+              <w:start w:w="100" w:type="dxa"/>
+              <w:bottom w:w="100" w:type="dxa"/>
+              <w:end w:w="100" w:type="dxa"/>
+            </w:tcMar>
+          </w:tcPr>
+          <w:p>
+            <w:r>
+              <w:t>Diagrams differing by exchange of identical external fermions</w:t>
+            </w:r>
+          </w:p>
+        </w:tc>
+        <w:tc>
+          <w:tcPr>
+            <w:tcW w:type="dxa" w:w="6528"/>
+            <w:vAlign w:val="center"/>
+            <w:shd w:fill="EAF2F8"/>
+            <w:tcMar>
+              <w:top w:w="100" w:type="dxa"/>
+              <w:start w:w="100" w:type="dxa"/>
+              <w:bottom w:w="100" w:type="dxa"/>
+              <w:end w:w="100" w:type="dxa"/>
+            </w:tcMar>
+          </w:tcPr>
+          <w:p>
+            <w:r>
+              <w:t>Relative −1</w:t>
+            </w:r>
+          </w:p>
+        </w:tc>
+      </w:tr>
+      <w:tr>
+        <w:tc>
+          <w:tcPr>
+            <w:tcW w:type="dxa" w:w="3264"/>
+            <w:vAlign w:val="center"/>
+            <w:tcMar>
+              <w:top w:w="100" w:type="dxa"/>
+              <w:start w:w="100" w:type="dxa"/>
+              <w:bottom w:w="100" w:type="dxa"/>
+              <w:end w:w="100" w:type="dxa"/>
+            </w:tcMar>
+          </w:tcPr>
+          <w:p>
+            <w:r>
+              <w:t>Incoming, outgoing electron</w:t>
+            </w:r>
+          </w:p>
+        </w:tc>
+        <w:tc>
+          <w:tcPr>
+            <w:tcW w:type="dxa" w:w="6528"/>
+            <w:vAlign w:val="center"/>
+            <w:tcMar>
+              <w:top w:w="100" w:type="dxa"/>
+              <w:start w:w="100" w:type="dxa"/>
+              <w:bottom w:w="100" w:type="dxa"/>
+              <w:end w:w="100" w:type="dxa"/>
+            </w:tcMar>
+          </w:tcPr>
+          <w:p>
+            <w:r>
+              <w:t>u(p), ū(p)</w:t>
+            </w:r>
+          </w:p>
+        </w:tc>
+      </w:tr>
+      <w:tr>
+        <w:tc>
+          <w:tcPr>
+            <w:tcW w:type="dxa" w:w="3264"/>
+            <w:vAlign w:val="center"/>
+            <w:shd w:fill="EAF2F8"/>
+            <w:tcMar>
+              <w:top w:w="100" w:type="dxa"/>
+              <w:start w:w="100" w:type="dxa"/>
+              <w:bottom w:w="100" w:type="dxa"/>
+              <w:end w:w="100" w:type="dxa"/>
+            </w:tcMar>
+          </w:tcPr>
+          <w:p>
+            <w:r>
+              <w:t>Incoming, outgoing positron</w:t>
+            </w:r>
+          </w:p>
+        </w:tc>
+        <w:tc>
+          <w:tcPr>
+            <w:tcW w:type="dxa" w:w="6528"/>
+            <w:vAlign w:val="center"/>
+            <w:shd w:fill="EAF2F8"/>
+            <w:tcMar>
+              <w:top w:w="100" w:type="dxa"/>
+              <w:start w:w="100" w:type="dxa"/>
+              <w:bottom w:w="100" w:type="dxa"/>
+              <w:end w:w="100" w:type="dxa"/>
+            </w:tcMar>
+          </w:tcPr>
+          <w:p>
+            <w:r>
+              <w:t>v̄(p), v(p)</w:t>
+            </w:r>
+          </w:p>
+        </w:tc>
+      </w:tr>
+      <w:tr>
+        <w:tc>
+          <w:tcPr>
+            <w:tcW w:type="dxa" w:w="3264"/>
+            <w:vAlign w:val="center"/>
+            <w:tcMar>
+              <w:top w:w="100" w:type="dxa"/>
+              <w:start w:w="100" w:type="dxa"/>
+              <w:bottom w:w="100" w:type="dxa"/>
+              <w:end w:w="100" w:type="dxa"/>
+            </w:tcMar>
+          </w:tcPr>
+          <w:p>
+            <w:r>
+              <w:t>Incoming, outgoing photon</w:t>
+            </w:r>
+          </w:p>
+        </w:tc>
+        <w:tc>
+          <w:tcPr>
+            <w:tcW w:type="dxa" w:w="6528"/>
+            <w:vAlign w:val="center"/>
+            <w:tcMar>
+              <w:top w:w="100" w:type="dxa"/>
+              <w:start w:w="100" w:type="dxa"/>
+              <w:bottom w:w="100" w:type="dxa"/>
+              <w:end w:w="100" w:type="dxa"/>
+            </w:tcMar>
+          </w:tcPr>
+          <w:p>
+            <w:r>
+              <w:t>ε_μ(k), ε*_μ(k)</w:t>
+            </w:r>
+          </w:p>
+        </w:tc>
+      </w:tr>
+    </w:tbl>
+    <w:p>
+      <w:r>
+        <w:t>These are Lesson 49's rules. The path integral and the operator Dyson series compute the same Z, so they must agree.</w:t>
+      </w:r>
+    </w:p>
+    <w:p>
+      <w:pPr>
+        <w:pStyle w:val="Heading2"/>
+      </w:pPr>
+      <w:r>
+        <w:t>7 Derivative couplings: scalar QED</w:t>
+      </w:r>
+    </w:p>
+    <w:p>
+      <w:pPr>
+        <w:pStyle w:val="Heading3"/>
+      </w:pPr>
+      <w:r>
+        <w:t>7.1 Why the path integral helps here</w:t>
+      </w:r>
+    </w:p>
+    <w:p>
+      <w:r>
+        <w:t>For a charged scalar, the interaction contains time derivatives of the field. In the canonical method the conjugate momentum then depends on A, the interaction Hamiltonian is not simply −ℒ_int, and noncovariant contact terms appear that must cancel against noncovariant pieces of the time-ordered propagator of ∂φ. In the path integral none of this arises. The vertices are read from the Lagrangian, and the result is covariant term by term.</w:t>
+      </w:r>
+    </w:p>
+    <w:p>
+      <w:r>
+        <w:rPr>
+          <w:b/>
+          <w:i/>
+        </w:rPr>
+        <w:t>Worked example 4</w:t>
+      </w:r>
+    </w:p>
+    <w:p>
+      <w:r>
+        <w:t>For ℒ = (D_μφ)</w:t>
+      </w:r>
+      <w:r>
+        <w:rPr>
+          <w:i/>
+        </w:rPr>
+        <w:t>(D^μφ) − m²φ</w:t>
+      </w:r>
+      <w:r>
+        <w:t>φ, with D_μ = ∂_μ + iqA_μ, find the vertices.</w:t>
+      </w:r>
+    </w:p>
+    <w:p>
+      <w:r>
+        <w:t>The conjugate of the covariant derivative is (D_μφ)</w:t>
+      </w:r>
+      <w:r>
+        <w:rPr>
+          <w:i/>
+        </w:rPr>
+        <w:t xml:space="preserve"> = ∂_μφ</w:t>
+      </w:r>
+      <w:r>
+        <w:t xml:space="preserve"> − iqA_μφ*. Multiplying out,</w:t>
+      </w:r>
+    </w:p>
+    <w:p>
+      <w:pPr>
+        <w:spacing w:before="100" w:after="160"/>
+        <w:jc w:val="center"/>
+      </w:pPr>
+      <m:oMathPara>
+        <m:oMath>
+          <m:sSup>
+            <m:e>
+              <m:d>
+                <m:dPr>
+                  <m:begChr m:val="["/>
+                  <m:endChr m:val="]"/>
+                </m:dPr>
+                <m:e>
+                  <m:sSub>
+                    <m:e>
+                      <m:r>
+                        <m:t xml:space="preserve">D</m:t>
+                      </m:r>
+                    </m:e>
+                    <m:sub>
+                      <m:r>
+                        <m:t xml:space="preserve">μ</m:t>
+                      </m:r>
+                    </m:sub>
+                  </m:sSub>
+                  <m:r>
+                    <m:t xml:space="preserve"> </m:t>
+                  </m:r>
+                  <m:r>
+                    <m:t xml:space="preserve">φ</m:t>
+                  </m:r>
+                </m:e>
+              </m:d>
+            </m:e>
+            <m:sup>
+              <m:r>
+                <m:t xml:space="preserve">*</m:t>
+              </m:r>
+            </m:sup>
+          </m:sSup>
+          <m:r>
+            <m:t xml:space="preserve"> </m:t>
+          </m:r>
+          <m:sSup>
+            <m:e>
+              <m:r>
+                <m:t xml:space="preserve">D</m:t>
+              </m:r>
+            </m:e>
+            <m:sup>
+              <m:r>
+                <m:t xml:space="preserve">μ</m:t>
+              </m:r>
+            </m:sup>
+          </m:sSup>
+          <m:r>
+            <m:t xml:space="preserve"> </m:t>
+          </m:r>
+          <m:r>
+            <m:t xml:space="preserve">φ</m:t>
+          </m:r>
+          <m:r>
+            <m:t xml:space="preserve">=</m:t>
+          </m:r>
+          <m:sSub>
+            <m:e>
+              <m:r>
+                <m:t xml:space="preserve">∂</m:t>
+              </m:r>
+            </m:e>
+            <m:sub>
+              <m:r>
+                <m:t xml:space="preserve">μ</m:t>
+              </m:r>
+            </m:sub>
+          </m:sSub>
+          <m:r>
+            <m:t xml:space="preserve"> </m:t>
+          </m:r>
+          <m:sSup>
+            <m:e>
+              <m:r>
+                <m:t xml:space="preserve">φ</m:t>
+              </m:r>
+            </m:e>
+            <m:sup>
+              <m:r>
+                <m:t xml:space="preserve">*</m:t>
+              </m:r>
+            </m:sup>
+          </m:sSup>
+          <m:r>
+            <m:t xml:space="preserve"> </m:t>
+          </m:r>
+          <m:sSup>
+            <m:e>
+              <m:r>
+                <m:t xml:space="preserve">∂</m:t>
+              </m:r>
+            </m:e>
+            <m:sup>
+              <m:r>
+                <m:t xml:space="preserve">μ</m:t>
+              </m:r>
+            </m:sup>
+          </m:sSup>
+          <m:r>
+            <m:t xml:space="preserve"> </m:t>
+          </m:r>
+          <m:r>
+            <m:t xml:space="preserve">φ</m:t>
+          </m:r>
+          <m:r>
+            <m:t xml:space="preserve">+</m:t>
+          </m:r>
+          <m:r>
+            <m:t xml:space="preserve">i</m:t>
+          </m:r>
+          <m:r>
+            <m:t xml:space="preserve"> </m:t>
+          </m:r>
+          <m:r>
+            <m:t xml:space="preserve">q</m:t>
+          </m:r>
+          <m:r>
+            <m:t xml:space="preserve"> </m:t>
+          </m:r>
+          <m:sSup>
+            <m:e>
+              <m:r>
+                <m:t xml:space="preserve">A</m:t>
+              </m:r>
+            </m:e>
+            <m:sup>
+              <m:r>
+                <m:t xml:space="preserve">μ</m:t>
+              </m:r>
+            </m:sup>
+          </m:sSup>
+          <m:r>
+            <m:t xml:space="preserve"> </m:t>
+          </m:r>
+          <m:d>
+            <m:dPr>
+              <m:begChr m:val="["/>
+              <m:endChr m:val="]"/>
+            </m:dPr>
+            <m:e>
+              <m:d>
+                <m:dPr>
+                  <m:begChr m:val="["/>
+                  <m:endChr m:val="]"/>
+                </m:dPr>
+                <m:e>
+                  <m:sSub>
+                    <m:e>
+                      <m:r>
+                        <m:t xml:space="preserve">∂</m:t>
+                      </m:r>
+                    </m:e>
+                    <m:sub>
+                      <m:r>
+                        <m:t xml:space="preserve">μ</m:t>
+                      </m:r>
+                    </m:sub>
+                  </m:sSub>
+                  <m:r>
+                    <m:t xml:space="preserve"> </m:t>
+                  </m:r>
+                  <m:sSup>
+                    <m:e>
+                      <m:r>
+                        <m:t xml:space="preserve">φ</m:t>
+                      </m:r>
+                    </m:e>
+                    <m:sup>
+                      <m:r>
+                        <m:t xml:space="preserve">*</m:t>
+                      </m:r>
+                    </m:sup>
+                  </m:sSup>
+                </m:e>
+              </m:d>
+              <m:r>
+                <m:t xml:space="preserve"> </m:t>
+              </m:r>
+              <m:r>
+                <m:t xml:space="preserve">φ</m:t>
+              </m:r>
+              <m:r>
+                <m:t xml:space="preserve">−</m:t>
+              </m:r>
+              <m:sSup>
+                <m:e>
+                  <m:r>
+                    <m:t xml:space="preserve">φ</m:t>
+                  </m:r>
+                </m:e>
+                <m:sup>
+                  <m:r>
+                    <m:t xml:space="preserve">*</m:t>
+                  </m:r>
+                </m:sup>
+              </m:sSup>
+              <m:r>
+                <m:t xml:space="preserve"> </m:t>
+              </m:r>
+              <m:sSub>
+                <m:e>
+                  <m:r>
+                    <m:t xml:space="preserve">∂</m:t>
+                  </m:r>
+                </m:e>
+                <m:sub>
+                  <m:r>
+                    <m:t xml:space="preserve">μ</m:t>
+                  </m:r>
+                </m:sub>
+              </m:sSub>
+              <m:r>
+                <m:t xml:space="preserve"> </m:t>
+              </m:r>
+              <m:r>
+                <m:t xml:space="preserve">φ</m:t>
+              </m:r>
+            </m:e>
+          </m:d>
+          <m:r>
+            <m:t xml:space="preserve">+</m:t>
+          </m:r>
+          <m:sSup>
+            <m:e>
+              <m:r>
+                <m:t xml:space="preserve">q</m:t>
+              </m:r>
+            </m:e>
+            <m:sup>
+              <m:r>
+                <m:t xml:space="preserve">2</m:t>
+              </m:r>
+            </m:sup>
+          </m:sSup>
+          <m:r>
+            <m:t xml:space="preserve"> </m:t>
+          </m:r>
+          <m:sSub>
+            <m:e>
+              <m:r>
+                <m:t xml:space="preserve">A</m:t>
+              </m:r>
+            </m:e>
+            <m:sub>
+              <m:r>
+                <m:t xml:space="preserve">μ</m:t>
+              </m:r>
+            </m:sub>
+          </m:sSub>
+          <m:r>
+            <m:t xml:space="preserve"> </m:t>
+          </m:r>
+          <m:sSup>
+            <m:e>
+              <m:r>
+                <m:t xml:space="preserve">A</m:t>
+              </m:r>
+            </m:e>
+            <m:sup>
+              <m:r>
+                <m:t xml:space="preserve">μ</m:t>
+              </m:r>
+            </m:sup>
+          </m:sSup>
+          <m:r>
+            <m:t xml:space="preserve"> </m:t>
+          </m:r>
+          <m:sSup>
+            <m:e>
+              <m:r>
+                <m:t xml:space="preserve">φ</m:t>
+              </m:r>
+            </m:e>
+            <m:sup>
+              <m:r>
+                <m:t xml:space="preserve">*</m:t>
+              </m:r>
+            </m:sup>
+          </m:sSup>
+          <m:r>
+            <m:t xml:space="preserve"> </m:t>
+          </m:r>
+          <m:r>
+            <m:t xml:space="preserve">φ</m:t>
+          </m:r>
+        </m:oMath>
+      </m:oMathPara>
+    </w:p>
+    <w:p>
+      <w:r>
+        <w:t>For the cubic vertex, take an incoming scalar of momentum p, so φ ∝ e^{−ipx} and ∂_μφ → −ip_μφ, and an outgoing scalar of momentum p′, so φ</w:t>
+      </w:r>
+      <w:r>
+        <w:rPr>
+          <w:i/>
+        </w:rPr>
+        <w:t xml:space="preserve"> ∝ e^{ip′x} and ∂_μφ</w:t>
+      </w:r>
+      <w:r>
+        <w:t xml:space="preserve"> → ip′_μφ</w:t>
+      </w:r>
+      <w:r>
+        <w:rPr>
+          <w:i/>
+        </w:rPr>
+        <w:t>. The bracket becomes i(p′ + p)_μφ</w:t>
+      </w:r>
+      <w:r>
+        <w:t>φ. The vertex is i times the coefficient in ℒ, which is i × iq × i(p + p′)^μ:</w:t>
+      </w:r>
+    </w:p>
+    <w:p>
+      <w:pPr>
+        <w:spacing w:before="100" w:after="160"/>
+        <w:jc w:val="center"/>
+      </w:pPr>
+      <m:oMathPara>
+        <m:oMath>
+          <m:r>
+            <m:t xml:space="preserve">−</m:t>
+          </m:r>
+          <m:r>
+            <m:t xml:space="preserve">i</m:t>
+          </m:r>
+          <m:r>
+            <m:t xml:space="preserve"> </m:t>
+          </m:r>
+          <m:r>
+            <m:t xml:space="preserve">q</m:t>
+          </m:r>
+          <m:r>
+            <m:t xml:space="preserve"> </m:t>
+          </m:r>
+          <m:sSup>
+            <m:e>
+              <m:d>
+                <m:dPr/>
+                <m:e>
+                  <m:r>
+                    <m:t xml:space="preserve">p</m:t>
+                  </m:r>
+                  <m:r>
+                    <m:t xml:space="preserve">+</m:t>
+                  </m:r>
+                  <m:r>
+                    <m:t xml:space="preserve">p′</m:t>
+                  </m:r>
+                </m:e>
+              </m:d>
+            </m:e>
+            <m:sup>
+              <m:r>
+                <m:t xml:space="preserve">μ</m:t>
+              </m:r>
+            </m:sup>
+          </m:sSup>
+        </m:oMath>
+      </m:oMathPara>
+    </w:p>
+    <w:p>
+      <w:r>
+        <w:t>The quartic term, iq²A_μA^μφ*φ, contains two identical photon fields, which can be paired with the two external photons in two ways. That gives the seagull vertex</w:t>
+      </w:r>
+    </w:p>
+    <w:p>
+      <w:pPr>
+        <w:spacing w:before="100" w:after="160"/>
+        <w:jc w:val="center"/>
+      </w:pPr>
+      <m:oMathPara>
+        <m:oMath>
+          <m:r>
+            <m:t xml:space="preserve">2</m:t>
+          </m:r>
+          <m:r>
+            <m:t xml:space="preserve"> </m:t>
+          </m:r>
+          <m:r>
+            <m:t xml:space="preserve">i</m:t>
+          </m:r>
+          <m:r>
+            <m:t xml:space="preserve"> </m:t>
+          </m:r>
+          <m:sSup>
+            <m:e>
+              <m:r>
+                <m:t xml:space="preserve">q</m:t>
+              </m:r>
+            </m:e>
+            <m:sup>
+              <m:r>
+                <m:t xml:space="preserve">2</m:t>
+              </m:r>
+            </m:sup>
+          </m:sSup>
+          <m:r>
+            <m:t xml:space="preserve"> </m:t>
+          </m:r>
+          <m:sSup>
+            <m:e>
+              <m:r>
+                <m:t xml:space="preserve">g</m:t>
+              </m:r>
+            </m:e>
+            <m:sup>
+              <m:r>
+                <m:t xml:space="preserve">μν</m:t>
+              </m:r>
+            </m:sup>
+          </m:sSup>
+        </m:oMath>
+      </m:oMathPara>
+    </w:p>
+    <w:p>
+      <w:r>
+        <w:t>Gauge invariance needs both vertices. In scalar Compton scattering, the seagull is exactly what makes k_μℳ^μ = 0, the scalar version of Lesson 71's check.</w:t>
+      </w:r>
+    </w:p>
+    <w:p>
+      <w:pPr>
+        <w:pStyle w:val="Heading2"/>
+      </w:pPr>
+      <w:r>
+        <w:t>8 Gauge choice and counterterms</w:t>
+      </w:r>
+    </w:p>
+    <w:p>
+      <w:r>
+        <w:t>The photon rule carries ξ from the Faddeev–Popov average of Lesson 82. Every physical amplitude is independent of ξ, because the k_μk_ν term meets a conserved current (Lessons 71 and 72). If the Lagrangian is split into a renormalized part and counterterms, ℒ_ct = δ₂ψ̄i∂̸ψ − δ_mψ̄ψ − ¼δ₃F² + eδ₁ψ̄A̸ψ, the same reading rule gives the counterterm vertices: i(δ₂p̸ − δ_m) on an electron line, −iδ₃(k²g^{μν} − k^μk^ν) on a photon line, and ieδ₁γ^μ at a vertex. The Ward identity makes δ₁ = δ₂.</w:t>
+      </w:r>
+    </w:p>
+    <w:p>
+      <w:pPr>
+        <w:pStyle w:val="Heading2"/>
+      </w:pPr>
+      <w:r>
+        <w:t>9 What this lesson has not done</w:t>
+      </w:r>
+    </w:p>
+    <w:p>
+      <w:r>
+        <w:t>It quoted the LSZ reduction formula from Lesson 51 rather than deriving it inside the path integral. It did not prove that vacuum graphs with residual symmetry factors are the only exceptions in QED, and it left the gauge-invariance check for scalar Compton scattering to Exercise 16. It did not derive the counterterm values, which Lessons 63 to 67 found from the divergent loops. The nonrelativistic normalization of the Born formula was used without proof.</w:t>
+      </w:r>
+    </w:p>
+    <w:p>
+      <w:pPr>
+        <w:pStyle w:val="Heading2"/>
+      </w:pPr>
+      <w:r>
+        <w:t>10 Connections to QED</w:t>
       </w:r>
     </w:p>
     <w:tbl>
@@ -688,7 +3561,7 @@
                 <w:b/>
                 <w:color w:val="FFFFFF"/>
               </w:rPr>
-              <w:t>Where it is used</w:t>
+              <w:t>Where it is used next</w:t>
             </w:r>
           </w:p>
         </w:tc>
@@ -707,7 +3580,7 @@
           </w:tcPr>
           <w:p>
             <w:r>
-              <w:t>e^{iS_int} expansion</w:t>
+              <w:t>Z = e^{iS_int[δ]}Z₀</w:t>
             </w:r>
           </w:p>
         </w:tc>
@@ -724,7 +3597,7 @@
           </w:tcPr>
           <w:p>
             <w:r>
-              <w:t>Vertices of Lesson 49</w:t>
+              <w:t>Perturbation theory at finite temperature, Lesson 84</w:t>
             </w:r>
           </w:p>
         </w:tc>
@@ -744,7 +3617,7 @@
           </w:tcPr>
           <w:p>
             <w:r>
-              <w:t>Wick pairings</w:t>
+              <w:t>Vertex = i × coefficient in ℒ</w:t>
             </w:r>
           </w:p>
         </w:tc>
@@ -762,7 +3635,7 @@
           </w:tcPr>
           <w:p>
             <w:r>
-              <w:t>Propagators of Lessons 45–47</w:t>
+              <w:t>Any new interaction, including the electroweak couplings of Lesson 86</w:t>
             </w:r>
           </w:p>
         </w:tc>
@@ -781,7 +3654,7 @@
           </w:tcPr>
           <w:p>
             <w:r>
-              <w:t>Grassmann minus</w:t>
+              <w:t>Momentum conservation, L loops</w:t>
             </w:r>
           </w:p>
         </w:tc>
@@ -798,7 +3671,119 @@
           </w:tcPr>
           <w:p>
             <w:r>
-              <w:t>Closed fermion loops, Lesson 62</w:t>
+              <w:t>Every loop integral</w:t>
+            </w:r>
+          </w:p>
+        </w:tc>
+      </w:tr>
+      <w:tr>
+        <w:tc>
+          <w:tcPr>
+            <w:tcW w:type="dxa" w:w="3264"/>
+            <w:vAlign w:val="center"/>
+            <w:shd w:fill="EAF2F8"/>
+            <w:tcMar>
+              <w:top w:w="100" w:type="dxa"/>
+              <w:start w:w="100" w:type="dxa"/>
+              <w:bottom w:w="100" w:type="dxa"/>
+              <w:end w:w="100" w:type="dxa"/>
+            </w:tcMar>
+          </w:tcPr>
+          <w:p>
+            <w:r>
+              <w:t>Grassmann signs</w:t>
+            </w:r>
+          </w:p>
+        </w:tc>
+        <w:tc>
+          <w:tcPr>
+            <w:tcW w:type="dxa" w:w="6528"/>
+            <w:vAlign w:val="center"/>
+            <w:shd w:fill="EAF2F8"/>
+            <w:tcMar>
+              <w:top w:w="100" w:type="dxa"/>
+              <w:start w:w="100" w:type="dxa"/>
+              <w:bottom w:w="100" w:type="dxa"/>
+              <w:end w:w="100" w:type="dxa"/>
+            </w:tcMar>
+          </w:tcPr>
+          <w:p>
+            <w:r>
+              <w:t>Fermion loops, exchange signs</w:t>
+            </w:r>
+          </w:p>
+        </w:tc>
+      </w:tr>
+      <w:tr>
+        <w:tc>
+          <w:tcPr>
+            <w:tcW w:type="dxa" w:w="3264"/>
+            <w:vAlign w:val="center"/>
+            <w:tcMar>
+              <w:top w:w="100" w:type="dxa"/>
+              <w:start w:w="100" w:type="dxa"/>
+              <w:bottom w:w="100" w:type="dxa"/>
+              <w:end w:w="100" w:type="dxa"/>
+            </w:tcMar>
+          </w:tcPr>
+          <w:p>
+            <w:r>
+              <w:t>e–μ amplitude → Coulomb</w:t>
+            </w:r>
+          </w:p>
+        </w:tc>
+        <w:tc>
+          <w:tcPr>
+            <w:tcW w:type="dxa" w:w="6528"/>
+            <w:vAlign w:val="center"/>
+            <w:tcMar>
+              <w:top w:w="100" w:type="dxa"/>
+              <w:start w:w="100" w:type="dxa"/>
+              <w:bottom w:w="100" w:type="dxa"/>
+              <w:end w:w="100" w:type="dxa"/>
+            </w:tcMar>
+          </w:tcPr>
+          <w:p>
+            <w:r>
+              <w:t>Bound states; external fields, Lesson 85</w:t>
+            </w:r>
+          </w:p>
+        </w:tc>
+      </w:tr>
+      <w:tr>
+        <w:tc>
+          <w:tcPr>
+            <w:tcW w:type="dxa" w:w="3264"/>
+            <w:vAlign w:val="center"/>
+            <w:shd w:fill="EAF2F8"/>
+            <w:tcMar>
+              <w:top w:w="100" w:type="dxa"/>
+              <w:start w:w="100" w:type="dxa"/>
+              <w:bottom w:w="100" w:type="dxa"/>
+              <w:end w:w="100" w:type="dxa"/>
+            </w:tcMar>
+          </w:tcPr>
+          <w:p>
+            <w:r>
+              <w:t>Scalar QED vertices</w:t>
+            </w:r>
+          </w:p>
+        </w:tc>
+        <w:tc>
+          <w:tcPr>
+            <w:tcW w:type="dxa" w:w="6528"/>
+            <w:vAlign w:val="center"/>
+            <w:shd w:fill="EAF2F8"/>
+            <w:tcMar>
+              <w:top w:w="100" w:type="dxa"/>
+              <w:start w:w="100" w:type="dxa"/>
+              <w:bottom w:w="100" w:type="dxa"/>
+              <w:end w:w="100" w:type="dxa"/>
+            </w:tcMar>
+          </w:tcPr>
+          <w:p>
+            <w:r>
+              <w:t>Charged scalars; the Higgs field, Lesson 86</w:t>
             </w:r>
           </w:p>
         </w:tc>
@@ -809,7 +3794,7 @@
         <w:pStyle w:val="Heading2"/>
       </w:pPr>
       <w:r>
-        <w:t>Summary</w:t>
+        <w:t>11 Summary</w:t>
       </w:r>
     </w:p>
     <w:p>
@@ -821,7 +3806,7 @@
         </w:numPr>
       </w:pPr>
       <w:r>
-        <w:t>Z=Z_0 ⟨e^{iS_int}⟩_0 expands in the coupling.</w:t>
+        <w:t>Every field in e^{iS_int} can be replaced by a source derivative, so Z = exp[iS_int(δ)]Z₀, and perturbation theory is the expansion of that exponential.</w:t>
       </w:r>
     </w:p>
     <w:p>
@@ -833,7 +3818,7 @@
         </w:numPr>
       </w:pPr>
       <w:r>
-        <w:t>Gaussian contractions supply propagators.</w:t>
+        <w:t>Pairing derivatives with Z₀ gives propagators. Each vertex is i times its coefficient in ℒ, which for QED is ieγ^μ.</w:t>
       </w:r>
     </w:p>
     <w:p>
@@ -845,7 +3830,7 @@
         </w:numPr>
       </w:pPr>
       <w:r>
-        <w:t>Each S_int supplies +ieγ^μ.</w:t>
+        <w:t>The 1/n! cancels against the relabelings of n vertex points. QED diagrams have essentially no leftover symmetry factors.</w:t>
       </w:r>
     </w:p>
     <w:p>
@@ -857,7 +3842,7 @@
         </w:numPr>
       </w:pPr>
       <w:r>
-        <w:t>Closed fermion loops supply a minus.</w:t>
+        <w:t>Vertex integrals give momentum conservation, and L = I − V + 1 momenta remain to be integrated.</w:t>
       </w:r>
     </w:p>
     <w:p>
@@ -869,7 +3854,31 @@
         </w:numPr>
       </w:pPr>
       <w:r>
-        <w:t>The Feynman rules, and every Part VIII amplitude, are unchanged.</w:t>
+        <w:t>Closed fermion loops give −1 and a trace, and exchanged identical fermions give a relative −1, both from Grassmann reordering.</w:t>
+      </w:r>
+    </w:p>
+    <w:p>
+      <w:pPr>
+        <w:pStyle w:val="ListNumber"/>
+        <w:numPr>
+          <w:ilvl w:val="0"/>
+          <w:numId w:val="10"/>
+        </w:numPr>
+      </w:pPr>
+      <w:r>
+        <w:t>LSZ turns correlators into amplitudes with u, v, and ε. The e–μ amplitude reproduces the Coulomb potential.</w:t>
+      </w:r>
+    </w:p>
+    <w:p>
+      <w:pPr>
+        <w:pStyle w:val="ListNumber"/>
+        <w:numPr>
+          <w:ilvl w:val="0"/>
+          <w:numId w:val="10"/>
+        </w:numPr>
+      </w:pPr>
+      <w:r>
+        <w:t>Derivative couplings give covariant vertices directly. For scalar QED they are −iq(p + p′)^μ and the seagull 2iq²g^{μν}.</w:t>
       </w:r>
     </w:p>
     <w:p>
@@ -890,13 +3899,15 @@
         <w:tblLook w:firstColumn="1" w:firstRow="1" w:lastColumn="0" w:lastRow="0" w:noHBand="0" w:noVBand="1" w:val="04A0"/>
       </w:tblPr>
       <w:tblGrid>
-        <w:gridCol w:w="720"/>
-        <w:gridCol w:w="9072"/>
+        <w:gridCol w:w="2448"/>
+        <w:gridCol w:w="2448"/>
+        <w:gridCol w:w="2448"/>
+        <w:gridCol w:w="2448"/>
       </w:tblGrid>
       <w:tr>
         <w:tc>
           <w:tcPr>
-            <w:tcW w:type="dxa" w:w="720"/>
+            <w:tcW w:type="dxa" w:w="2448"/>
             <w:shd w:fill="1F4E78"/>
             <w:vAlign w:val="center"/>
             <w:tcMar>
@@ -918,7 +3929,7 @@
         </w:tc>
         <w:tc>
           <w:tcPr>
-            <w:tcW w:type="dxa" w:w="9072"/>
+            <w:tcW w:type="dxa" w:w="2448"/>
             <w:shd w:fill="1F4E78"/>
             <w:vAlign w:val="center"/>
             <w:tcMar>
@@ -938,11 +3949,53 @@
             </w:r>
           </w:p>
         </w:tc>
+        <w:tc>
+          <w:tcPr>
+            <w:tcW w:type="dxa" w:w="2448"/>
+            <w:shd w:fill="1F4E78"/>
+            <w:vAlign w:val="center"/>
+            <w:tcMar>
+              <w:top w:w="100" w:type="dxa"/>
+              <w:start w:w="100" w:type="dxa"/>
+              <w:bottom w:w="100" w:type="dxa"/>
+              <w:end w:w="100" w:type="dxa"/>
+            </w:tcMar>
+          </w:tcPr>
+          <w:p>
+            <w:r>
+              <w:rPr>
+                <w:b/>
+                <w:color w:val="FFFFFF"/>
+              </w:rPr>
+            </w:r>
+          </w:p>
+        </w:tc>
+        <w:tc>
+          <w:tcPr>
+            <w:tcW w:type="dxa" w:w="2448"/>
+            <w:shd w:fill="1F4E78"/>
+            <w:vAlign w:val="center"/>
+            <w:tcMar>
+              <w:top w:w="100" w:type="dxa"/>
+              <w:start w:w="100" w:type="dxa"/>
+              <w:bottom w:w="100" w:type="dxa"/>
+              <w:end w:w="100" w:type="dxa"/>
+            </w:tcMar>
+          </w:tcPr>
+          <w:p>
+            <w:r>
+              <w:rPr>
+                <w:b/>
+                <w:color w:val="FFFFFF"/>
+              </w:rPr>
+            </w:r>
+          </w:p>
+        </w:tc>
       </w:tr>
       <w:tr>
         <w:tc>
           <w:tcPr>
-            <w:tcW w:type="dxa" w:w="720"/>
+            <w:tcW w:type="dxa" w:w="2448"/>
             <w:vAlign w:val="center"/>
             <w:tcMar>
               <w:top w:w="100" w:type="dxa"/>
@@ -959,7 +4012,7 @@
         </w:tc>
         <w:tc>
           <w:tcPr>
-            <w:tcW w:type="dxa" w:w="9072"/>
+            <w:tcW w:type="dxa" w:w="2448"/>
             <w:vAlign w:val="center"/>
             <w:tcMar>
               <w:top w:w="100" w:type="dxa"/>
@@ -970,15 +4023,41 @@
           </w:tcPr>
           <w:p>
             <w:r>
-              <w:t>Write Z as a free expectation of e^{iS_int}.</w:t>
+              <w:t>Show that −iδ/δη̄ and iδ/δη bring down ψ and ψ̄ from exp[i∫(η̄ψ + ψ̄η)].</w:t>
             </w:r>
           </w:p>
+        </w:tc>
+        <w:tc>
+          <w:tcPr>
+            <w:tcW w:type="dxa" w:w="2448"/>
+            <w:vAlign w:val="center"/>
+            <w:tcMar>
+              <w:top w:w="100" w:type="dxa"/>
+              <w:start w:w="100" w:type="dxa"/>
+              <w:bottom w:w="100" w:type="dxa"/>
+              <w:end w:w="100" w:type="dxa"/>
+            </w:tcMar>
+          </w:tcPr>
+          <w:p/>
+        </w:tc>
+        <w:tc>
+          <w:tcPr>
+            <w:tcW w:type="dxa" w:w="2448"/>
+            <w:vAlign w:val="center"/>
+            <w:tcMar>
+              <w:top w:w="100" w:type="dxa"/>
+              <w:start w:w="100" w:type="dxa"/>
+              <w:bottom w:w="100" w:type="dxa"/>
+              <w:end w:w="100" w:type="dxa"/>
+            </w:tcMar>
+          </w:tcPr>
+          <w:p/>
         </w:tc>
       </w:tr>
       <w:tr>
         <w:tc>
           <w:tcPr>
-            <w:tcW w:type="dxa" w:w="720"/>
+            <w:tcW w:type="dxa" w:w="2448"/>
             <w:vAlign w:val="center"/>
             <w:shd w:fill="EAF2F8"/>
             <w:tcMar>
@@ -996,7 +4075,7 @@
         </w:tc>
         <w:tc>
           <w:tcPr>
-            <w:tcW w:type="dxa" w:w="9072"/>
+            <w:tcW w:type="dxa" w:w="2448"/>
             <w:vAlign w:val="center"/>
             <w:shd w:fill="EAF2F8"/>
             <w:tcMar>
@@ -1008,15 +4087,43 @@
           </w:tcPr>
           <w:p>
             <w:r>
-              <w:t>Expand to first order and identify the vertex.</w:t>
+              <w:t>At order e⁰, show that the master formula gives Z₀.</w:t>
             </w:r>
           </w:p>
+        </w:tc>
+        <w:tc>
+          <w:tcPr>
+            <w:tcW w:type="dxa" w:w="2448"/>
+            <w:vAlign w:val="center"/>
+            <w:shd w:fill="EAF2F8"/>
+            <w:tcMar>
+              <w:top w:w="100" w:type="dxa"/>
+              <w:start w:w="100" w:type="dxa"/>
+              <w:bottom w:w="100" w:type="dxa"/>
+              <w:end w:w="100" w:type="dxa"/>
+            </w:tcMar>
+          </w:tcPr>
+          <w:p/>
+        </w:tc>
+        <w:tc>
+          <w:tcPr>
+            <w:tcW w:type="dxa" w:w="2448"/>
+            <w:vAlign w:val="center"/>
+            <w:shd w:fill="EAF2F8"/>
+            <w:tcMar>
+              <w:top w:w="100" w:type="dxa"/>
+              <w:start w:w="100" w:type="dxa"/>
+              <w:bottom w:w="100" w:type="dxa"/>
+              <w:end w:w="100" w:type="dxa"/>
+            </w:tcMar>
+          </w:tcPr>
+          <w:p/>
         </w:tc>
       </w:tr>
       <w:tr>
         <w:tc>
           <w:tcPr>
-            <w:tcW w:type="dxa" w:w="720"/>
+            <w:tcW w:type="dxa" w:w="2448"/>
             <w:vAlign w:val="center"/>
             <w:tcMar>
               <w:top w:w="100" w:type="dxa"/>
@@ -1033,7 +4140,7 @@
         </w:tc>
         <w:tc>
           <w:tcPr>
-            <w:tcW w:type="dxa" w:w="9072"/>
+            <w:tcW w:type="dxa" w:w="2448"/>
             <w:vAlign w:val="center"/>
             <w:tcMar>
               <w:top w:w="100" w:type="dxa"/>
@@ -1044,15 +4151,41 @@
           </w:tcPr>
           <w:p>
             <w:r>
-              <w:t>Why does 1/n! cancel?</w:t>
+              <w:t>In Worked example 1, count the Grassmann swaps needed to bring the pairs together, and confirm that there is no sign.</w:t>
             </w:r>
           </w:p>
+        </w:tc>
+        <w:tc>
+          <w:tcPr>
+            <w:tcW w:type="dxa" w:w="2448"/>
+            <w:vAlign w:val="center"/>
+            <w:tcMar>
+              <w:top w:w="100" w:type="dxa"/>
+              <w:start w:w="100" w:type="dxa"/>
+              <w:bottom w:w="100" w:type="dxa"/>
+              <w:end w:w="100" w:type="dxa"/>
+            </w:tcMar>
+          </w:tcPr>
+          <w:p/>
+        </w:tc>
+        <w:tc>
+          <w:tcPr>
+            <w:tcW w:type="dxa" w:w="2448"/>
+            <w:vAlign w:val="center"/>
+            <w:tcMar>
+              <w:top w:w="100" w:type="dxa"/>
+              <w:start w:w="100" w:type="dxa"/>
+              <w:bottom w:w="100" w:type="dxa"/>
+              <w:end w:w="100" w:type="dxa"/>
+            </w:tcMar>
+          </w:tcPr>
+          <w:p/>
         </w:tc>
       </w:tr>
       <w:tr>
         <w:tc>
           <w:tcPr>
-            <w:tcW w:type="dxa" w:w="720"/>
+            <w:tcW w:type="dxa" w:w="2448"/>
             <w:vAlign w:val="center"/>
             <w:shd w:fill="EAF2F8"/>
             <w:tcMar>
@@ -1070,7 +4203,7 @@
         </w:tc>
         <w:tc>
           <w:tcPr>
-            <w:tcW w:type="dxa" w:w="9072"/>
+            <w:tcW w:type="dxa" w:w="2448"/>
             <w:vAlign w:val="center"/>
             <w:shd w:fill="EAF2F8"/>
             <w:tcMar>
@@ -1082,15 +4215,43 @@
           </w:tcPr>
           <w:p>
             <w:r>
-              <w:t>Wick-contract two A's in ⟨A_μ(x)A_ν(y)⟩_0.</w:t>
+              <w:t>At order e², why does the 1/2! cancel for a diagram with two distinct vertices?</w:t>
             </w:r>
           </w:p>
+        </w:tc>
+        <w:tc>
+          <w:tcPr>
+            <w:tcW w:type="dxa" w:w="2448"/>
+            <w:vAlign w:val="center"/>
+            <w:shd w:fill="EAF2F8"/>
+            <w:tcMar>
+              <w:top w:w="100" w:type="dxa"/>
+              <w:start w:w="100" w:type="dxa"/>
+              <w:bottom w:w="100" w:type="dxa"/>
+              <w:end w:w="100" w:type="dxa"/>
+            </w:tcMar>
+          </w:tcPr>
+          <w:p/>
+        </w:tc>
+        <w:tc>
+          <w:tcPr>
+            <w:tcW w:type="dxa" w:w="2448"/>
+            <w:vAlign w:val="center"/>
+            <w:shd w:fill="EAF2F8"/>
+            <w:tcMar>
+              <w:top w:w="100" w:type="dxa"/>
+              <w:start w:w="100" w:type="dxa"/>
+              <w:bottom w:w="100" w:type="dxa"/>
+              <w:end w:w="100" w:type="dxa"/>
+            </w:tcMar>
+          </w:tcPr>
+          <w:p/>
         </w:tc>
       </w:tr>
       <w:tr>
         <w:tc>
           <w:tcPr>
-            <w:tcW w:type="dxa" w:w="720"/>
+            <w:tcW w:type="dxa" w:w="2448"/>
             <w:vAlign w:val="center"/>
             <w:tcMar>
               <w:top w:w="100" w:type="dxa"/>
@@ -1107,7 +4268,7 @@
         </w:tc>
         <w:tc>
           <w:tcPr>
-            <w:tcW w:type="dxa" w:w="9072"/>
+            <w:tcW w:type="dxa" w:w="2448"/>
             <w:vAlign w:val="center"/>
             <w:tcMar>
               <w:top w:w="100" w:type="dxa"/>
@@ -1118,15 +4279,41 @@
           </w:tcPr>
           <w:p>
             <w:r>
-              <w:t>Origin of the closed-loop minus sign.</w:t>
+              <w:t>Do the z integral in Section 3.1 and state the conservation law.</w:t>
             </w:r>
           </w:p>
+        </w:tc>
+        <w:tc>
+          <w:tcPr>
+            <w:tcW w:type="dxa" w:w="2448"/>
+            <w:vAlign w:val="center"/>
+            <w:tcMar>
+              <w:top w:w="100" w:type="dxa"/>
+              <w:start w:w="100" w:type="dxa"/>
+              <w:bottom w:w="100" w:type="dxa"/>
+              <w:end w:w="100" w:type="dxa"/>
+            </w:tcMar>
+          </w:tcPr>
+          <w:p/>
+        </w:tc>
+        <w:tc>
+          <w:tcPr>
+            <w:tcW w:type="dxa" w:w="2448"/>
+            <w:vAlign w:val="center"/>
+            <w:tcMar>
+              <w:top w:w="100" w:type="dxa"/>
+              <w:start w:w="100" w:type="dxa"/>
+              <w:bottom w:w="100" w:type="dxa"/>
+              <w:end w:w="100" w:type="dxa"/>
+            </w:tcMar>
+          </w:tcPr>
+          <w:p/>
         </w:tc>
       </w:tr>
       <w:tr>
         <w:tc>
           <w:tcPr>
-            <w:tcW w:type="dxa" w:w="720"/>
+            <w:tcW w:type="dxa" w:w="2448"/>
             <w:vAlign w:val="center"/>
             <w:shd w:fill="EAF2F8"/>
             <w:tcMar>
@@ -1144,7 +4331,7 @@
         </w:tc>
         <w:tc>
           <w:tcPr>
-            <w:tcW w:type="dxa" w:w="9072"/>
+            <w:tcW w:type="dxa" w:w="2448"/>
             <w:vAlign w:val="center"/>
             <w:shd w:fill="EAF2F8"/>
             <w:tcMar>
@@ -1156,15 +4343,43 @@
           </w:tcPr>
           <w:p>
             <w:r>
-              <w:t>Relative sign of Compton's two diagrams in this language.</w:t>
+              <w:t>Find L for the one-loop vertex correction and for a two-loop self-energy.</w:t>
             </w:r>
           </w:p>
+        </w:tc>
+        <w:tc>
+          <w:tcPr>
+            <w:tcW w:type="dxa" w:w="2448"/>
+            <w:vAlign w:val="center"/>
+            <w:shd w:fill="EAF2F8"/>
+            <w:tcMar>
+              <w:top w:w="100" w:type="dxa"/>
+              <w:start w:w="100" w:type="dxa"/>
+              <w:bottom w:w="100" w:type="dxa"/>
+              <w:end w:w="100" w:type="dxa"/>
+            </w:tcMar>
+          </w:tcPr>
+          <w:p/>
+        </w:tc>
+        <w:tc>
+          <w:tcPr>
+            <w:tcW w:type="dxa" w:w="2448"/>
+            <w:vAlign w:val="center"/>
+            <w:shd w:fill="EAF2F8"/>
+            <w:tcMar>
+              <w:top w:w="100" w:type="dxa"/>
+              <w:start w:w="100" w:type="dxa"/>
+              <w:bottom w:w="100" w:type="dxa"/>
+              <w:end w:w="100" w:type="dxa"/>
+            </w:tcMar>
+          </w:tcPr>
+          <w:p/>
         </w:tc>
       </w:tr>
       <w:tr>
         <w:tc>
           <w:tcPr>
-            <w:tcW w:type="dxa" w:w="720"/>
+            <w:tcW w:type="dxa" w:w="2448"/>
             <w:vAlign w:val="center"/>
             <w:tcMar>
               <w:top w:w="100" w:type="dxa"/>
@@ -1181,7 +4396,7 @@
         </w:tc>
         <w:tc>
           <w:tcPr>
-            <w:tcW w:type="dxa" w:w="9072"/>
+            <w:tcW w:type="dxa" w:w="2448"/>
             <w:vAlign w:val="center"/>
             <w:tcMar>
               <w:top w:w="100" w:type="dxa"/>
@@ -1192,15 +4407,41 @@
           </w:tcPr>
           <w:p>
             <w:r>
-              <w:t>Relative sign of Møller's two diagrams.</w:t>
+              <w:t>For a closed loop with three vertices, count the swaps and confirm the −1.</w:t>
             </w:r>
           </w:p>
+        </w:tc>
+        <w:tc>
+          <w:tcPr>
+            <w:tcW w:type="dxa" w:w="2448"/>
+            <w:vAlign w:val="center"/>
+            <w:tcMar>
+              <w:top w:w="100" w:type="dxa"/>
+              <w:start w:w="100" w:type="dxa"/>
+              <w:bottom w:w="100" w:type="dxa"/>
+              <w:end w:w="100" w:type="dxa"/>
+            </w:tcMar>
+          </w:tcPr>
+          <w:p/>
+        </w:tc>
+        <w:tc>
+          <w:tcPr>
+            <w:tcW w:type="dxa" w:w="2448"/>
+            <w:vAlign w:val="center"/>
+            <w:tcMar>
+              <w:top w:w="100" w:type="dxa"/>
+              <w:start w:w="100" w:type="dxa"/>
+              <w:bottom w:w="100" w:type="dxa"/>
+              <w:end w:w="100" w:type="dxa"/>
+            </w:tcMar>
+          </w:tcPr>
+          <w:p/>
         </w:tc>
       </w:tr>
       <w:tr>
         <w:tc>
           <w:tcPr>
-            <w:tcW w:type="dxa" w:w="720"/>
+            <w:tcW w:type="dxa" w:w="2448"/>
             <w:vAlign w:val="center"/>
             <w:shd w:fill="EAF2F8"/>
             <w:tcMar>
@@ -1218,7 +4459,7 @@
         </w:tc>
         <w:tc>
           <w:tcPr>
-            <w:tcW w:type="dxa" w:w="9072"/>
+            <w:tcW w:type="dxa" w:w="2448"/>
             <w:vAlign w:val="center"/>
             <w:shd w:fill="EAF2F8"/>
             <w:tcMar>
@@ -1230,15 +4471,43 @@
           </w:tcPr>
           <w:p>
             <w:r>
-              <w:t>Does this derivation need gauge fixing?</w:t>
+              <w:t>Use Furry's theorem to explain why the three-vertex loop cancels against its reversed orientation.</w:t>
             </w:r>
           </w:p>
+        </w:tc>
+        <w:tc>
+          <w:tcPr>
+            <w:tcW w:type="dxa" w:w="2448"/>
+            <w:vAlign w:val="center"/>
+            <w:shd w:fill="EAF2F8"/>
+            <w:tcMar>
+              <w:top w:w="100" w:type="dxa"/>
+              <w:start w:w="100" w:type="dxa"/>
+              <w:bottom w:w="100" w:type="dxa"/>
+              <w:end w:w="100" w:type="dxa"/>
+            </w:tcMar>
+          </w:tcPr>
+          <w:p/>
+        </w:tc>
+        <w:tc>
+          <w:tcPr>
+            <w:tcW w:type="dxa" w:w="2448"/>
+            <w:vAlign w:val="center"/>
+            <w:shd w:fill="EAF2F8"/>
+            <w:tcMar>
+              <w:top w:w="100" w:type="dxa"/>
+              <w:start w:w="100" w:type="dxa"/>
+              <w:bottom w:w="100" w:type="dxa"/>
+              <w:end w:w="100" w:type="dxa"/>
+            </w:tcMar>
+          </w:tcPr>
+          <w:p/>
         </w:tc>
       </w:tr>
       <w:tr>
         <w:tc>
           <w:tcPr>
-            <w:tcW w:type="dxa" w:w="720"/>
+            <w:tcW w:type="dxa" w:w="2448"/>
             <w:vAlign w:val="center"/>
             <w:tcMar>
               <w:top w:w="100" w:type="dxa"/>
@@ -1255,7 +4524,7 @@
         </w:tc>
         <w:tc>
           <w:tcPr>
-            <w:tcW w:type="dxa" w:w="9072"/>
+            <w:tcW w:type="dxa" w:w="2448"/>
             <w:vAlign w:val="center"/>
             <w:tcMar>
               <w:top w:w="100" w:type="dxa"/>
@@ -1266,15 +4535,41 @@
           </w:tcPr>
           <w:p>
             <w:r>
-              <w:t>Recover the Feynman-gauge photon propagator from the photon Gaussian.</w:t>
+              <w:t>Show that the Møller diagrams differ by one Grassmann swap.</w:t>
             </w:r>
           </w:p>
+        </w:tc>
+        <w:tc>
+          <w:tcPr>
+            <w:tcW w:type="dxa" w:w="2448"/>
+            <w:vAlign w:val="center"/>
+            <w:tcMar>
+              <w:top w:w="100" w:type="dxa"/>
+              <w:start w:w="100" w:type="dxa"/>
+              <w:bottom w:w="100" w:type="dxa"/>
+              <w:end w:w="100" w:type="dxa"/>
+            </w:tcMar>
+          </w:tcPr>
+          <w:p/>
+        </w:tc>
+        <w:tc>
+          <w:tcPr>
+            <w:tcW w:type="dxa" w:w="2448"/>
+            <w:vAlign w:val="center"/>
+            <w:tcMar>
+              <w:top w:w="100" w:type="dxa"/>
+              <w:start w:w="100" w:type="dxa"/>
+              <w:bottom w:w="100" w:type="dxa"/>
+              <w:end w:w="100" w:type="dxa"/>
+            </w:tcMar>
+          </w:tcPr>
+          <w:p/>
         </w:tc>
       </w:tr>
       <w:tr>
         <w:tc>
           <w:tcPr>
-            <w:tcW w:type="dxa" w:w="720"/>
+            <w:tcW w:type="dxa" w:w="2448"/>
             <w:vAlign w:val="center"/>
             <w:shd w:fill="EAF2F8"/>
             <w:tcMar>
@@ -1292,7 +4587,7 @@
         </w:tc>
         <w:tc>
           <w:tcPr>
-            <w:tcW w:type="dxa" w:w="9072"/>
+            <w:tcW w:type="dxa" w:w="2448"/>
             <w:vAlign w:val="center"/>
             <w:shd w:fill="EAF2F8"/>
             <w:tcMar>
@@ -1304,9 +4599,429 @@
           </w:tcPr>
           <w:p>
             <w:r>
-              <w:t>Challenge: show that the 1/2! for two identical vertices in vacuum polarization is cancelled by one factor of 2, leaving the 1/2 that is sometimes written in front of a photon loop, while the fermion loop of Lesson 62 has no 1/2 because the two vertices are distinguished by the directed fermion line.</w:t>
+              <w:t>Why do the two Compton diagrams add with a plus sign?</w:t>
             </w:r>
           </w:p>
+        </w:tc>
+        <w:tc>
+          <w:tcPr>
+            <w:tcW w:type="dxa" w:w="2448"/>
+            <w:vAlign w:val="center"/>
+            <w:shd w:fill="EAF2F8"/>
+            <w:tcMar>
+              <w:top w:w="100" w:type="dxa"/>
+              <w:start w:w="100" w:type="dxa"/>
+              <w:bottom w:w="100" w:type="dxa"/>
+              <w:end w:w="100" w:type="dxa"/>
+            </w:tcMar>
+          </w:tcPr>
+          <w:p/>
+        </w:tc>
+        <w:tc>
+          <w:tcPr>
+            <w:tcW w:type="dxa" w:w="2448"/>
+            <w:vAlign w:val="center"/>
+            <w:shd w:fill="EAF2F8"/>
+            <w:tcMar>
+              <w:top w:w="100" w:type="dxa"/>
+              <w:start w:w="100" w:type="dxa"/>
+              <w:bottom w:w="100" w:type="dxa"/>
+              <w:end w:w="100" w:type="dxa"/>
+            </w:tcMar>
+          </w:tcPr>
+          <w:p/>
+        </w:tc>
+      </w:tr>
+      <w:tr>
+        <w:tc>
+          <w:tcPr>
+            <w:tcW w:type="dxa" w:w="2448"/>
+            <w:vAlign w:val="center"/>
+            <w:tcMar>
+              <w:top w:w="100" w:type="dxa"/>
+              <w:start w:w="100" w:type="dxa"/>
+              <w:bottom w:w="100" w:type="dxa"/>
+              <w:end w:w="100" w:type="dxa"/>
+            </w:tcMar>
+          </w:tcPr>
+          <w:p>
+            <w:r>
+              <w:t>11</w:t>
+            </w:r>
+          </w:p>
+        </w:tc>
+        <w:tc>
+          <w:tcPr>
+            <w:tcW w:type="dxa" w:w="2448"/>
+            <w:vAlign w:val="center"/>
+            <w:tcMar>
+              <w:top w:w="100" w:type="dxa"/>
+              <w:start w:w="100" w:type="dxa"/>
+              <w:bottom w:w="100" w:type="dxa"/>
+              <w:end w:w="100" w:type="dxa"/>
+            </w:tcMar>
+          </w:tcPr>
+          <w:p>
+            <w:r>
+              <w:t>In Worked example 3, keep the spin labels, and show that ū₃γ⁰u₁ → 2m δ_{s₃s₁} as q → 0.</w:t>
+            </w:r>
+          </w:p>
+        </w:tc>
+        <w:tc>
+          <w:tcPr>
+            <w:tcW w:type="dxa" w:w="2448"/>
+            <w:vAlign w:val="center"/>
+            <w:tcMar>
+              <w:top w:w="100" w:type="dxa"/>
+              <w:start w:w="100" w:type="dxa"/>
+              <w:bottom w:w="100" w:type="dxa"/>
+              <w:end w:w="100" w:type="dxa"/>
+            </w:tcMar>
+          </w:tcPr>
+          <w:p/>
+        </w:tc>
+        <w:tc>
+          <w:tcPr>
+            <w:tcW w:type="dxa" w:w="2448"/>
+            <w:vAlign w:val="center"/>
+            <w:tcMar>
+              <w:top w:w="100" w:type="dxa"/>
+              <w:start w:w="100" w:type="dxa"/>
+              <w:bottom w:w="100" w:type="dxa"/>
+              <w:end w:w="100" w:type="dxa"/>
+            </w:tcMar>
+          </w:tcPr>
+          <w:p/>
+        </w:tc>
+      </w:tr>
+      <w:tr>
+        <w:tc>
+          <w:tcPr>
+            <w:tcW w:type="dxa" w:w="2448"/>
+            <w:vAlign w:val="center"/>
+            <w:shd w:fill="EAF2F8"/>
+            <w:tcMar>
+              <w:top w:w="100" w:type="dxa"/>
+              <w:start w:w="100" w:type="dxa"/>
+              <w:bottom w:w="100" w:type="dxa"/>
+              <w:end w:w="100" w:type="dxa"/>
+            </w:tcMar>
+          </w:tcPr>
+          <w:p>
+            <w:r>
+              <w:t>12</w:t>
+            </w:r>
+          </w:p>
+        </w:tc>
+        <w:tc>
+          <w:tcPr>
+            <w:tcW w:type="dxa" w:w="2448"/>
+            <w:vAlign w:val="center"/>
+            <w:shd w:fill="EAF2F8"/>
+            <w:tcMar>
+              <w:top w:w="100" w:type="dxa"/>
+              <w:start w:w="100" w:type="dxa"/>
+              <w:bottom w:w="100" w:type="dxa"/>
+              <w:end w:w="100" w:type="dxa"/>
+            </w:tcMar>
+          </w:tcPr>
+          <w:p>
+            <w:r>
+              <w:t>From Ṽ(q) = e²/</w:t>
+            </w:r>
+          </w:p>
+        </w:tc>
+        <w:tc>
+          <w:tcPr>
+            <w:tcW w:type="dxa" w:w="2448"/>
+            <w:vAlign w:val="center"/>
+            <w:shd w:fill="EAF2F8"/>
+            <w:tcMar>
+              <w:top w:w="100" w:type="dxa"/>
+              <w:start w:w="100" w:type="dxa"/>
+              <w:bottom w:w="100" w:type="dxa"/>
+              <w:end w:w="100" w:type="dxa"/>
+            </w:tcMar>
+          </w:tcPr>
+          <w:p>
+            <w:r>
+              <w:t>q</w:t>
+            </w:r>
+          </w:p>
+        </w:tc>
+        <w:tc>
+          <w:tcPr>
+            <w:tcW w:type="dxa" w:w="2448"/>
+            <w:vAlign w:val="center"/>
+            <w:shd w:fill="EAF2F8"/>
+            <w:tcMar>
+              <w:top w:w="100" w:type="dxa"/>
+              <w:start w:w="100" w:type="dxa"/>
+              <w:bottom w:w="100" w:type="dxa"/>
+              <w:end w:w="100" w:type="dxa"/>
+            </w:tcMar>
+          </w:tcPr>
+          <w:p>
+            <w:r>
+              <w:t>², obtain V(r) = α/r.</w:t>
+            </w:r>
+          </w:p>
+        </w:tc>
+      </w:tr>
+      <w:tr>
+        <w:tc>
+          <w:tcPr>
+            <w:tcW w:type="dxa" w:w="2448"/>
+            <w:vAlign w:val="center"/>
+            <w:tcMar>
+              <w:top w:w="100" w:type="dxa"/>
+              <w:start w:w="100" w:type="dxa"/>
+              <w:bottom w:w="100" w:type="dxa"/>
+              <w:end w:w="100" w:type="dxa"/>
+            </w:tcMar>
+          </w:tcPr>
+          <w:p>
+            <w:r>
+              <w:t>13</w:t>
+            </w:r>
+          </w:p>
+        </w:tc>
+        <w:tc>
+          <w:tcPr>
+            <w:tcW w:type="dxa" w:w="2448"/>
+            <w:vAlign w:val="center"/>
+            <w:tcMar>
+              <w:top w:w="100" w:type="dxa"/>
+              <w:start w:w="100" w:type="dxa"/>
+              <w:bottom w:w="100" w:type="dxa"/>
+              <w:end w:w="100" w:type="dxa"/>
+            </w:tcMar>
+          </w:tcPr>
+          <w:p>
+            <w:r>
+              <w:t>Derive the cubic scalar-QED vertex −iq(p + p′)^μ carefully, keeping the sign of each term.</w:t>
+            </w:r>
+          </w:p>
+        </w:tc>
+        <w:tc>
+          <w:tcPr>
+            <w:tcW w:type="dxa" w:w="2448"/>
+            <w:vAlign w:val="center"/>
+            <w:tcMar>
+              <w:top w:w="100" w:type="dxa"/>
+              <w:start w:w="100" w:type="dxa"/>
+              <w:bottom w:w="100" w:type="dxa"/>
+              <w:end w:w="100" w:type="dxa"/>
+            </w:tcMar>
+          </w:tcPr>
+          <w:p/>
+        </w:tc>
+        <w:tc>
+          <w:tcPr>
+            <w:tcW w:type="dxa" w:w="2448"/>
+            <w:vAlign w:val="center"/>
+            <w:tcMar>
+              <w:top w:w="100" w:type="dxa"/>
+              <w:start w:w="100" w:type="dxa"/>
+              <w:bottom w:w="100" w:type="dxa"/>
+              <w:end w:w="100" w:type="dxa"/>
+            </w:tcMar>
+          </w:tcPr>
+          <w:p/>
+        </w:tc>
+      </w:tr>
+      <w:tr>
+        <w:tc>
+          <w:tcPr>
+            <w:tcW w:type="dxa" w:w="2448"/>
+            <w:vAlign w:val="center"/>
+            <w:shd w:fill="EAF2F8"/>
+            <w:tcMar>
+              <w:top w:w="100" w:type="dxa"/>
+              <w:start w:w="100" w:type="dxa"/>
+              <w:bottom w:w="100" w:type="dxa"/>
+              <w:end w:w="100" w:type="dxa"/>
+            </w:tcMar>
+          </w:tcPr>
+          <w:p>
+            <w:r>
+              <w:t>14</w:t>
+            </w:r>
+          </w:p>
+        </w:tc>
+        <w:tc>
+          <w:tcPr>
+            <w:tcW w:type="dxa" w:w="2448"/>
+            <w:vAlign w:val="center"/>
+            <w:shd w:fill="EAF2F8"/>
+            <w:tcMar>
+              <w:top w:w="100" w:type="dxa"/>
+              <w:start w:w="100" w:type="dxa"/>
+              <w:bottom w:w="100" w:type="dxa"/>
+              <w:end w:w="100" w:type="dxa"/>
+            </w:tcMar>
+          </w:tcPr>
+          <w:p>
+            <w:r>
+              <w:t>Explain the factor 2 in the seagull vertex.</w:t>
+            </w:r>
+          </w:p>
+        </w:tc>
+        <w:tc>
+          <w:tcPr>
+            <w:tcW w:type="dxa" w:w="2448"/>
+            <w:vAlign w:val="center"/>
+            <w:shd w:fill="EAF2F8"/>
+            <w:tcMar>
+              <w:top w:w="100" w:type="dxa"/>
+              <w:start w:w="100" w:type="dxa"/>
+              <w:bottom w:w="100" w:type="dxa"/>
+              <w:end w:w="100" w:type="dxa"/>
+            </w:tcMar>
+          </w:tcPr>
+          <w:p/>
+        </w:tc>
+        <w:tc>
+          <w:tcPr>
+            <w:tcW w:type="dxa" w:w="2448"/>
+            <w:vAlign w:val="center"/>
+            <w:shd w:fill="EAF2F8"/>
+            <w:tcMar>
+              <w:top w:w="100" w:type="dxa"/>
+              <w:start w:w="100" w:type="dxa"/>
+              <w:bottom w:w="100" w:type="dxa"/>
+              <w:end w:w="100" w:type="dxa"/>
+            </w:tcMar>
+          </w:tcPr>
+          <w:p/>
+        </w:tc>
+      </w:tr>
+      <w:tr>
+        <w:tc>
+          <w:tcPr>
+            <w:tcW w:type="dxa" w:w="2448"/>
+            <w:vAlign w:val="center"/>
+            <w:tcMar>
+              <w:top w:w="100" w:type="dxa"/>
+              <w:start w:w="100" w:type="dxa"/>
+              <w:bottom w:w="100" w:type="dxa"/>
+              <w:end w:w="100" w:type="dxa"/>
+            </w:tcMar>
+          </w:tcPr>
+          <w:p>
+            <w:r>
+              <w:t>15</w:t>
+            </w:r>
+          </w:p>
+        </w:tc>
+        <w:tc>
+          <w:tcPr>
+            <w:tcW w:type="dxa" w:w="2448"/>
+            <w:vAlign w:val="center"/>
+            <w:tcMar>
+              <w:top w:w="100" w:type="dxa"/>
+              <w:start w:w="100" w:type="dxa"/>
+              <w:bottom w:w="100" w:type="dxa"/>
+              <w:end w:w="100" w:type="dxa"/>
+            </w:tcMar>
+          </w:tcPr>
+          <w:p>
+            <w:r>
+              <w:t>Show that the −¼δ₃F² counterterm gives the vertex −iδ₃(k²g^{μν} − k^μk^ν).</w:t>
+            </w:r>
+          </w:p>
+        </w:tc>
+        <w:tc>
+          <w:tcPr>
+            <w:tcW w:type="dxa" w:w="2448"/>
+            <w:vAlign w:val="center"/>
+            <w:tcMar>
+              <w:top w:w="100" w:type="dxa"/>
+              <w:start w:w="100" w:type="dxa"/>
+              <w:bottom w:w="100" w:type="dxa"/>
+              <w:end w:w="100" w:type="dxa"/>
+            </w:tcMar>
+          </w:tcPr>
+          <w:p/>
+        </w:tc>
+        <w:tc>
+          <w:tcPr>
+            <w:tcW w:type="dxa" w:w="2448"/>
+            <w:vAlign w:val="center"/>
+            <w:tcMar>
+              <w:top w:w="100" w:type="dxa"/>
+              <w:start w:w="100" w:type="dxa"/>
+              <w:bottom w:w="100" w:type="dxa"/>
+              <w:end w:w="100" w:type="dxa"/>
+            </w:tcMar>
+          </w:tcPr>
+          <w:p/>
+        </w:tc>
+      </w:tr>
+      <w:tr>
+        <w:tc>
+          <w:tcPr>
+            <w:tcW w:type="dxa" w:w="2448"/>
+            <w:vAlign w:val="center"/>
+            <w:shd w:fill="EAF2F8"/>
+            <w:tcMar>
+              <w:top w:w="100" w:type="dxa"/>
+              <w:start w:w="100" w:type="dxa"/>
+              <w:bottom w:w="100" w:type="dxa"/>
+              <w:end w:w="100" w:type="dxa"/>
+            </w:tcMar>
+          </w:tcPr>
+          <w:p>
+            <w:r>
+              <w:t>16</w:t>
+            </w:r>
+          </w:p>
+        </w:tc>
+        <w:tc>
+          <w:tcPr>
+            <w:tcW w:type="dxa" w:w="2448"/>
+            <w:vAlign w:val="center"/>
+            <w:shd w:fill="EAF2F8"/>
+            <w:tcMar>
+              <w:top w:w="100" w:type="dxa"/>
+              <w:start w:w="100" w:type="dxa"/>
+              <w:bottom w:w="100" w:type="dxa"/>
+              <w:end w:w="100" w:type="dxa"/>
+            </w:tcMar>
+          </w:tcPr>
+          <w:p>
+            <w:r>
+              <w:t>Challenge: for scalar Compton scattering at tree level, write the three diagrams and show that replacing ε^μ by k^μ makes the sum vanish.</w:t>
+            </w:r>
+          </w:p>
+        </w:tc>
+        <w:tc>
+          <w:tcPr>
+            <w:tcW w:type="dxa" w:w="2448"/>
+            <w:vAlign w:val="center"/>
+            <w:shd w:fill="EAF2F8"/>
+            <w:tcMar>
+              <w:top w:w="100" w:type="dxa"/>
+              <w:start w:w="100" w:type="dxa"/>
+              <w:bottom w:w="100" w:type="dxa"/>
+              <w:end w:w="100" w:type="dxa"/>
+            </w:tcMar>
+          </w:tcPr>
+          <w:p/>
+        </w:tc>
+        <w:tc>
+          <w:tcPr>
+            <w:tcW w:type="dxa" w:w="2448"/>
+            <w:vAlign w:val="center"/>
+            <w:shd w:fill="EAF2F8"/>
+            <w:tcMar>
+              <w:top w:w="100" w:type="dxa"/>
+              <w:start w:w="100" w:type="dxa"/>
+              <w:bottom w:w="100" w:type="dxa"/>
+              <w:end w:w="100" w:type="dxa"/>
+            </w:tcMar>
+          </w:tcPr>
+          <w:p/>
         </w:tc>
       </w:tr>
     </w:tbl>
@@ -1329,7 +5044,7 @@
         <w:t xml:space="preserve"> </w:t>
       </w:r>
       <w:r>
-        <w:t>Z=Z_0 ⟨e^{iS_int}⟩_0.</w:t>
+        <w:t>δ/δη̄ of i∫η̄ψ is iψ, so −iδ/δη̄ gives ψ. For ψ̄η, move η to the left, ψ̄η = −ηψ̄, so δ/δη gives −iψ̄ and iδ/δη gives ψ̄.</w:t>
       </w:r>
     </w:p>
     <w:p>
@@ -1343,7 +5058,7 @@
         <w:t xml:space="preserve"> </w:t>
       </w:r>
       <w:r>
-        <w:t>i∫e ψ̄γ^μψ A_μ, which Fourier-transforms to +ieγ^μ.</w:t>
+        <w:t>The exponential is 1 at e = 0, leaving Z₀.</w:t>
       </w:r>
     </w:p>
     <w:p>
@@ -1357,7 +5072,7 @@
         <w:t xml:space="preserve"> </w:t>
       </w:r>
       <w:r>
-        <w:t>There are n! assignments of n identical vertex insertions to n labelled points.</w:t>
+        <w:t>The order is ψ₁ψ̄₂ ψ̄_zψ_z A A. Moving ψ̄₂ to the right past ψ̄_z and ψ_z takes two swaps, giving (+1). Then ψ₁ψ̄_z and ψ_zψ̄₂ are adjacent pairs.</w:t>
       </w:r>
     </w:p>
     <w:p>
@@ -1371,7 +5086,7 @@
         <w:t xml:space="preserve"> </w:t>
       </w:r>
       <w:r>
-        <w:t>D_μν(x−y).</w:t>
+        <w:t>The two vertex points z₁ and z₂ can be assigned to the two distinct positions in the diagram in 2! ways, each giving the same integral.</w:t>
       </w:r>
     </w:p>
     <w:p>
@@ -1385,7 +5100,7 @@
         <w:t xml:space="preserve"> </w:t>
       </w:r>
       <w:r>
-        <w:t>Reordering Grassmann variables to close a trace.</w:t>
+        <w:t>∫d⁴z e^{i(p₁ − p₂ − k)·z} = (2π)⁴δ⁴(p₁ − p₂ − k). The momentum entering the vertex equals the momentum leaving.</w:t>
       </w:r>
     </w:p>
     <w:p>
@@ -1399,7 +5114,7 @@
         <w:t xml:space="preserve"> </w:t>
       </w:r>
       <w:r>
-        <w:t>Plus: the two diagrams are bosonic reassignments of which photon is which, Lesson 56.</w:t>
+        <w:t>Vertex correction: I = 3, V = 3, so L = 1. Two-loop self-energy, such as the rainbow: I = 5, V = 4, so L = 2.</w:t>
       </w:r>
     </w:p>
     <w:p>
@@ -1413,7 +5128,7 @@
         <w:t xml:space="preserve"> </w:t>
       </w:r>
       <w:r>
-        <w:t>Minus: exchanging two external electron fields.</w:t>
+        <w:t>Bring ψ_z₃ to the front past five Grassmann variables, an odd number. The −1 is the same for any number of vertices.</w:t>
       </w:r>
     </w:p>
     <w:p>
@@ -1427,7 +5142,7 @@
         <w:t xml:space="preserve"> </w:t>
       </w:r>
       <w:r>
-        <w:t>Yes, to define DA; Lesson 70. The rules after gauge fixing match Lesson 49.</w:t>
+        <w:t>Reversing the orientation conjugates the trace with the charge-conjugation matrix, giving (−1)³. The two orientations cancel.</w:t>
       </w:r>
     </w:p>
     <w:p>
@@ -1441,7 +5156,7 @@
         <w:t xml:space="preserve"> </w:t>
       </w:r>
       <w:r>
-        <w:t>Completing the square in ℒ=−¼F²−(1/(2ξ))(∂A)² at ξ=1 inverts to −ig_μν/k².</w:t>
+        <w:t>The two diagrams pair ψ(x₃) with vertex 1 and ψ(x₄) with vertex 2, or the reverse. Going from one to the other exchanges ψ(x₃) and ψ(x₄), a single swap.</w:t>
       </w:r>
     </w:p>
     <w:p>
@@ -1455,7 +5170,145 @@
         <w:t xml:space="preserve"> </w:t>
       </w:r>
       <w:r>
-        <w:t>A boson loop with two identical vertices has a leftover 1/2. A directed fermion loop does not: the two vertices are ordered by the arrow, so the 1/2! is cancelled completely. That is why Lesson 62 has no 1/2 in front of the trace.</w:t>
+        <w:t>The two diagrams differ by exchanging which photon field attaches where. Photon fields commute, so there is no sign.</w:t>
+      </w:r>
+    </w:p>
+    <w:p>
+      <w:r>
+        <w:rPr>
+          <w:b/>
+        </w:rPr>
+        <w:t>11.</w:t>
+      </w:r>
+      <w:r>
+        <w:t xml:space="preserve"> </w:t>
+      </w:r>
+      <w:r>
+        <w:t>In the Dirac representation at rest, u = √(2m)(ξ, 0), and ū₃γ⁰u₁ = u₃†u₁ = 2mξ₃†ξ₁ = 2mδ_{s₃s₁}.</w:t>
+      </w:r>
+    </w:p>
+    <w:p>
+      <w:r>
+        <w:rPr>
+          <w:b/>
+        </w:rPr>
+        <w:t>12.</w:t>
+      </w:r>
+      <w:r>
+        <w:t xml:space="preserve"> </w:t>
+      </w:r>
+      <w:r>
+        <w:t>∫d³q e^{iq·r}/[(2π)³|q|²] = 1/(4πr), so V = e²/(4πr) = α/r, using α = e²/4π.</w:t>
+      </w:r>
+    </w:p>
+    <w:p>
+      <w:r>
+        <w:rPr>
+          <w:b/>
+        </w:rPr>
+        <w:t>13.</w:t>
+      </w:r>
+      <w:r>
+        <w:t xml:space="preserve"> </w:t>
+      </w:r>
+      <w:r>
+        <w:t>The cross terms are (∂_μφ</w:t>
+      </w:r>
+      <w:r>
+        <w:rPr>
+          <w:i/>
+        </w:rPr>
+        <w:t>)(iqA^μφ) + (−iqA_μφ</w:t>
+      </w:r>
+      <w:r>
+        <w:t>)(∂^μφ) = iqA^μ[(∂_μφ</w:t>
+      </w:r>
+      <w:r>
+        <w:rPr>
+          <w:i/>
+        </w:rPr>
+        <w:t>)φ − φ</w:t>
+      </w:r>
+      <w:r>
+        <w:t>∂_μφ]. With ∂φ</w:t>
+      </w:r>
+      <w:r>
+        <w:rPr>
+          <w:i/>
+        </w:rPr>
+        <w:t xml:space="preserve"> → ip′ and ∂φ → −ip, the bracket is i(p′ + p)φ</w:t>
+      </w:r>
+      <w:r>
+        <w:t>φ. Multiplying by i for the vertex gives i·iq·i(p + p′) = −iq(p + p′).</w:t>
+      </w:r>
+    </w:p>
+    <w:p>
+      <w:r>
+        <w:rPr>
+          <w:b/>
+        </w:rPr>
+        <w:t>14.</w:t>
+      </w:r>
+      <w:r>
+        <w:t xml:space="preserve"> </w:t>
+      </w:r>
+      <w:r>
+        <w:t>A_μA^μ contains two photon fields. Two external photons can be attached to them in 2 ways.</w:t>
+      </w:r>
+    </w:p>
+    <w:p>
+      <w:r>
+        <w:rPr>
+          <w:b/>
+        </w:rPr>
+        <w:t>15.</w:t>
+      </w:r>
+      <w:r>
+        <w:t xml:space="preserve"> </w:t>
+      </w:r>
+      <w:r>
+        <w:t>−¼δ₃F² = ½δ₃A_μ(∂²g^{μν} − ∂^μ∂^ν)A_ν. In momentum space this is ½δ₃A(−k²g + kk)A. The two identical fields give a factor 2, so i times the coefficient is −iδ₃(k²g − kk).</w:t>
+      </w:r>
+    </w:p>
+    <w:p>
+      <w:r>
+        <w:rPr>
+          <w:b/>
+        </w:rPr>
+        <w:t>16.</w:t>
+      </w:r>
+      <w:r>
+        <w:t xml:space="preserve"> </w:t>
+      </w:r>
+      <w:r>
+        <w:t>Take γ(k₁, ε₁) + φ(p) → γ(k₂, ε₂) + φ(p′). The s-channel diagram is [−iq(2p + k₁)·ε₁][i/((p + k₁)² − m²)][−iq(2p′ + k₂)·ε₂</w:t>
+      </w:r>
+      <w:r>
+        <w:rPr>
+          <w:i/>
+        </w:rPr>
+        <w:t>]. The u-channel diagram is [−iq(2p′ − k₁)·ε₁][i/((p − k₂)² − m²)][−iq(2p − k₂)·ε₂</w:t>
+      </w:r>
+      <w:r>
+        <w:t>]. The seagull is 2iq²ε₁·ε₂</w:t>
+      </w:r>
+      <w:r>
+        <w:rPr>
+          <w:i/>
+        </w:rPr>
+        <w:t>. Replace ε₁ by k₁. In the s-channel, (2p + k₁)·k₁ = 2p·k₁ = (p + k₁)² − m², which cancels the propagator and leaves −iq²(2p′ + k₂)·ε₂</w:t>
+      </w:r>
+      <w:r>
+        <w:t>. In the u-channel, (2p′ − k₁)·k₁ = 2p′·k₁ = 2p·k₂ = −[(p − k₂)² − m²], which leaves +iq²(2p − k₂)·ε₂</w:t>
+      </w:r>
+      <w:r>
+        <w:rPr>
+          <w:i/>
+        </w:rPr>
+        <w:t>. Using p′ − p + k₂ = k₁, the two sum to −2iq²k₁·ε₂</w:t>
+      </w:r>
+      <w:r>
+        <w:t>. The seagull gives +2iq²k₁·ε₂*, and the total vanishes. Without the seagull, the amplitude would not be gauge invariant.</w:t>
       </w:r>
     </w:p>
     <w:p>
@@ -1471,7 +5324,7 @@
         <w:pStyle w:val="ListBullet"/>
       </w:pPr>
       <w:r>
-        <w:t>I can expand e^{iS_int} and Wick-contract to Lesson 49's rules.</w:t>
+        <w:t>I can write the master formula and explain how it generates perturbation theory.</w:t>
       </w:r>
     </w:p>
     <w:p>
@@ -1479,7 +5332,7 @@
         <w:pStyle w:val="ListBullet"/>
       </w:pPr>
       <w:r>
-        <w:t>I can read +ieγ^μ off S_int.</w:t>
+        <w:t>I can derive the propagators and the vertex ieγ^μ, and explain the cancellation of 1/n!.</w:t>
       </w:r>
     </w:p>
     <w:p>
@@ -1487,7 +5340,31 @@
         <w:pStyle w:val="ListBullet"/>
       </w:pPr>
       <w:r>
-        <w:t>I can locate the fermion-loop minus in the Grassmann algebra.</w:t>
+        <w:t>I can derive momentum conservation and the loop count from the Fourier integrals.</w:t>
+      </w:r>
+    </w:p>
+    <w:p>
+      <w:pPr>
+        <w:pStyle w:val="ListBullet"/>
+      </w:pPr>
+      <w:r>
+        <w:t>I can obtain every fermion sign by reordering Grassmann variables.</w:t>
+      </w:r>
+    </w:p>
+    <w:p>
+      <w:pPr>
+        <w:pStyle w:val="ListBullet"/>
+      </w:pPr>
+      <w:r>
+        <w:t>I can compute the e–μ amplitude and recover the Coulomb potential.</w:t>
+      </w:r>
+    </w:p>
+    <w:p>
+      <w:pPr>
+        <w:pStyle w:val="ListBullet"/>
+      </w:pPr>
+      <w:r>
+        <w:t>I can read off vertices for derivative couplings, including the seagull.</w:t>
       </w:r>
     </w:p>
     <w:p>
@@ -1500,7 +5377,7 @@
     </w:p>
     <w:p>
       <w:r>
-        <w:t>Lesson 84 Wick-rotates the same integral to imaginary time and imposes period 1/T, the finite-temperature theory.</w:t>
+        <w:t>Lesson 84 rotates the same integral to imaginary time and makes it periodic with period 1/T, which is QED at finite temperature.</w:t>
       </w:r>
     </w:p>
     <w:sectPr>
